--- a/p8/submission/p8_pacific_sids_vi.docx
+++ b/p8/submission/p8_pacific_sids_vi.docx
@@ -2577,7 +2577,7 @@
         <w:t xml:space="preserve">cấu trúc gộp mặt cắt ngang</w:t>
       </w:r>
       <w:r>
-        <w:t xml:space="preserve">: trong khi chúng tôi gộp qua nhiều đợt khảo sát quốc gia-năm (2009–2025), ít nền kinh tế SIDS có nhiều hơn một đợt WBES (xem Bảng 1), làm hạn chế nhận dạng panel cho các tác động nhân quả. Ước lượng FIP chủ yếu được nhận dạng từ biến thiên mặt cắt ngang của FSTS trong các ô quốc gia-năm. Công việc tương lai sử dụng dữ liệu panel, nơi có sẵn cho Fiji và Papua New Guinea (hai nền kinh tế có hai đợt khảo sát), có thể củng cố nhận dạng nhân quả.</w:t>
+        <w:t xml:space="preserve">: trong khi chúng tôi gộp qua nhiều đợt khảo sát quốc gia-năm (2009–2025), ít nền kinh tế SIDS có nhiều hơn một đợt WBES (xem Bảng 1), làm hạn chế nhận dạng panel cho các tác động nhân quả. Ước lượng FIP chủ yếu được nhận dạng từ biến thiên mặt cắt ngang của FSTS trong các ô quốc gia-năm. Công việc tương lai sử dụng dữ liệu panel, nơi có sẵn cho Fiji, Papua New Guinea và Vanuatu (ba nền kinh tế có hai đợt khảo sát), có thể củng cố nhận dạng nhân quả.</w:t>
       </w:r>
     </w:p>
     <w:p>
@@ -3546,55 +3546,55 @@
               <w:jc w:val="left"/>
             </w:pPr>
             <w:r>
-              <w:t xml:space="preserve">,</w:t>
-            </w:r>
-          </w:p>
-        </w:tc>
-        <w:tc>
-          <w:tcPr/>
-          <w:p>
-            <w:pPr>
-              <w:pStyle w:val="Compact"/>
-              <w:jc w:val="left"/>
-            </w:pPr>
-            <w:r>
-              <w:t xml:space="preserve">,</w:t>
-            </w:r>
-          </w:p>
-        </w:tc>
-        <w:tc>
-          <w:tcPr/>
-          <w:p>
-            <w:pPr>
-              <w:pStyle w:val="Compact"/>
-              <w:jc w:val="left"/>
-            </w:pPr>
-            <w:r>
-              <w:t xml:space="preserve">,</w:t>
-            </w:r>
-          </w:p>
-        </w:tc>
-        <w:tc>
-          <w:tcPr/>
-          <w:p>
-            <w:pPr>
-              <w:pStyle w:val="Compact"/>
-              <w:jc w:val="left"/>
-            </w:pPr>
-            <w:r>
-              <w:t xml:space="preserve">,</w:t>
-            </w:r>
-          </w:p>
-        </w:tc>
-        <w:tc>
-          <w:tcPr/>
-          <w:p>
-            <w:pPr>
-              <w:pStyle w:val="Compact"/>
-              <w:jc w:val="left"/>
-            </w:pPr>
-            <w:r>
-              <w:t xml:space="preserve">,</w:t>
+              <w:t xml:space="preserve">165</w:t>
+            </w:r>
+          </w:p>
+        </w:tc>
+        <w:tc>
+          <w:tcPr/>
+          <w:p>
+            <w:pPr>
+              <w:pStyle w:val="Compact"/>
+              <w:jc w:val="left"/>
+            </w:pPr>
+            <w:r>
+              <w:t xml:space="preserve">46</w:t>
+            </w:r>
+          </w:p>
+        </w:tc>
+        <w:tc>
+          <w:tcPr/>
+          <w:p>
+            <w:pPr>
+              <w:pStyle w:val="Compact"/>
+              <w:jc w:val="left"/>
+            </w:pPr>
+            <w:r>
+              <w:t xml:space="preserve">27,9%</w:t>
+            </w:r>
+          </w:p>
+        </w:tc>
+        <w:tc>
+          <w:tcPr/>
+          <w:p>
+            <w:pPr>
+              <w:pStyle w:val="Compact"/>
+              <w:jc w:val="left"/>
+            </w:pPr>
+            <w:r>
+              <w:t xml:space="preserve">0,109</w:t>
+            </w:r>
+          </w:p>
+        </w:tc>
+        <w:tc>
+          <w:tcPr/>
+          <w:p>
+            <w:pPr>
+              <w:pStyle w:val="Compact"/>
+              <w:jc w:val="left"/>
+            </w:pPr>
+            <w:r>
+              <w:t xml:space="preserve">2009, 2025</w:t>
             </w:r>
           </w:p>
         </w:tc>
@@ -3620,55 +3620,55 @@
               <w:jc w:val="left"/>
             </w:pPr>
             <w:r>
-              <w:t xml:space="preserve">,</w:t>
-            </w:r>
-          </w:p>
-        </w:tc>
-        <w:tc>
-          <w:tcPr/>
-          <w:p>
-            <w:pPr>
-              <w:pStyle w:val="Compact"/>
-              <w:jc w:val="left"/>
-            </w:pPr>
-            <w:r>
-              <w:t xml:space="preserve">,</w:t>
-            </w:r>
-          </w:p>
-        </w:tc>
-        <w:tc>
-          <w:tcPr/>
-          <w:p>
-            <w:pPr>
-              <w:pStyle w:val="Compact"/>
-              <w:jc w:val="left"/>
-            </w:pPr>
-            <w:r>
-              <w:t xml:space="preserve">,</w:t>
-            </w:r>
-          </w:p>
-        </w:tc>
-        <w:tc>
-          <w:tcPr/>
-          <w:p>
-            <w:pPr>
-              <w:pStyle w:val="Compact"/>
-              <w:jc w:val="left"/>
-            </w:pPr>
-            <w:r>
-              <w:t xml:space="preserve">,</w:t>
-            </w:r>
-          </w:p>
-        </w:tc>
-        <w:tc>
-          <w:tcPr/>
-          <w:p>
-            <w:pPr>
-              <w:pStyle w:val="Compact"/>
-              <w:jc w:val="left"/>
-            </w:pPr>
-            <w:r>
-              <w:t xml:space="preserve">,</w:t>
+              <w:t xml:space="preserve">114</w:t>
+            </w:r>
+          </w:p>
+        </w:tc>
+        <w:tc>
+          <w:tcPr/>
+          <w:p>
+            <w:pPr>
+              <w:pStyle w:val="Compact"/>
+              <w:jc w:val="left"/>
+            </w:pPr>
+            <w:r>
+              <w:t xml:space="preserve">3</w:t>
+            </w:r>
+          </w:p>
+        </w:tc>
+        <w:tc>
+          <w:tcPr/>
+          <w:p>
+            <w:pPr>
+              <w:pStyle w:val="Compact"/>
+              <w:jc w:val="left"/>
+            </w:pPr>
+            <w:r>
+              <w:t xml:space="preserve">2,6%</w:t>
+            </w:r>
+          </w:p>
+        </w:tc>
+        <w:tc>
+          <w:tcPr/>
+          <w:p>
+            <w:pPr>
+              <w:pStyle w:val="Compact"/>
+              <w:jc w:val="left"/>
+            </w:pPr>
+            <w:r>
+              <w:t xml:space="preserve">0,011</w:t>
+            </w:r>
+          </w:p>
+        </w:tc>
+        <w:tc>
+          <w:tcPr/>
+          <w:p>
+            <w:pPr>
+              <w:pStyle w:val="Compact"/>
+              <w:jc w:val="left"/>
+            </w:pPr>
+            <w:r>
+              <w:t xml:space="preserve">2025</w:t>
             </w:r>
           </w:p>
         </w:tc>
@@ -3694,55 +3694,55 @@
               <w:jc w:val="left"/>
             </w:pPr>
             <w:r>
-              <w:t xml:space="preserve">,</w:t>
-            </w:r>
-          </w:p>
-        </w:tc>
-        <w:tc>
-          <w:tcPr/>
-          <w:p>
-            <w:pPr>
-              <w:pStyle w:val="Compact"/>
-              <w:jc w:val="left"/>
-            </w:pPr>
-            <w:r>
-              <w:t xml:space="preserve">,</w:t>
-            </w:r>
-          </w:p>
-        </w:tc>
-        <w:tc>
-          <w:tcPr/>
-          <w:p>
-            <w:pPr>
-              <w:pStyle w:val="Compact"/>
-              <w:jc w:val="left"/>
-            </w:pPr>
-            <w:r>
-              <w:t xml:space="preserve">,</w:t>
-            </w:r>
-          </w:p>
-        </w:tc>
-        <w:tc>
-          <w:tcPr/>
-          <w:p>
-            <w:pPr>
-              <w:pStyle w:val="Compact"/>
-              <w:jc w:val="left"/>
-            </w:pPr>
-            <w:r>
-              <w:t xml:space="preserve">,</w:t>
-            </w:r>
-          </w:p>
-        </w:tc>
-        <w:tc>
-          <w:tcPr/>
-          <w:p>
-            <w:pPr>
-              <w:pStyle w:val="Compact"/>
-              <w:jc w:val="left"/>
-            </w:pPr>
-            <w:r>
-              <w:t xml:space="preserve">,</w:t>
+              <w:t xml:space="preserve">141</w:t>
+            </w:r>
+          </w:p>
+        </w:tc>
+        <w:tc>
+          <w:tcPr/>
+          <w:p>
+            <w:pPr>
+              <w:pStyle w:val="Compact"/>
+              <w:jc w:val="left"/>
+            </w:pPr>
+            <w:r>
+              <w:t xml:space="preserve">20</w:t>
+            </w:r>
+          </w:p>
+        </w:tc>
+        <w:tc>
+          <w:tcPr/>
+          <w:p>
+            <w:pPr>
+              <w:pStyle w:val="Compact"/>
+              <w:jc w:val="left"/>
+            </w:pPr>
+            <w:r>
+              <w:t xml:space="preserve">14,2%</w:t>
+            </w:r>
+          </w:p>
+        </w:tc>
+        <w:tc>
+          <w:tcPr/>
+          <w:p>
+            <w:pPr>
+              <w:pStyle w:val="Compact"/>
+              <w:jc w:val="left"/>
+            </w:pPr>
+            <w:r>
+              <w:t xml:space="preserve">0,028</w:t>
+            </w:r>
+          </w:p>
+        </w:tc>
+        <w:tc>
+          <w:tcPr/>
+          <w:p>
+            <w:pPr>
+              <w:pStyle w:val="Compact"/>
+              <w:jc w:val="left"/>
+            </w:pPr>
+            <w:r>
+              <w:t xml:space="preserve">2015, 2024</w:t>
             </w:r>
           </w:p>
         </w:tc>
@@ -3768,55 +3768,55 @@
               <w:jc w:val="left"/>
             </w:pPr>
             <w:r>
-              <w:t xml:space="preserve">,</w:t>
-            </w:r>
-          </w:p>
-        </w:tc>
-        <w:tc>
-          <w:tcPr/>
-          <w:p>
-            <w:pPr>
-              <w:pStyle w:val="Compact"/>
-              <w:jc w:val="left"/>
-            </w:pPr>
-            <w:r>
-              <w:t xml:space="preserve">,</w:t>
-            </w:r>
-          </w:p>
-        </w:tc>
-        <w:tc>
-          <w:tcPr/>
-          <w:p>
-            <w:pPr>
-              <w:pStyle w:val="Compact"/>
-              <w:jc w:val="left"/>
-            </w:pPr>
-            <w:r>
-              <w:t xml:space="preserve">,</w:t>
-            </w:r>
-          </w:p>
-        </w:tc>
-        <w:tc>
-          <w:tcPr/>
-          <w:p>
-            <w:pPr>
-              <w:pStyle w:val="Compact"/>
-              <w:jc w:val="left"/>
-            </w:pPr>
-            <w:r>
-              <w:t xml:space="preserve">,</w:t>
-            </w:r>
-          </w:p>
-        </w:tc>
-        <w:tc>
-          <w:tcPr/>
-          <w:p>
-            <w:pPr>
-              <w:pStyle w:val="Compact"/>
-              <w:jc w:val="left"/>
-            </w:pPr>
-            <w:r>
-              <w:t xml:space="preserve">,</w:t>
+              <w:t xml:space="preserve">131</w:t>
+            </w:r>
+          </w:p>
+        </w:tc>
+        <w:tc>
+          <w:tcPr/>
+          <w:p>
+            <w:pPr>
+              <w:pStyle w:val="Compact"/>
+              <w:jc w:val="left"/>
+            </w:pPr>
+            <w:r>
+              <w:t xml:space="preserve">24</w:t>
+            </w:r>
+          </w:p>
+        </w:tc>
+        <w:tc>
+          <w:tcPr/>
+          <w:p>
+            <w:pPr>
+              <w:pStyle w:val="Compact"/>
+              <w:jc w:val="left"/>
+            </w:pPr>
+            <w:r>
+              <w:t xml:space="preserve">18,3%</w:t>
+            </w:r>
+          </w:p>
+        </w:tc>
+        <w:tc>
+          <w:tcPr/>
+          <w:p>
+            <w:pPr>
+              <w:pStyle w:val="Compact"/>
+              <w:jc w:val="left"/>
+            </w:pPr>
+            <w:r>
+              <w:t xml:space="preserve">0,051</w:t>
+            </w:r>
+          </w:p>
+        </w:tc>
+        <w:tc>
+          <w:tcPr/>
+          <w:p>
+            <w:pPr>
+              <w:pStyle w:val="Compact"/>
+              <w:jc w:val="left"/>
+            </w:pPr>
+            <w:r>
+              <w:t xml:space="preserve">2023</w:t>
             </w:r>
           </w:p>
         </w:tc>
@@ -3842,55 +3842,55 @@
               <w:jc w:val="left"/>
             </w:pPr>
             <w:r>
-              <w:t xml:space="preserve">,</w:t>
-            </w:r>
-          </w:p>
-        </w:tc>
-        <w:tc>
-          <w:tcPr/>
-          <w:p>
-            <w:pPr>
-              <w:pStyle w:val="Compact"/>
-              <w:jc w:val="left"/>
-            </w:pPr>
-            <w:r>
-              <w:t xml:space="preserve">,</w:t>
-            </w:r>
-          </w:p>
-        </w:tc>
-        <w:tc>
-          <w:tcPr/>
-          <w:p>
-            <w:pPr>
-              <w:pStyle w:val="Compact"/>
-              <w:jc w:val="left"/>
-            </w:pPr>
-            <w:r>
-              <w:t xml:space="preserve">,</w:t>
-            </w:r>
-          </w:p>
-        </w:tc>
-        <w:tc>
-          <w:tcPr/>
-          <w:p>
-            <w:pPr>
-              <w:pStyle w:val="Compact"/>
-              <w:jc w:val="left"/>
-            </w:pPr>
-            <w:r>
-              <w:t xml:space="preserve">,</w:t>
-            </w:r>
-          </w:p>
-        </w:tc>
-        <w:tc>
-          <w:tcPr/>
-          <w:p>
-            <w:pPr>
-              <w:pStyle w:val="Compact"/>
-              <w:jc w:val="left"/>
-            </w:pPr>
-            <w:r>
-              <w:t xml:space="preserve">,</w:t>
+              <w:t xml:space="preserve">107</w:t>
+            </w:r>
+          </w:p>
+        </w:tc>
+        <w:tc>
+          <w:tcPr/>
+          <w:p>
+            <w:pPr>
+              <w:pStyle w:val="Compact"/>
+              <w:jc w:val="left"/>
+            </w:pPr>
+            <w:r>
+              <w:t xml:space="preserve">10</w:t>
+            </w:r>
+          </w:p>
+        </w:tc>
+        <w:tc>
+          <w:tcPr/>
+          <w:p>
+            <w:pPr>
+              <w:pStyle w:val="Compact"/>
+              <w:jc w:val="left"/>
+            </w:pPr>
+            <w:r>
+              <w:t xml:space="preserve">9,3%</w:t>
+            </w:r>
+          </w:p>
+        </w:tc>
+        <w:tc>
+          <w:tcPr/>
+          <w:p>
+            <w:pPr>
+              <w:pStyle w:val="Compact"/>
+              <w:jc w:val="left"/>
+            </w:pPr>
+            <w:r>
+              <w:t xml:space="preserve">0,040</w:t>
+            </w:r>
+          </w:p>
+        </w:tc>
+        <w:tc>
+          <w:tcPr/>
+          <w:p>
+            <w:pPr>
+              <w:pStyle w:val="Compact"/>
+              <w:jc w:val="left"/>
+            </w:pPr>
+            <w:r>
+              <w:t xml:space="preserve">2025</w:t>
             </w:r>
           </w:p>
         </w:tc>
@@ -3916,55 +3916,55 @@
               <w:jc w:val="left"/>
             </w:pPr>
             <w:r>
-              <w:t xml:space="preserve">,</w:t>
-            </w:r>
-          </w:p>
-        </w:tc>
-        <w:tc>
-          <w:tcPr/>
-          <w:p>
-            <w:pPr>
-              <w:pStyle w:val="Compact"/>
-              <w:jc w:val="left"/>
-            </w:pPr>
-            <w:r>
-              <w:t xml:space="preserve">,</w:t>
-            </w:r>
-          </w:p>
-        </w:tc>
-        <w:tc>
-          <w:tcPr/>
-          <w:p>
-            <w:pPr>
-              <w:pStyle w:val="Compact"/>
-              <w:jc w:val="left"/>
-            </w:pPr>
-            <w:r>
-              <w:t xml:space="preserve">,</w:t>
-            </w:r>
-          </w:p>
-        </w:tc>
-        <w:tc>
-          <w:tcPr/>
-          <w:p>
-            <w:pPr>
-              <w:pStyle w:val="Compact"/>
-              <w:jc w:val="left"/>
-            </w:pPr>
-            <w:r>
-              <w:t xml:space="preserve">,</w:t>
-            </w:r>
-          </w:p>
-        </w:tc>
-        <w:tc>
-          <w:tcPr/>
-          <w:p>
-            <w:pPr>
-              <w:pStyle w:val="Compact"/>
-              <w:jc w:val="left"/>
-            </w:pPr>
-            <w:r>
-              <w:t xml:space="preserve">,</w:t>
+              <w:t xml:space="preserve">144</w:t>
+            </w:r>
+          </w:p>
+        </w:tc>
+        <w:tc>
+          <w:tcPr/>
+          <w:p>
+            <w:pPr>
+              <w:pStyle w:val="Compact"/>
+              <w:jc w:val="left"/>
+            </w:pPr>
+            <w:r>
+              <w:t xml:space="preserve">13</w:t>
+            </w:r>
+          </w:p>
+        </w:tc>
+        <w:tc>
+          <w:tcPr/>
+          <w:p>
+            <w:pPr>
+              <w:pStyle w:val="Compact"/>
+              <w:jc w:val="left"/>
+            </w:pPr>
+            <w:r>
+              <w:t xml:space="preserve">9,0%</w:t>
+            </w:r>
+          </w:p>
+        </w:tc>
+        <w:tc>
+          <w:tcPr/>
+          <w:p>
+            <w:pPr>
+              <w:pStyle w:val="Compact"/>
+              <w:jc w:val="left"/>
+            </w:pPr>
+            <w:r>
+              <w:t xml:space="preserve">0,044</w:t>
+            </w:r>
+          </w:p>
+        </w:tc>
+        <w:tc>
+          <w:tcPr/>
+          <w:p>
+            <w:pPr>
+              <w:pStyle w:val="Compact"/>
+              <w:jc w:val="left"/>
+            </w:pPr>
+            <w:r>
+              <w:t xml:space="preserve">2024</w:t>
             </w:r>
           </w:p>
         </w:tc>
@@ -3990,55 +3990,55 @@
               <w:jc w:val="left"/>
             </w:pPr>
             <w:r>
-              <w:t xml:space="preserve">,</w:t>
-            </w:r>
-          </w:p>
-        </w:tc>
-        <w:tc>
-          <w:tcPr/>
-          <w:p>
-            <w:pPr>
-              <w:pStyle w:val="Compact"/>
-              <w:jc w:val="left"/>
-            </w:pPr>
-            <w:r>
-              <w:t xml:space="preserve">,</w:t>
-            </w:r>
-          </w:p>
-        </w:tc>
-        <w:tc>
-          <w:tcPr/>
-          <w:p>
-            <w:pPr>
-              <w:pStyle w:val="Compact"/>
-              <w:jc w:val="left"/>
-            </w:pPr>
-            <w:r>
-              <w:t xml:space="preserve">,</w:t>
-            </w:r>
-          </w:p>
-        </w:tc>
-        <w:tc>
-          <w:tcPr/>
-          <w:p>
-            <w:pPr>
-              <w:pStyle w:val="Compact"/>
-              <w:jc w:val="left"/>
-            </w:pPr>
-            <w:r>
-              <w:t xml:space="preserve">,</w:t>
-            </w:r>
-          </w:p>
-        </w:tc>
-        <w:tc>
-          <w:tcPr/>
-          <w:p>
-            <w:pPr>
-              <w:pStyle w:val="Compact"/>
-              <w:jc w:val="left"/>
-            </w:pPr>
-            <w:r>
-              <w:t xml:space="preserve">,</w:t>
+              <w:t xml:space="preserve">157</w:t>
+            </w:r>
+          </w:p>
+        </w:tc>
+        <w:tc>
+          <w:tcPr/>
+          <w:p>
+            <w:pPr>
+              <w:pStyle w:val="Compact"/>
+              <w:jc w:val="left"/>
+            </w:pPr>
+            <w:r>
+              <w:t xml:space="preserve">16</w:t>
+            </w:r>
+          </w:p>
+        </w:tc>
+        <w:tc>
+          <w:tcPr/>
+          <w:p>
+            <w:pPr>
+              <w:pStyle w:val="Compact"/>
+              <w:jc w:val="left"/>
+            </w:pPr>
+            <w:r>
+              <w:t xml:space="preserve">10,2%</w:t>
+            </w:r>
+          </w:p>
+        </w:tc>
+        <w:tc>
+          <w:tcPr/>
+          <w:p>
+            <w:pPr>
+              <w:pStyle w:val="Compact"/>
+              <w:jc w:val="left"/>
+            </w:pPr>
+            <w:r>
+              <w:t xml:space="preserve">0,037</w:t>
+            </w:r>
+          </w:p>
+        </w:tc>
+        <w:tc>
+          <w:tcPr/>
+          <w:p>
+            <w:pPr>
+              <w:pStyle w:val="Compact"/>
+              <w:jc w:val="left"/>
+            </w:pPr>
+            <w:r>
+              <w:t xml:space="preserve">2009, 2023</w:t>
             </w:r>
           </w:p>
         </w:tc>
@@ -4147,20 +4147,7 @@
           <w:iCs/>
           <w:i/>
         </w:rPr>
-        <w:t xml:space="preserve">Ghi chú: Các phân tích chi tiết ở cấp quốc gia có sẵn trong kho lưu trữ tái lập (</w:t>
-      </w:r>
-      <w:r>
-        <w:rPr>
-          <w:rStyle w:val="VerbatimChar"/>
-        </w:rPr>
-        <w:t xml:space="preserve">p8/replication/</w:t>
-      </w:r>
-      <w:r>
-        <w:rPr>
-          <w:iCs/>
-          <w:i/>
-        </w:rPr>
-        <w:t xml:space="preserve">). Tổng N phản ánh mẫu phân tích (ln_LP và FSTS không khuyết). Phạm vi đợt khảo sát biến thiên theo quốc gia.</w:t>
+        <w:t xml:space="preserve">Ghi chú: N phản ánh mẫu phân tích (doanh nghiệp có ln năng suất lao động và FSTS không khuyết). Nhà xuất khẩu là doanh nghiệp có FSTS &gt; 0; FSTS trung bình tính trên toàn bộ doanh nghiệp, kể cả phi xuất khẩu. Fiji, Papua New Guinea và Vanuatu có hai đợt WBES; bốn nền kinh tế còn lại có một đợt.</w:t>
       </w:r>
     </w:p>
     <w:bookmarkEnd w:id="54"/>

--- a/p8/submission/p8_pacific_sids_vi.docx
+++ b/p8/submission/p8_pacific_sids_vi.docx
@@ -2,7 +2,7 @@
 <file path=word/document.xml><?xml version="1.0" encoding="utf-8"?>
 <w:document xmlns:w="http://schemas.openxmlformats.org/wordprocessingml/2006/main" xmlns:m="http://schemas.openxmlformats.org/officeDocument/2006/math" xmlns:r="http://schemas.openxmlformats.org/officeDocument/2006/relationships" xmlns:o="urn:schemas-microsoft-com:office:office" xmlns:v="urn:schemas-microsoft-com:vml" xmlns:w10="urn:schemas-microsoft-com:office:word" xmlns:a="http://schemas.openxmlformats.org/drawingml/2006/main" xmlns:pic="http://schemas.openxmlformats.org/drawingml/2006/picture" xmlns:wp="http://schemas.openxmlformats.org/drawingml/2006/wordprocessingDrawing">
   <w:body>
-    <w:bookmarkStart w:id="58" w:name="Xdb0901df38b0c2ed52e921db498360e5b25f271"/>
+    <w:bookmarkStart w:id="56" w:name="Xdb0901df38b0c2ed52e921db498360e5b25f271"/>
     <w:p>
       <w:pPr>
         <w:pStyle w:val="Heading1"/>
@@ -58,29 +58,12 @@
         <w:t xml:space="preserve"> </w:t>
       </w:r>
       <w:r>
-        <w:t xml:space="preserve">· Khoa Kinh tế, Đại học Cần Thơ ·</w:t>
+        <w:t xml:space="preserve">· Khoa Kinh tế, Đại học Cần Thơ · huongp1323001@gstudent.ctu.edu.vn · ORCID:</w:t>
       </w:r>
       <w:r>
         <w:t xml:space="preserve"> </w:t>
       </w:r>
       <w:hyperlink r:id="rId20">
-        <w:r>
-          <w:rPr>
-            <w:rStyle w:val="Hyperlink"/>
-          </w:rPr>
-          <w:t xml:space="preserve">huongp1323001@gstudent.ctu.edu.vn</w:t>
-        </w:r>
-      </w:hyperlink>
-      <w:r>
-        <w:t xml:space="preserve"> </w:t>
-      </w:r>
-      <w:r>
-        <w:t xml:space="preserve">· ORCID:</w:t>
-      </w:r>
-      <w:r>
-        <w:t xml:space="preserve"> </w:t>
-      </w:r>
-      <w:hyperlink r:id="rId21">
         <w:r>
           <w:rPr>
             <w:rStyle w:val="Hyperlink"/>
@@ -112,29 +95,12 @@
         <w:t xml:space="preserve"> </w:t>
       </w:r>
       <w:r>
-        <w:t xml:space="preserve">· Khoa Kinh tế, Đại học Cần Thơ ·</w:t>
-      </w:r>
-      <w:r>
-        <w:t xml:space="preserve"> </w:t>
-      </w:r>
-      <w:hyperlink r:id="rId22">
-        <w:r>
-          <w:rPr>
-            <w:rStyle w:val="Hyperlink"/>
-          </w:rPr>
-          <w:t xml:space="preserve">patu@ctu.edu.vn</w:t>
-        </w:r>
-      </w:hyperlink>
-      <w:r>
-        <w:t xml:space="preserve"> </w:t>
-      </w:r>
-      <w:r>
-        <w:t xml:space="preserve">· ORCID:</w:t>
-      </w:r>
-      <w:r>
-        <w:t xml:space="preserve"> </w:t>
-      </w:r>
-      <w:hyperlink r:id="rId23">
+        <w:t xml:space="preserve">· Khoa Kinh tế, Đại học Cần Thơ · patu@ctu.edu.vn · ORCID:</w:t>
+      </w:r>
+      <w:r>
+        <w:t xml:space="preserve"> </w:t>
+      </w:r>
+      <w:hyperlink r:id="rId21">
         <w:r>
           <w:rPr>
             <w:rStyle w:val="Hyperlink"/>
@@ -241,7 +207,7 @@
         </w:pict>
       </w:r>
     </w:p>
-    <w:bookmarkStart w:id="24" w:name="tóm-tắt"/>
+    <w:bookmarkStart w:id="22" w:name="tóm-tắt"/>
     <w:p>
       <w:pPr>
         <w:pStyle w:val="Heading2"/>
@@ -271,8 +237,8 @@
         <w:t xml:space="preserve">. Khác với độ dốc đi xuống ở giai đoạn 1 trong lý thuyết quốc tế hóa ba giai đoạn, FIP không phải là chi phí học hỏi tạm thời có điểm ngoặt cuối cùng; nó là một điều kiện cấu trúc dai dẳng phát sinh từ sự cưỡng bức phải xuất khẩu bất chấp những bất lợi mang tính hệ thống. Sử dụng dữ liệu Khảo sát Doanh nghiệp Ngân hàng Thế giới từ 959 doanh nghiệp trên bảy nền kinh tế SIDS Thái Bình Dương (2009–2025), chúng tôi thấy rằng cường độ quốc tế hóa liên quan vững chắc và âm với năng suất lao động (β = −1,339, p &lt; .001 trong đặc tả hiệu ứng cố định quốc gia và năm; β = −3,351, p &lt; .001 khi không có hiệu ứng cố định quốc gia), không có độ cong bậc hai có ý nghĩa. Cả năng lực công nghệ lẫn áp dụng số đều không điều tiết độ dốc âm của quan hệ xuất khẩu–hiệu quả trong môi trường SIDS, mặc dù năng lực công nghệ có nâng mức năng suất tổng thể, nhất quán với cơ chế FIP: khi các điều kiện tiên quyết về cấu trúc vắng mặt, năng lực ở cấp doanh nghiệp không thể chuyển hướng quan hệ I–P sang vùng tích cực. Các phát hiện tái định khung mô hình hình chữ U ngược thành có điều kiện thay vì phổ quát, nhận diện các điều kiện biên cho lý thuyết điều tiết thể chế, và mang hàm ý trực tiếp cho Chương trình nghị sự Antigua và Barbuda dành cho SIDS.</w:t>
       </w:r>
     </w:p>
-    <w:bookmarkEnd w:id="24"/>
-    <w:bookmarkStart w:id="25" w:name="X8291021638e5c0ee7b47a0aaabc4b853f1da348"/>
+    <w:bookmarkEnd w:id="22"/>
+    <w:bookmarkStart w:id="23" w:name="giới-thiệu"/>
     <w:p>
       <w:pPr>
         <w:pStyle w:val="Heading2"/>
@@ -379,7 +345,40 @@
         <w:pStyle w:val="BodyText"/>
       </w:pPr>
       <w:r>
-        <w:t xml:space="preserve">Bài báo này có ba đóng góp cho văn liệu IB. Thứ nhất, chúng tôi giới thiệu và định nghĩa lý thuyết FIP như một điều kiện biên của mô hình hình chữ U ngược, phân biệt nó với các khái niệm liền kề gồm chi phí giai đoạn 1 trong lý thuyết ba giai đoạn (Contractor et al., 2003), Bất lợi của tính nước ngoài (Liability of Foreignness) (Zaheer, 1995), và khởi nghiệp do nhu cầu (necessity entrepreneurship) (Sarasvathy et al., 2014). Thứ hai, chúng tôi cung cấp bằng chứng thực nghiệm từ 959 doanh nghiệp trên bảy nền kinh tế SIDS Thái Bình Dương sử dụng dữ liệu Khảo sát Doanh nghiệp Ngân hàng Thế giới (World Bank Enterprise Survey, WBES), phân tích I–P cấp doanh nghiệp toàn diện nhất tại SIDS Thái Bình Dương cho đến nay. Thứ ba, chúng tôi ghi nhận rằng năng lực ở cấp doanh nghiệp (năng lực công nghệ, áp dụng số) dường như không vượt qua được FIP, dịch chuyển cuộc thảo luận lý thuyết từ "điều tiết thể chế của quan hệ I–P" (Marano, Tallman, &amp; Teece, 2016) sang "định đoạt thể chế của dấu quan hệ I–P".</w:t>
+        <w:t xml:space="preserve">Bài báo này có ba đóng góp cho văn liệu IB. Thứ nhất, chúng tôi giới thiệu và định nghĩa lý thuyết FIP như một điều kiện biên của mô hình hình chữ U ngược, phân biệt nó với các khái niệm liền kề gồm chi phí giai đoạn 1 trong lý thuyết ba giai đoạn (Contractor et al., 2003), Bất lợi của tính nước ngoài (Liability of Foreignness) (Zaheer, 1995), và khởi nghiệp do nhu cầu (necessity entrepreneurship) (Sarasvathy et al., 2014). Thứ hai, chúng tôi cung cấp bằng chứng thực nghiệm từ 959 doanh nghiệp trên bảy nền kinh tế SIDS Thái Bình Dương sử dụng dữ liệu Khảo sát Doanh nghiệp Ngân hàng Thế giới (World Bank Enterprise Survey, WBES), phân tích I–P cấp doanh nghiệp toàn diện nhất tại SIDS Thái Bình Dương cho đến nay. Thứ ba, chúng tôi ghi nhận rằng năng lực ở cấp doanh nghiệp (năng lực công nghệ, áp dụng số) dường như không vượt qua được FIP, dịch chuyển cuộc thảo luận lý thuyết từ</w:t>
+      </w:r>
+      <w:r>
+        <w:t xml:space="preserve"> </w:t>
+      </w:r>
+      <w:r>
+        <w:t xml:space="preserve">“</w:t>
+      </w:r>
+      <w:r>
+        <w:t xml:space="preserve">điều tiết thể chế của quan hệ I–P</w:t>
+      </w:r>
+      <w:r>
+        <w:t xml:space="preserve">”</w:t>
+      </w:r>
+      <w:r>
+        <w:t xml:space="preserve"> </w:t>
+      </w:r>
+      <w:r>
+        <w:t xml:space="preserve">(Marano, Tallman, &amp; Teece, 2016) sang</w:t>
+      </w:r>
+      <w:r>
+        <w:t xml:space="preserve"> </w:t>
+      </w:r>
+      <w:r>
+        <w:t xml:space="preserve">“</w:t>
+      </w:r>
+      <w:r>
+        <w:t xml:space="preserve">định đoạt thể chế của dấu quan hệ I–P</w:t>
+      </w:r>
+      <w:r>
+        <w:t xml:space="preserve">”</w:t>
+      </w:r>
+      <w:r>
+        <w:t xml:space="preserve">.</w:t>
       </w:r>
     </w:p>
     <w:p>
@@ -390,8 +389,8 @@
         <w:t xml:space="preserve">Các phát hiện mang hàm ý chính sách trực tiếp trong khuôn khổ Chương trình nghị sự Antigua và Barbuda dành cho SIDS (United Nations General Assembly, 2024), gợi ý rằng các chiến lược dựa trên tiền đề tăng trưởng do xuất khẩu dẫn dắt có thể không tương thích một cách hệ thống với thực tế cấu trúc của các nền kinh tế vi mô Thái Bình Dương.</w:t>
       </w:r>
     </w:p>
-    <w:bookmarkEnd w:id="25"/>
-    <w:bookmarkStart w:id="30" w:name="X05ef95b78b31c427f3190b04e65ba3eba048287"/>
+    <w:bookmarkEnd w:id="23"/>
+    <w:bookmarkStart w:id="28" w:name="cơ-sở-lý-thuyết-và-giả-thuyết"/>
     <w:p>
       <w:pPr>
         <w:pStyle w:val="Heading2"/>
@@ -400,7 +399,7 @@
         <w:t xml:space="preserve">2. Cơ sở lý thuyết và giả thuyết</w:t>
       </w:r>
     </w:p>
-    <w:bookmarkStart w:id="26" w:name="Xe92e93fef7835e0fc13db39bc8d3133703cdfad"/>
+    <w:bookmarkStart w:id="24" w:name="X9ec63b15dcf09f4d40f608b78a9a59a9af40861"/>
     <w:p>
       <w:pPr>
         <w:pStyle w:val="Heading3"/>
@@ -440,7 +439,25 @@
         <w:t xml:space="preserve"> </w:t>
       </w:r>
       <w:r>
-        <w:t xml:space="preserve">Logic hình chữ U ngược giả định rằng doanh nghiệp có một cơ sở trong nước vận hành được, cung cấp doanh thu, nguồn lực và học hỏi tổ chức trước và trong quá trình quốc tế hóa (Johanson &amp; Vahlne, 1977; 2009). Khi thị trường nội địa không khả thi, quá nhỏ để hỗ trợ quy mô hiệu quả tối thiểu cho ngay cả các hoạt động cơ bản, doanh nghiệp bị cưỡng bức về mặt cấu trúc phải xuất khẩu bất kể mức độ sẵn sàng chiến lược hay năng lực. Giả định "lựa chọn vào xuất khẩu" làm nền tảng cho hầu hết các mô hình I–P bị phá vỡ.</w:t>
+        <w:t xml:space="preserve">Logic hình chữ U ngược giả định rằng doanh nghiệp có một cơ sở trong nước vận hành được, cung cấp doanh thu, nguồn lực và học hỏi tổ chức trước và trong quá trình quốc tế hóa (Johanson &amp; Vahlne, 1977; 2009). Khi thị trường nội địa không khả thi, quá nhỏ để hỗ trợ quy mô hiệu quả tối thiểu cho ngay cả các hoạt động cơ bản, doanh nghiệp bị cưỡng bức về mặt cấu trúc phải xuất khẩu bất kể mức độ sẵn sàng chiến lược hay năng lực. Giả định</w:t>
+      </w:r>
+      <w:r>
+        <w:t xml:space="preserve"> </w:t>
+      </w:r>
+      <w:r>
+        <w:t xml:space="preserve">“</w:t>
+      </w:r>
+      <w:r>
+        <w:t xml:space="preserve">lựa chọn vào xuất khẩu</w:t>
+      </w:r>
+      <w:r>
+        <w:t xml:space="preserve">”</w:t>
+      </w:r>
+      <w:r>
+        <w:t xml:space="preserve"> </w:t>
+      </w:r>
+      <w:r>
+        <w:t xml:space="preserve">làm nền tảng cho hầu hết các mô hình I–P bị phá vỡ.</w:t>
       </w:r>
     </w:p>
     <w:p>
@@ -479,8 +496,8 @@
         <w:t xml:space="preserve">Cả lý thuyết thể chế (Scott, 1995; North, 1990) lẫn văn liệu khoảng trống thể chế (Khanna &amp; Palepu, 2010; Doh et al., 2017) đều coi chất lượng của các thể chế hỗ trợ thị trường là yếu tố điều tiết cường độ quan hệ I–P. Điều này giả định trước rằng các thể chế biến thiên trên một dải liên tục nơi một mức hỗ trợ vận hành nào đó tồn tại ngay cả ở đầu thấp. Các khoảng trống thể chế toàn diện, gồm vắng mặt trung gian tài chính, thực thi hợp đồng không đáng tin cậy, hạ tầng tạo thuận lợi thương mại hạn chế, không chỉ làm suy yếu hình chữ U ngược; chúng có thể loại bỏ hoàn toàn cơ chế tạo ra lợi tức dương từ quốc tế hóa.</w:t>
       </w:r>
     </w:p>
-    <w:bookmarkEnd w:id="26"/>
-    <w:bookmarkStart w:id="27" w:name="Xd8f480f6c0c307cb66295fe154e279b064a2ead"/>
+    <w:bookmarkEnd w:id="24"/>
+    <w:bookmarkStart w:id="25" w:name="Xdc47a1c7cb30c44ab8e652a65fba0812435027f"/>
     <w:p>
       <w:pPr>
         <w:pStyle w:val="Heading3"/>
@@ -589,8 +606,8 @@
         <w:t xml:space="preserve">: Chỉ số tổn thương của Briguglio nắm bắt sự phơi nhiễm kinh tế vĩ mô trước các cú sốc bên ngoài. FIP là một construct vi mô, ở cấp doanh nghiệp: nó nhận diện cơ chế hiệu quả qua đó tính dễ tổn thương cấu trúc vĩ mô chuyển hóa thành kết quả ở cấp doanh nghiệp.</w:t>
       </w:r>
     </w:p>
-    <w:bookmarkEnd w:id="27"/>
-    <w:bookmarkStart w:id="28" w:name="X47b79963ce90aa28133da77261c3690c043caa2"/>
+    <w:bookmarkEnd w:id="25"/>
+    <w:bookmarkStart w:id="26" w:name="X7e6363ee5bac3467e841ab0e9a1d2b7130d63b5"/>
     <w:p>
       <w:pPr>
         <w:pStyle w:val="Heading3"/>
@@ -656,8 +673,8 @@
         <w:t xml:space="preserve">: Tại SIDS Thái Bình Dương, cường độ quốc tế hóa liên quan âm với hiệu quả doanh nghiệp mà không có điểm ngưỡng bậc hai có ý nghĩa, cho thấy Hình phạt Quốc tế hóa Cưỡng bức thay vì một quan hệ hình chữ U ngược.</w:t>
       </w:r>
     </w:p>
-    <w:bookmarkEnd w:id="28"/>
-    <w:bookmarkStart w:id="29" w:name="X3c2766c8fe6e4f88e7c84358ed809fbde946580"/>
+    <w:bookmarkEnd w:id="26"/>
+    <w:bookmarkStart w:id="27" w:name="vai-trò-của-năng-lực-ở-cấp-doanh-nghiệp"/>
     <w:p>
       <w:pPr>
         <w:pStyle w:val="Heading3"/>
@@ -705,9 +722,9 @@
         <w:t xml:space="preserve">Lưu ý: H2 được hình thành như một giả thuyết kỳ vọng null dựa trên cơ chế lý thuyết FIP, không phải một lập luận về sức mạnh thống kê (power). Cách định khung này tuân theo hướng dẫn phương pháp luận của Haans, Pieters và He (2016) về việc giả thuyết hóa kết quả null vì các lý do có động cơ lý thuyết.</w:t>
       </w:r>
     </w:p>
-    <w:bookmarkEnd w:id="29"/>
-    <w:bookmarkEnd w:id="30"/>
-    <w:bookmarkStart w:id="34" w:name="X04a517dd5a14ea73a401e4e8e76b17647fe8cfb"/>
+    <w:bookmarkEnd w:id="27"/>
+    <w:bookmarkEnd w:id="28"/>
+    <w:bookmarkStart w:id="32" w:name="dữ-liệu-và-phương-pháp"/>
     <w:p>
       <w:pPr>
         <w:pStyle w:val="Heading2"/>
@@ -716,7 +733,7 @@
         <w:t xml:space="preserve">3. Dữ liệu và phương pháp</w:t>
       </w:r>
     </w:p>
-    <w:bookmarkStart w:id="31" w:name="X84ced60e62ea90934832891098abf01a4d917e5"/>
+    <w:bookmarkStart w:id="29" w:name="nguồn-dữ-liệu"/>
     <w:p>
       <w:pPr>
         <w:pStyle w:val="Heading3"/>
@@ -749,8 +766,8 @@
         <w:t xml:space="preserve">trên nhiều đợt khảo sát quốc gia-năm.</w:t>
       </w:r>
     </w:p>
-    <w:bookmarkEnd w:id="31"/>
-    <w:bookmarkStart w:id="32" w:name="X35a9d46fa2db9f1cab1c6f48a3d585ff748fa0c"/>
+    <w:bookmarkEnd w:id="29"/>
+    <w:bookmarkStart w:id="30" w:name="đo-lường"/>
     <w:p>
       <w:pPr>
         <w:pStyle w:val="Heading3"/>
@@ -792,7 +809,7 @@
         <w:t xml:space="preserve"> </w:t>
       </w:r>
       <w:r>
-        <w:t xml:space="preserve">Theo phương pháp của Haans et al. (2016) và Contractor et al. (2003), chúng tôi xây dựng FSTS (Foreign Sales to Total Sales) từ mục WBES d3c (tỷ lệ phần trăm doanh thu xuất khẩu), chia cho 100. Đối với các mô hình chính, FSTS được trung-tâm-hóa theo trung bình ở cấp đợt khảo sát: FSTS_c = FSTS − mean_wave(FSTS), cho ra FSTS trung bình 0,048 (độ lệch chuẩn không báo cáo do mẫu con nhà xuất khẩu nhỏ). Trung-tâm-hóa theo trung bình triệt tiêu khác biệt mức giữa các đợt trong khi giữ lại biến thiên trong cùng đợt, theo thông lệ tiêu chuẩn cho các nghiên cứu xem xét độ cong FSTS (Haans et al., 2016).</w:t>
+        <w:t xml:space="preserve">Theo phương pháp của Haans et al. (2016) và Contractor et al. (2003), chúng tôi xây dựng FSTS (Foreign Sales to Total Sales) từ các mục WBES d3b + d3c (tỷ lệ phần trăm doanh thu từ xuất khẩu gián tiếp cộng trực tiếp), chia cho 100. Đối với các mô hình chính, FSTS được trung-tâm-hóa theo trung bình ở cấp đợt khảo sát: FSTS_c = FSTS − mean_wave(FSTS), cho ra FSTS trung bình 0,048 (độ lệch chuẩn không báo cáo do mẫu con nhà xuất khẩu nhỏ). Trung-tâm-hóa theo trung bình triệt tiêu khác biệt mức giữa các đợt trong khi giữ lại biến thiên trong cùng đợt, theo thông lệ tiêu chuẩn cho các nghiên cứu xem xét độ cong FSTS (Haans et al., 2016).</w:t>
       </w:r>
     </w:p>
     <w:p>
@@ -877,15 +894,15 @@
     <w:tbl>
       <w:tblPr>
         <w:tblStyle w:val="Table"/>
-        <w:tblW w:type="auto" w:w="0"/>
+        <w:tblW w:type="pct" w:w="5000"/>
         <w:tblLook w:firstRow="1" w:lastRow="0" w:firstColumn="0" w:lastColumn="0" w:noHBand="0" w:noVBand="0" w:val="0020"/>
         <w:jc w:val="start"/>
       </w:tblPr>
       <w:tblGrid>
-        <w:gridCol w:w="1980"/>
-        <w:gridCol w:w="1980"/>
-        <w:gridCol w:w="1980"/>
-        <w:gridCol w:w="1980"/>
+        <w:gridCol w:w="549"/>
+        <w:gridCol w:w="452"/>
+        <w:gridCol w:w="3297"/>
+        <w:gridCol w:w="3620"/>
       </w:tblGrid>
       <w:tr>
         <w:trPr>
@@ -1011,19 +1028,19 @@
               <w:jc w:val="left"/>
             </w:pPr>
             <w:r>
-              <w:t xml:space="preserve">d3c</w:t>
-            </w:r>
-          </w:p>
-        </w:tc>
-        <w:tc>
-          <w:tcPr/>
-          <w:p>
-            <w:pPr>
-              <w:pStyle w:val="Compact"/>
-              <w:jc w:val="left"/>
-            </w:pPr>
-            <w:r>
-              <w:t xml:space="preserve">d3c / 100; tỷ phần tổng doanh thu từ xuất khẩu</w:t>
+              <w:t xml:space="preserve">d3b + d3c</w:t>
+            </w:r>
+          </w:p>
+        </w:tc>
+        <w:tc>
+          <w:tcPr/>
+          <w:p>
+            <w:pPr>
+              <w:pStyle w:val="Compact"/>
+              <w:jc w:val="left"/>
+            </w:pPr>
+            <w:r>
+              <w:t xml:space="preserve">(d3b + d3c) / 100; tỷ phần tổng doanh thu từ xuất khẩu</w:t>
             </w:r>
           </w:p>
         </w:tc>
@@ -1061,7 +1078,7 @@
               <w:jc w:val="left"/>
             </w:pPr>
             <w:r>
-              <w:t xml:space="preserve">d3c</w:t>
+              <w:t xml:space="preserve">d3b + d3c</w:t>
             </w:r>
           </w:p>
         </w:tc>
@@ -1111,7 +1128,7 @@
               <w:jc w:val="left"/>
             </w:pPr>
             <w:r>
-              <w:t xml:space="preserve">d3c</w:t>
+              <w:t xml:space="preserve">d3b + d3c</w:t>
             </w:r>
           </w:p>
         </w:tc>
@@ -1509,8 +1526,8 @@
         <w:t xml:space="preserve">b8 và e6 được mã hóa lại từ mã phản hồi WBES (1 = có, 2 = không) thành nhị phân (1/0). c22b được mã hóa lại tương tự. TCI_z và DAI_z được chuẩn hóa trên toàn mẫu gộp đầy đủ. Chuyển đổi PPP dùng giảm phát ICP của Ngân hàng Thế giới khớp với năm khảo sát. FSTS_c được trung-tâm-hóa trong mỗi đợt quốc gia-năm để các ước lượng điểm ngưỡng không bị nhiễu bởi dịch chuyển thành phần giữa các đợt (Haans et al., 2016). DAI chỉ nắm bắt hiện diện website tĩnh Tier-1; các chỉ báo Tier-2 (thanh toán điện tử) và Tier-3 (đám mây/ERP) không có sẵn cho các đợt WBES này.</w:t>
       </w:r>
     </w:p>
-    <w:bookmarkEnd w:id="32"/>
-    <w:bookmarkStart w:id="33" w:name="Xf17c38f882c880021ed34b7c1bb1c9e0f736159"/>
+    <w:bookmarkEnd w:id="30"/>
+    <w:bookmarkStart w:id="31" w:name="trình-tự-mô-hình"/>
     <w:p>
       <w:pPr>
         <w:pStyle w:val="Heading3"/>
@@ -1623,36 +1640,36 @@
         <w:t xml:space="preserve">.</w:t>
       </w:r>
     </w:p>
+    <w:bookmarkEnd w:id="31"/>
+    <w:bookmarkEnd w:id="32"/>
+    <w:bookmarkStart w:id="39" w:name="kết-quả"/>
+    <w:p>
+      <w:pPr>
+        <w:pStyle w:val="Heading2"/>
+      </w:pPr>
+      <w:r>
+        <w:t xml:space="preserve">4. Kết quả</w:t>
+      </w:r>
+    </w:p>
+    <w:bookmarkStart w:id="33" w:name="mô-tả-mẫu-và-bằng-chứng-sơ-bộ"/>
+    <w:p>
+      <w:pPr>
+        <w:pStyle w:val="Heading3"/>
+      </w:pPr>
+      <w:r>
+        <w:t xml:space="preserve">4.1 Mô tả mẫu và bằng chứng sơ bộ</w:t>
+      </w:r>
+    </w:p>
+    <w:p>
+      <w:pPr>
+        <w:pStyle w:val="FirstParagraph"/>
+      </w:pPr>
+      <w:r>
+        <w:t xml:space="preserve">Mẫu phân tích trải rộng 959 doanh nghiệp trên bảy nền kinh tế SIDS Thái Bình Dương. Bảng 1 báo cáo thống kê tóm tắt ở cấp quốc gia. Đại diện nhà xuất khẩu mỏng trên tất cả các nền kinh tế (tổng thể 13,8%), nhất quán với ràng buộc cấu trúc SIDS: hầu hết doanh nghiệp hoạt động chủ yếu trên thị trường nội địa bất chấp các hạn chế của nó. FSTS trung bình trên toàn mẫu là 0,048, phản ánh mức tham gia xuất khẩu thấp-nhưng-khác-không của các doanh nghiệp SIDS. Hiệu ứng cố định quốc gia hấp thụ phương sai đáng kể: R² tăng từ 0,109 (chỉ hiệu ứng cố định năm) lên 0,657 (hiệu ứng cố định quốc gia + năm) khi thêm các chỉ báo quốc gia, xác nhận rằng khoảng 83% phương sai năng suất được giải thích là giữa các quốc gia, một đặc điểm nhất quán với tính dị biệt cực đoan giữa các quốc gia về chất lượng thể chế, độ xa cách địa lý và cấu trúc kinh tế.</w:t>
+      </w:r>
+    </w:p>
     <w:bookmarkEnd w:id="33"/>
-    <w:bookmarkEnd w:id="34"/>
-    <w:bookmarkStart w:id="41" w:name="Xc1528237297c4ce8999628372a6b48494fd6214"/>
-    <w:p>
-      <w:pPr>
-        <w:pStyle w:val="Heading2"/>
-      </w:pPr>
-      <w:r>
-        <w:t xml:space="preserve">4. Kết quả</w:t>
-      </w:r>
-    </w:p>
-    <w:bookmarkStart w:id="35" w:name="X865f5e9d7b9121b6dcf895ff2b882198c100591"/>
-    <w:p>
-      <w:pPr>
-        <w:pStyle w:val="Heading3"/>
-      </w:pPr>
-      <w:r>
-        <w:t xml:space="preserve">4.1 Mô tả mẫu và bằng chứng sơ bộ</w:t>
-      </w:r>
-    </w:p>
-    <w:p>
-      <w:pPr>
-        <w:pStyle w:val="FirstParagraph"/>
-      </w:pPr>
-      <w:r>
-        <w:t xml:space="preserve">Mẫu phân tích trải rộng 959 doanh nghiệp trên bảy nền kinh tế SIDS Thái Bình Dương. Bảng 1 báo cáo thống kê tóm tắt ở cấp quốc gia. Đại diện nhà xuất khẩu mỏng trên tất cả các nền kinh tế (tổng thể 13,8%), nhất quán với ràng buộc cấu trúc SIDS: hầu hết doanh nghiệp hoạt động chủ yếu trên thị trường nội địa bất chấp các hạn chế của nó. FSTS trung bình trên toàn mẫu là 0,048, phản ánh mức tham gia xuất khẩu thấp-nhưng-khác-không của các doanh nghiệp SIDS. Hiệu ứng cố định quốc gia hấp thụ phương sai đáng kể: R² tăng từ 0,109 (chỉ hiệu ứng cố định năm) lên 0,657 (hiệu ứng cố định quốc gia + năm) khi thêm các chỉ báo quốc gia, xác nhận rằng khoảng 83% phương sai năng suất được giải thích là giữa các quốc gia, một đặc điểm nhất quán với tính dị biệt cực đoan giữa các quốc gia về chất lượng thể chế, độ xa cách địa lý và cấu trúc kinh tế.</w:t>
-      </w:r>
-    </w:p>
-    <w:bookmarkEnd w:id="35"/>
-    <w:bookmarkStart w:id="36" w:name="X1582697d22b35249e1aedb59b2cd3e16a5bd120"/>
+    <w:bookmarkStart w:id="34" w:name="X8f44dbdba2354f2d3ea5035128567822d975deb"/>
     <w:p>
       <w:pPr>
         <w:pStyle w:val="Heading3"/>
@@ -1750,8 +1767,8 @@
         <w:t xml:space="preserve">Kết quả biến kiểm soát trong M1 nhất quán với bằng chứng đã thiết lập: tuổi doanh nghiệp liên quan dương với năng suất (β = +0,014, p = ,020); sở hữu nước ngoài cho thấy liên quan âm nhưng không có ý nghĩa (β = −0,426, p = ,315); quy mô doanh nghiệp về cơ bản bằng không (β = +0,002, p = ,983).</w:t>
       </w:r>
     </w:p>
-    <w:bookmarkEnd w:id="36"/>
-    <w:bookmarkStart w:id="37" w:name="X3458d2e5dd140f7b0ec117df5f37e76ab5e510d"/>
+    <w:bookmarkEnd w:id="34"/>
+    <w:bookmarkStart w:id="35" w:name="X68862bd04caf67573466266deef0e1d1862ed26"/>
     <w:p>
       <w:pPr>
         <w:pStyle w:val="Heading3"/>
@@ -1799,7 +1816,7 @@
         <w:pStyle w:val="BodyText"/>
       </w:pPr>
       <w:r>
-        <w:t xml:space="preserve">Theo Haans et al. (2016), chúng tôi đánh giá bốn điều kiện cần cho một quan hệ có độ cong. Cả bốn phải thỏa mãn để xác nhận hình chữ U ngược; ở đây, cả bốn đều</w:t>
+        <w:t xml:space="preserve">Theo Haans et al. (2016), chúng tôi đánh giá bốn điều kiện cần cho một quan hệ có độ cong. Cả bốn phải thỏa mãn để xác nhận hình chữ U ngược; ở đây, cả bốn đều</w:t>
       </w:r>
       <w:r>
         <w:t xml:space="preserve"> </w:t>
@@ -1993,8 +2010,8 @@
         <w:t xml:space="preserve">, nhất quán với H1 và cơ chế cấu trúc FIP. Không có điểm ngưỡng trong dải FSTS quan sát được (0–1).</w:t>
       </w:r>
     </w:p>
-    <w:bookmarkEnd w:id="37"/>
-    <w:bookmarkStart w:id="38" w:name="Xa9beff1b3905a675ff0d4b29295366a6a0e20fd"/>
+    <w:bookmarkEnd w:id="35"/>
+    <w:bookmarkStart w:id="36" w:name="kiểm-định-vững"/>
     <w:p>
       <w:pPr>
         <w:pStyle w:val="Heading3"/>
@@ -2182,8 +2199,8 @@
         <w:t xml:space="preserve">Mẫu con nhà xuất khẩu với đầy đủ biến kiểm soát rất nhỏ (N = 26), do đó đặc tả này thiếu sức mạnh thống kê và hệ số không có ý nghĩa; kết quả nhất quán về hướng với FIP nhưng tự bản thân nó không thể loại trừ lựa chọn. Bằng chứng hiệu ứng cố định (M1, M_yearFE) cung cấp cơ sở mạnh hơn cho suy luận FIP.</w:t>
       </w:r>
     </w:p>
-    <w:bookmarkEnd w:id="38"/>
-    <w:bookmarkStart w:id="39" w:name="X66d6f1c396b57146c61ee8d1498b87fe37ae210"/>
+    <w:bookmarkEnd w:id="36"/>
+    <w:bookmarkStart w:id="37" w:name="kết-quả-null-về-năng-lực-h2"/>
     <w:p>
       <w:pPr>
         <w:pStyle w:val="Heading3"/>
@@ -2234,14 +2251,42 @@
         <w:t xml:space="preserve">Được đưa vào như các số hạng trực tiếp (không phải tương tác), năng lực công nghệ (TCI_z: β = +0,299, p = ,003) nâng mức năng suất trong khi áp dụng số (DAI_z: β = +0,094, p = ,285) thì không; cả hai đều không làm thay đổi độ dốc FSTS âm, do đó H2 (không điều tiết độ dốc I–P) được giữ vững tại SIDS Thái Bình Dương, nhất quán với cơ chế FIP áp đảo các tác động năng lực trong các nền kinh tế bị ràng buộc cấu trúc. Ước lượng TCI_z dương (có ý nghĩa) và ước lượng DAI_z nhỏ hơn, không có ý nghĩa, nhất quán với cách diễn giải rằng năng lực nâng mức năng suất nói chung (như được tìm thấy trong các bối cảnh châu Á lục địa: Goedhuys &amp; Sleuwaegen, 2013; Teece, 2007) nhưng không thể sửa đổi tính âm cấu trúc của quan hệ FSTS–hiệu quả mà FIP mô tả.</w:t>
       </w:r>
     </w:p>
+    <w:bookmarkEnd w:id="37"/>
+    <w:bookmarkStart w:id="38" w:name="tóm-tắt-1"/>
+    <w:p>
+      <w:pPr>
+        <w:pStyle w:val="Heading3"/>
+      </w:pPr>
+      <w:r>
+        <w:t xml:space="preserve">4.6 Tóm tắt</w:t>
+      </w:r>
+    </w:p>
+    <w:p>
+      <w:pPr>
+        <w:pStyle w:val="FirstParagraph"/>
+      </w:pPr>
+      <w:r>
+        <w:t xml:space="preserve">Bảng 2 tóm tắt toàn bộ ma trận hệ số. Mô hình FIP được xác nhận: (i) một quan hệ FSTS–hiệu quả tuyến tính âm có ý nghĩa thống kê (M1: β = −1,339, p &lt; .001); (ii) không có độ cong bậc hai hay điểm ngưỡng có ý nghĩa (M2: cả FSTS_c và FSTS_c² đều không có ý nghĩa); (iii) âm trên các đặc tả (M_yearFE: β = −3,351, p &lt; .001; M_bivariate: β = −0,864, p = ,050; chỉ-nhà-xuất-khẩu: β = −1,176, p = ,130, n.s.); và (iv) không có điều tiết năng lực của độ dốc (M3 thêm TCI_z và DAI_z như các số hạng trực tiếp: TCI_z p = ,003 nâng mức, DAI_z p = ,285).</w:t>
+      </w:r>
+    </w:p>
+    <w:bookmarkEnd w:id="38"/>
     <w:bookmarkEnd w:id="39"/>
-    <w:bookmarkStart w:id="40" w:name="Xe5ff5e35c6e27f72f455557a0c98fd9f1227294"/>
+    <w:bookmarkStart w:id="45" w:name="thảo-luận"/>
+    <w:p>
+      <w:pPr>
+        <w:pStyle w:val="Heading2"/>
+      </w:pPr>
+      <w:r>
+        <w:t xml:space="preserve">5. Thảo luận</w:t>
+      </w:r>
+    </w:p>
+    <w:bookmarkStart w:id="40" w:name="X71e63f5edf9eb81e33a85f97b7ef2b3bed08f54"/>
     <w:p>
       <w:pPr>
         <w:pStyle w:val="Heading3"/>
       </w:pPr>
       <w:r>
-        <w:t xml:space="preserve">4.6 Tóm tắt</w:t>
+        <w:t xml:space="preserve">5.1 FIP như điều kiện biên cho mô hình hình chữ U ngược</w:t>
       </w:r>
     </w:p>
     <w:p>
@@ -2249,34 +2294,6 @@
         <w:pStyle w:val="FirstParagraph"/>
       </w:pPr>
       <w:r>
-        <w:t xml:space="preserve">Bảng 2 tóm tắt toàn bộ ma trận hệ số. Mô hình FIP được xác nhận: (i) một quan hệ FSTS–hiệu quả tuyến tính âm có ý nghĩa thống kê (M1: β = −1,339, p &lt; .001); (ii) không có độ cong bậc hai hay điểm ngưỡng có ý nghĩa (M2: cả FSTS_c và FSTS_c² đều không có ý nghĩa); (iii) âm trên các đặc tả (M_yearFE: β = −3,351, p &lt; .001; M_bivariate: β = −0,864, p = ,050; chỉ-nhà-xuất-khẩu: β = −1,176, p = ,130, n.s.); và (iv) không có điều tiết năng lực của độ dốc (M3 thêm TCI_z và DAI_z như các số hạng trực tiếp: TCI_z p = ,003 nâng mức, DAI_z p = ,285).</w:t>
-      </w:r>
-    </w:p>
-    <w:bookmarkEnd w:id="40"/>
-    <w:bookmarkEnd w:id="41"/>
-    <w:bookmarkStart w:id="47" w:name="X3923f9545aa9c992e02ccb4472a40e02686b4e2"/>
-    <w:p>
-      <w:pPr>
-        <w:pStyle w:val="Heading2"/>
-      </w:pPr>
-      <w:r>
-        <w:t xml:space="preserve">5. Thảo luận</w:t>
-      </w:r>
-    </w:p>
-    <w:bookmarkStart w:id="42" w:name="Xc24d7ad90b57ff10a74a5d97e4d8691f8b8742e"/>
-    <w:p>
-      <w:pPr>
-        <w:pStyle w:val="Heading3"/>
-      </w:pPr>
-      <w:r>
-        <w:t xml:space="preserve">5.1 FIP như điều kiện biên cho mô hình hình chữ U ngược</w:t>
-      </w:r>
-    </w:p>
-    <w:p>
-      <w:pPr>
-        <w:pStyle w:val="FirstParagraph"/>
-      </w:pPr>
-      <w:r>
         <w:t xml:space="preserve">Phát hiện trung tâm của chúng tôi là quan hệ I–P hình chữ U ngược không tồn tại tại SIDS Thái Bình Dương. Thay vì một mô hình cong với một giai đoạn dương, chúng tôi quan sát một quan hệ đơn điệu âm tồn tại trên bốn đặc tả mô hình và mạnh hơn trong số các nhà xuất khẩu thực tế so với toàn mẫu. Điều này không nhất quán với dự đoán hình chữ U ngược (Lu &amp; Beamish, 2004) và với đường cong S ba giai đoạn (Contractor et al., 2003), cả hai đều dự đoán ít nhất một dải nào đó của liên quan quốc tế hóa–hiệu quả dương.</w:t>
       </w:r>
     </w:p>
@@ -2285,7 +2302,25 @@
         <w:pStyle w:val="BodyText"/>
       </w:pPr>
       <w:r>
-        <w:t xml:space="preserve">Khái niệm FIP giải thích sự đảo ngược này thông qua logic của các điều kiện tiên quyết về cấu trúc bị vi phạm. Khi không tồn tại thị trường nội địa khả thi, FSTS không phải là biến lựa chọn chiến lược mà là một nhu cầu sinh tồn, doanh nghiệp không thể tích lũy các nguồn lực cơ sở quê nhà và năng lực tổ chức cấp vốn và duy trì quốc tế hóa sinh lợi. Khi chi phí thương mại khuếch đại "chi phí kinh doanh" của doanh thu xuất khẩu thêm 30–210% (Winters &amp; Martins, 2004), kinh tế biên của xuất khẩu là âm ngay từ đầu. Khi các khoảng trống thể chế toàn diện, gồm vắng mặt trung gian tài trợ thương mại, thực thi hợp đồng không đáng tin cậy, hạ tầng tiêu chuẩn hạn chế, doanh nghiệp không thể chiếm hữu các lợi ích học hỏi và quy mô mà lý thuyết quốc tế hóa hứa hẹn.</w:t>
+        <w:t xml:space="preserve">Khái niệm FIP giải thích sự đảo ngược này thông qua logic của các điều kiện tiên quyết về cấu trúc bị vi phạm. Khi không tồn tại thị trường nội địa khả thi, FSTS không phải là biến lựa chọn chiến lược mà là một nhu cầu sinh tồn, doanh nghiệp không thể tích lũy các nguồn lực cơ sở quê nhà và năng lực tổ chức cấp vốn và duy trì quốc tế hóa sinh lợi. Khi chi phí thương mại khuếch đại</w:t>
+      </w:r>
+      <w:r>
+        <w:t xml:space="preserve"> </w:t>
+      </w:r>
+      <w:r>
+        <w:t xml:space="preserve">“</w:t>
+      </w:r>
+      <w:r>
+        <w:t xml:space="preserve">chi phí kinh doanh</w:t>
+      </w:r>
+      <w:r>
+        <w:t xml:space="preserve">”</w:t>
+      </w:r>
+      <w:r>
+        <w:t xml:space="preserve"> </w:t>
+      </w:r>
+      <w:r>
+        <w:t xml:space="preserve">của doanh thu xuất khẩu thêm 30–210% (Winters &amp; Martins, 2004), kinh tế biên của xuất khẩu là âm ngay từ đầu. Khi các khoảng trống thể chế toàn diện, gồm vắng mặt trung gian tài trợ thương mại, thực thi hợp đồng không đáng tin cậy, hạ tầng tiêu chuẩn hạn chế, doanh nghiệp không thể chiếm hữu các lợi ích học hỏi và quy mô mà lý thuyết quốc tế hóa hứa hẹn.</w:t>
       </w:r>
     </w:p>
     <w:p>
@@ -2322,11 +2357,44 @@
         <w:t xml:space="preserve"> </w:t>
       </w:r>
       <w:r>
-        <w:t xml:space="preserve">quan hệ I–P (Marano et al., 2016) là một trường hợp đặc biệt của một quan hệ lý thuyết tổng quát hơn: khi các điều kiện thể chế vượt qua một ngưỡng cấu trúc từ "điều tiết yếu hơn" sang "điều kiện tiên quyết bị vi phạm", dấu, chứ không chỉ độ lớn, của quan hệ I–P đảo ngược.</w:t>
-      </w:r>
-    </w:p>
-    <w:bookmarkEnd w:id="42"/>
-    <w:bookmarkStart w:id="43" w:name="X593318ffccc5e05c2319b4bf4b647c5c1ce7fca"/>
+        <w:t xml:space="preserve">quan hệ I–P (Marano et al., 2016) là một trường hợp đặc biệt của một quan hệ lý thuyết tổng quát hơn: khi các điều kiện thể chế vượt qua một ngưỡng cấu trúc từ</w:t>
+      </w:r>
+      <w:r>
+        <w:t xml:space="preserve"> </w:t>
+      </w:r>
+      <w:r>
+        <w:t xml:space="preserve">“</w:t>
+      </w:r>
+      <w:r>
+        <w:t xml:space="preserve">điều tiết yếu hơn</w:t>
+      </w:r>
+      <w:r>
+        <w:t xml:space="preserve">”</w:t>
+      </w:r>
+      <w:r>
+        <w:t xml:space="preserve"> </w:t>
+      </w:r>
+      <w:r>
+        <w:t xml:space="preserve">sang</w:t>
+      </w:r>
+      <w:r>
+        <w:t xml:space="preserve"> </w:t>
+      </w:r>
+      <w:r>
+        <w:t xml:space="preserve">“</w:t>
+      </w:r>
+      <w:r>
+        <w:t xml:space="preserve">điều kiện tiên quyết bị vi phạm</w:t>
+      </w:r>
+      <w:r>
+        <w:t xml:space="preserve">”</w:t>
+      </w:r>
+      <w:r>
+        <w:t xml:space="preserve">, dấu, chứ không chỉ độ lớn, của quan hệ I–P đảo ngược.</w:t>
+      </w:r>
+    </w:p>
+    <w:bookmarkEnd w:id="40"/>
+    <w:bookmarkStart w:id="41" w:name="X254b2e8e7ccbb22f464b8e40b247ef65fc0302a"/>
     <w:p>
       <w:pPr>
         <w:pStyle w:val="Heading3"/>
@@ -2374,7 +2442,43 @@
         <w:t xml:space="preserve">bản chất</w:t>
       </w:r>
       <w:r>
-        <w:t xml:space="preserve">: ở đầu cực đoan của phổ thể chế, nơi cả ba điều kiện tiên quyết về cấu trúc đồng thời vắng mặt, dạng hàm I–P không phải là một hình chữ U ngược đã được sửa đổi mà là một mô hình khác về chất (đơn điệu âm). Điều này mở rộng từ vựng lý thuyết của nghiên cứu IB vượt ra ngoài "điều tiết cường độ" sang "điều tiết sự tồn tại" của quan hệ I–P.</w:t>
+        <w:t xml:space="preserve">: ở đầu cực đoan của phổ thể chế, nơi cả ba điều kiện tiên quyết về cấu trúc đồng thời vắng mặt, dạng hàm I–P không phải là một hình chữ U ngược đã được sửa đổi mà là một mô hình khác về chất (đơn điệu âm). Điều này mở rộng từ vựng lý thuyết của nghiên cứu IB vượt ra ngoài</w:t>
+      </w:r>
+      <w:r>
+        <w:t xml:space="preserve"> </w:t>
+      </w:r>
+      <w:r>
+        <w:t xml:space="preserve">“</w:t>
+      </w:r>
+      <w:r>
+        <w:t xml:space="preserve">điều tiết cường độ</w:t>
+      </w:r>
+      <w:r>
+        <w:t xml:space="preserve">”</w:t>
+      </w:r>
+      <w:r>
+        <w:t xml:space="preserve"> </w:t>
+      </w:r>
+      <w:r>
+        <w:t xml:space="preserve">sang</w:t>
+      </w:r>
+      <w:r>
+        <w:t xml:space="preserve"> </w:t>
+      </w:r>
+      <w:r>
+        <w:t xml:space="preserve">“</w:t>
+      </w:r>
+      <w:r>
+        <w:t xml:space="preserve">điều tiết sự tồn tại</w:t>
+      </w:r>
+      <w:r>
+        <w:t xml:space="preserve">”</w:t>
+      </w:r>
+      <w:r>
+        <w:t xml:space="preserve"> </w:t>
+      </w:r>
+      <w:r>
+        <w:t xml:space="preserve">của quan hệ I–P.</w:t>
       </w:r>
     </w:p>
     <w:p>
@@ -2385,8 +2489,8 @@
         <w:t xml:space="preserve">Phát hiện này kết nối với câu hỏi rộng hơn về các điều kiện biên trong lý thuyết IB (Verbeke &amp; Brugman, 2018; Hennart, 2007). Nếu các lý thuyết I–P chính thống được rút ra từ các mẫu của những nền kinh tế nơi các điều kiện tiên quyết về cấu trúc được thỏa mãn rộng rãi, thì các lý thuyết đó có thể không áp dụng được một cách hệ thống cho bối cảnh SIDS, không chỉ cần điều chỉnh, mà đại diện cho một chế độ lý thuyết khác biệt về chất. FIP cung cấp một nhãn có cơ sở lý thuyết cho chế độ thay thế đó.</w:t>
       </w:r>
     </w:p>
-    <w:bookmarkEnd w:id="43"/>
-    <w:bookmarkStart w:id="44" w:name="X9c2b8f42b69fe1d4d8a97f7c915d219b178a8d2"/>
+    <w:bookmarkEnd w:id="41"/>
+    <w:bookmarkStart w:id="42" w:name="X98231350dcd4b673d7e08f7a05f10afdfe3d7c5"/>
     <w:p>
       <w:pPr>
         <w:pStyle w:val="Heading3"/>
@@ -2432,7 +2536,25 @@
         <w:pStyle w:val="BodyText"/>
       </w:pPr>
       <w:r>
-        <w:t xml:space="preserve">Điều này nhất quán với sự nhấn mạnh của quan điểm dựa trên nguồn lực về tính phụ thuộc bối cảnh (Barney, 1991): nguồn lực chỉ tạo ra giá trị trong các môi trường thể chế hỗ trợ khả năng chiếm hữu. Khung năng lực động của Teece (2007) cũng tương tự giả định các cơ chế thị trường vận hành được; khi chúng vắng mặt, năng lực động có thể bị "mắc kẹt" trong doanh nghiệp, không thể chuyển hóa thành lợi thế hiệu quả thông qua các giao dịch thị trường quốc tế.</w:t>
+        <w:t xml:space="preserve">Điều này nhất quán với sự nhấn mạnh của quan điểm dựa trên nguồn lực về tính phụ thuộc bối cảnh (Barney, 1991): nguồn lực chỉ tạo ra giá trị trong các môi trường thể chế hỗ trợ khả năng chiếm hữu. Khung năng lực động của Teece (2007) cũng tương tự giả định các cơ chế thị trường vận hành được; khi chúng vắng mặt, năng lực động có thể bị</w:t>
+      </w:r>
+      <w:r>
+        <w:t xml:space="preserve"> </w:t>
+      </w:r>
+      <w:r>
+        <w:t xml:space="preserve">“</w:t>
+      </w:r>
+      <w:r>
+        <w:t xml:space="preserve">mắc kẹt</w:t>
+      </w:r>
+      <w:r>
+        <w:t xml:space="preserve">”</w:t>
+      </w:r>
+      <w:r>
+        <w:t xml:space="preserve"> </w:t>
+      </w:r>
+      <w:r>
+        <w:t xml:space="preserve">trong doanh nghiệp, không thể chuyển hóa thành lợi thế hiệu quả thông qua các giao dịch thị trường quốc tế.</w:t>
       </w:r>
     </w:p>
     <w:p>
@@ -2443,8 +2565,8 @@
         <w:t xml:space="preserve">Các ước lượng điểm dương, dù không có ý nghĩa, cho TCI_z và DAI_z gợi ý rằng năng lực có nâng mức năng suất nói chung (nhất quán với vai trò của chúng trong văn liệu rộng hơn), nhưng chúng không thể sửa đổi tính âm về hướng của quan hệ FSTS–hiệu quả trong bối cảnh cấu trúc SIDS. Sắc thái này, tức năng lực giúp ích cho mức nền chứ không phải độ dốc, có thể là một hướng nghiên cứu hiệu quả cho nghiên cứu SIDS tương lai.</w:t>
       </w:r>
     </w:p>
-    <w:bookmarkEnd w:id="44"/>
-    <w:bookmarkStart w:id="45" w:name="X0e118adbb302eca533903097e6dc01ed006cc3c"/>
+    <w:bookmarkEnd w:id="42"/>
+    <w:bookmarkStart w:id="43" w:name="X473ba15979b586934000dc68b899a5ae32fd4fc"/>
     <w:p>
       <w:pPr>
         <w:pStyle w:val="Heading3"/>
@@ -2541,8 +2663,8 @@
         <w:t xml:space="preserve">(thể chế vận hành được): phát triển thể chế có mục tiêu tập trung vào hạ tầng tạo thuận lợi thương mại, cơ quan tiêu chuẩn, trung gian tài trợ thương mại, cơ quan xúc tiến xuất khẩu có năng lực thực chất, thay vì cải cách quản trị chung chung, có thể giải quyết trực tiếp nhất cơ chế FIP. Bằng chứng của Goedhuys và Sleuwaegen (2013) về chứng nhận quốc tế mang tính gợi mở: phát hiện của họ rằng chứng nhận ISO cải thiện năng suất doanh nghiệp nhất quán với kết quả null về TCI ở đây nếu lợi ích năng suất của chứng nhận có điều kiện vào các thể chế hỗ trợ thực thi tiêu chuẩn và sự công nhận của khách hàng, những điều kiện vắng mặt trong bối cảnh SIDS.</w:t>
       </w:r>
     </w:p>
-    <w:bookmarkEnd w:id="45"/>
-    <w:bookmarkStart w:id="46" w:name="X1db92cff7de439f7ce5498ad6566fddb73002b1"/>
+    <w:bookmarkEnd w:id="43"/>
+    <w:bookmarkStart w:id="44" w:name="hạn-chế"/>
     <w:p>
       <w:pPr>
         <w:pStyle w:val="Heading3"/>
@@ -2643,61 +2765,112 @@
         <w:t xml:space="preserve">: FIP được lý thuyết hóa là phát sinh khi ba điều kiện tiên quyết về cấu trúc đồng thời vắng mặt. Các bối cảnh cực đoan khác, gồm các vi quốc gia Sahara, các nền kinh tế vùng cao xa xôi, các bối cảnh hậu xung đột, có thể thể hiện các mô hình tương tự. SIDS Caribbean (không có trong mẫu của chúng tôi) đại diện cho một bối cảnh mở rộng tự nhiên.</w:t>
       </w:r>
     </w:p>
+    <w:bookmarkEnd w:id="44"/>
+    <w:bookmarkEnd w:id="45"/>
+    <w:bookmarkStart w:id="46" w:name="kết-luận"/>
+    <w:p>
+      <w:pPr>
+        <w:pStyle w:val="Heading2"/>
+      </w:pPr>
+      <w:r>
+        <w:t xml:space="preserve">6. Kết luận</w:t>
+      </w:r>
+    </w:p>
+    <w:p>
+      <w:pPr>
+        <w:pStyle w:val="FirstParagraph"/>
+      </w:pPr>
+      <w:r>
+        <w:t xml:space="preserve">Chúng tôi giới thiệu Hình phạt Quốc tế hóa Cưỡng bức (FIP), tức tác động đơn điệu âm của cường độ quốc tế hóa lên hiệu quả doanh nghiệp khi ba điều kiện tiên quyết về cấu trúc của quan hệ hình chữ U ngược đồng thời vắng mặt: một thị trường nội địa khả thi, chi phí thương mại có thể quản lý được, và hỗ trợ thể chế vận hành được. Sử dụng dữ liệu WBES từ 959 doanh nghiệp trên bảy nền kinh tế SIDS Thái Bình Dương, chúng tôi tìm thấy sự ủng hộ vững chắc cho FIP trên nhiều đặc tả (β = −1,339, p &lt; .001 trong mô hình hiệu ứng cố định quốc gia và năm chính; β = −3,351, p &lt; .001 khi không có hiệu ứng cố định quốc gia; β = −1,176, p = ,130 trong mẫu con chỉ-nhà-xuất-khẩu). Số hạng bậc hai không có ý nghĩa, xác nhận dạng đơn điệu âm không có điểm ngưỡng quan sát được. Áp dụng số là null và, mặc dù năng lực công nghệ nâng mức năng suất tổng thể, cả hai năng lực đều không điều tiết độ dốc xuất khẩu–hiệu quả âm, nhất quán với cơ chế lý thuyết FIP.</w:t>
+      </w:r>
+    </w:p>
+    <w:p>
+      <w:pPr>
+        <w:pStyle w:val="BodyText"/>
+      </w:pPr>
+      <w:r>
+        <w:t xml:space="preserve">Các phát hiện này đóng góp cho lý thuyết IB theo hai cách. Thứ nhất, chúng giúp định hướng lại cuộc thảo luận về các tác động thể chế từ</w:t>
+      </w:r>
+      <w:r>
+        <w:t xml:space="preserve"> </w:t>
+      </w:r>
+      <w:r>
+        <w:t xml:space="preserve">“</w:t>
+      </w:r>
+      <w:r>
+        <w:t xml:space="preserve">điều tiết thể chế của cường độ I–P</w:t>
+      </w:r>
+      <w:r>
+        <w:t xml:space="preserve">”</w:t>
+      </w:r>
+      <w:r>
+        <w:t xml:space="preserve"> </w:t>
+      </w:r>
+      <w:r>
+        <w:t xml:space="preserve">sang</w:t>
+      </w:r>
+      <w:r>
+        <w:t xml:space="preserve"> </w:t>
+      </w:r>
+      <w:r>
+        <w:t xml:space="preserve">“</w:t>
+      </w:r>
+      <w:r>
+        <w:t xml:space="preserve">định đoạt thể chế của dấu I–P</w:t>
+      </w:r>
+      <w:r>
+        <w:t xml:space="preserve">”</w:t>
+      </w:r>
+      <w:r>
+        <w:t xml:space="preserve">, gợi ý rằng hình chữ U ngược có thể có điều kiện vào các điều kiện tiên quyết về cấu trúc thay vì áp dụng rộng rãi qua các bối cảnh. Thứ hai, chúng mở rộng việc ứng dụng</w:t>
+      </w:r>
+      <w:r>
+        <w:t xml:space="preserve"> </w:t>
+      </w:r>
+      <w:r>
+        <w:t xml:space="preserve">“</w:t>
+      </w:r>
+      <w:r>
+        <w:t xml:space="preserve">quốc tế hóa cưỡng bức</w:t>
+      </w:r>
+      <w:r>
+        <w:t xml:space="preserve">”</w:t>
+      </w:r>
+      <w:r>
+        <w:t xml:space="preserve"> </w:t>
+      </w:r>
+      <w:r>
+        <w:t xml:space="preserve">vượt ra ngoài văn liệu doanh nghiệp nhỏ và vừa vào lĩnh vực kết quả-hiệu quả, cung cấp một construct được định nghĩa lý thuyết và có cơ sở thực nghiệm (FIP) mà nghiên cứu tương lai có thể xây dựng trên đó.</w:t>
+      </w:r>
+    </w:p>
+    <w:p>
+      <w:pPr>
+        <w:pStyle w:val="BodyText"/>
+      </w:pPr>
+      <w:r>
+        <w:t xml:space="preserve">Đối với chương trình nghị sự chính sách phát triển thế giới, FIP gợi ý rằng các chiến lược xúc tiến xuất khẩu tại SIDS đòi hỏi các can thiệp cấu trúc bổ trợ giải quyết chi phí thương mại, tính khả thi của thị trường nội địa thông qua hội nhập khu vực, và phát triển thể chế có mục tiêu, không chỉ đơn thuần là tăng cường hoạt động xuất khẩu tự thân.</w:t>
+      </w:r>
+    </w:p>
     <w:bookmarkEnd w:id="46"/>
+    <w:bookmarkStart w:id="47" w:name="X5ded9c6c18a6af4b4bfba918e42f89954db9f05"/>
+    <w:p>
+      <w:pPr>
+        <w:pStyle w:val="Heading2"/>
+      </w:pPr>
+      <w:r>
+        <w:t xml:space="preserve">Công bố về AI tạo sinh và công nghệ hỗ trợ AI trong quá trình viết</w:t>
+      </w:r>
+    </w:p>
+    <w:p>
+      <w:pPr>
+        <w:pStyle w:val="FirstParagraph"/>
+      </w:pPr>
+      <w:r>
+        <w:t xml:space="preserve">Trong quá trình chuẩn bị công trình này, (các) tác giả đã sử dụng Grammarly, một công cụ hỗ trợ viết, nhằm sửa lỗi chính tả, ngữ pháp và dấu câu trong văn bản gốc của chính (các) tác giả. Không có công cụ trí tuệ nhân tạo tạo sinh nào được sử dụng để tạo, soạn thảo hay sáng tạo bất kỳ nội dung, phân tích hay diễn giải thực chất nào. Sau khi sử dụng công cụ này, (các) tác giả đã rà soát và chỉnh sửa nội dung khi cần và chịu trách nhiệm hoàn toàn về nội dung của ấn phẩm.</w:t>
+      </w:r>
+    </w:p>
     <w:bookmarkEnd w:id="47"/>
-    <w:bookmarkStart w:id="48" w:name="Xb6340858ada32986909ac4c0a6855391782490d"/>
-    <w:p>
-      <w:pPr>
-        <w:pStyle w:val="Heading2"/>
-      </w:pPr>
-      <w:r>
-        <w:t xml:space="preserve">6. Kết luận</w:t>
-      </w:r>
-    </w:p>
-    <w:p>
-      <w:pPr>
-        <w:pStyle w:val="FirstParagraph"/>
-      </w:pPr>
-      <w:r>
-        <w:t xml:space="preserve">Chúng tôi giới thiệu Hình phạt Quốc tế hóa Cưỡng bức (FIP), tức tác động đơn điệu âm của cường độ quốc tế hóa lên hiệu quả doanh nghiệp khi ba điều kiện tiên quyết về cấu trúc của quan hệ hình chữ U ngược đồng thời vắng mặt: một thị trường nội địa khả thi, chi phí thương mại có thể quản lý được, và hỗ trợ thể chế vận hành được. Sử dụng dữ liệu WBES từ 959 doanh nghiệp trên bảy nền kinh tế SIDS Thái Bình Dương, chúng tôi tìm thấy sự ủng hộ vững chắc cho FIP trên nhiều đặc tả (β = −1,339, p &lt; .001 trong mô hình hiệu ứng cố định quốc gia và năm chính; β = −3,351, p &lt; .001 khi không có hiệu ứng cố định quốc gia; β = −1,176, p = ,130 trong mẫu con chỉ-nhà-xuất-khẩu). Số hạng bậc hai không có ý nghĩa, xác nhận dạng đơn điệu âm không có điểm ngưỡng quan sát được. Áp dụng số là null và, mặc dù năng lực công nghệ nâng mức năng suất tổng thể, cả hai năng lực đều không điều tiết độ dốc xuất khẩu–hiệu quả âm, nhất quán với cơ chế lý thuyết FIP.</w:t>
-      </w:r>
-    </w:p>
-    <w:p>
-      <w:pPr>
-        <w:pStyle w:val="BodyText"/>
-      </w:pPr>
-      <w:r>
-        <w:t xml:space="preserve">Các phát hiện này đóng góp cho lý thuyết IB theo hai cách. Thứ nhất, chúng giúp định hướng lại cuộc thảo luận về các tác động thể chế từ "điều tiết thể chế của cường độ I–P" sang "định đoạt thể chế của dấu I–P", gợi ý rằng hình chữ U ngược có thể có điều kiện vào các điều kiện tiên quyết về cấu trúc thay vì áp dụng rộng rãi qua các bối cảnh. Thứ hai, chúng mở rộng việc ứng dụng "quốc tế hóa cưỡng bức" vượt ra ngoài văn liệu doanh nghiệp nhỏ và vừa vào lĩnh vực kết quả-hiệu quả, cung cấp một construct được định nghĩa lý thuyết và có cơ sở thực nghiệm (FIP) mà nghiên cứu tương lai có thể xây dựng trên đó.</w:t>
-      </w:r>
-    </w:p>
-    <w:p>
-      <w:pPr>
-        <w:pStyle w:val="BodyText"/>
-      </w:pPr>
-      <w:r>
-        <w:t xml:space="preserve">Đối với chương trình nghị sự chính sách phát triển thế giới, FIP gợi ý rằng các chiến lược xúc tiến xuất khẩu tại SIDS đòi hỏi các can thiệp cấu trúc bổ trợ giải quyết chi phí thương mại, tính khả thi của thị trường nội địa thông qua hội nhập khu vực, và phát triển thể chế có mục tiêu, không chỉ đơn thuần là tăng cường hoạt động xuất khẩu tự thân.</w:t>
-      </w:r>
-    </w:p>
-    <w:bookmarkEnd w:id="48"/>
-    <w:bookmarkStart w:id="49" w:name="X5ded9c6c18a6af4b4bfba918e42f89954db9f05"/>
-    <w:p>
-      <w:pPr>
-        <w:pStyle w:val="Heading2"/>
-      </w:pPr>
-      <w:r>
-        <w:t xml:space="preserve">Công bố về AI tạo sinh và công nghệ hỗ trợ AI trong quá trình viết</w:t>
-      </w:r>
-    </w:p>
-    <w:p>
-      <w:pPr>
-        <w:pStyle w:val="FirstParagraph"/>
-      </w:pPr>
-      <w:r>
-        <w:t xml:space="preserve">Trong quá trình chuẩn bị công trình này, (các) tác giả đã sử dụng Grammarly, một công cụ hỗ trợ viết, nhằm sửa lỗi chính tả, ngữ pháp và dấu câu trong văn bản gốc của chính (các) tác giả. Không có công cụ trí tuệ nhân tạo tạo sinh nào được sử dụng để tạo, soạn thảo hay sáng tạo bất kỳ nội dung, phân tích hay diễn giải thực chất nào. Sau khi sử dụng công cụ này, (các) tác giả đã rà soát và chỉnh sửa nội dung khi cần và chịu trách nhiệm hoàn toàn về nội dung của ấn phẩm.</w:t>
-      </w:r>
-    </w:p>
-    <w:bookmarkEnd w:id="49"/>
-    <w:bookmarkStart w:id="53" w:name="tài-liệu-tham-khảo"/>
+    <w:bookmarkStart w:id="51" w:name="tài-liệu-tham-khảo"/>
     <w:p>
       <w:pPr>
         <w:pStyle w:val="Heading2"/>
@@ -2897,7 +3070,7 @@
       <w:r>
         <w:t xml:space="preserve"> </w:t>
       </w:r>
-      <w:hyperlink r:id="rId50">
+      <w:hyperlink r:id="rId48">
         <w:r>
           <w:rPr>
             <w:rStyle w:val="Hyperlink"/>
@@ -3139,7 +3312,7 @@
       <w:r>
         <w:t xml:space="preserve"> </w:t>
       </w:r>
-      <w:hyperlink r:id="rId51">
+      <w:hyperlink r:id="rId49">
         <w:r>
           <w:rPr>
             <w:rStyle w:val="Hyperlink"/>
@@ -3213,7 +3386,7 @@
       <w:r>
         <w:t xml:space="preserve"> </w:t>
       </w:r>
-      <w:hyperlink r:id="rId52">
+      <w:hyperlink r:id="rId50">
         <w:r>
           <w:rPr>
             <w:rStyle w:val="Hyperlink"/>
@@ -3414,8 +3587,8 @@
         <w:t xml:space="preserve">(2), 341–363.</w:t>
       </w:r>
     </w:p>
-    <w:bookmarkEnd w:id="53"/>
-    <w:bookmarkStart w:id="57" w:name="phụ-lục-a-các-bảng"/>
+    <w:bookmarkEnd w:id="51"/>
+    <w:bookmarkStart w:id="55" w:name="phụ-lục-a-các-bảng"/>
     <w:p>
       <w:pPr>
         <w:pStyle w:val="Heading2"/>
@@ -3424,7 +3597,7 @@
         <w:t xml:space="preserve">Phụ lục A: Các bảng</w:t>
       </w:r>
     </w:p>
-    <w:bookmarkStart w:id="54" w:name="bảng-1-thống-kê-tóm-tắt-ở-cấp-quốc-gia"/>
+    <w:bookmarkStart w:id="52" w:name="bảng-1.-thống-kê-tóm-tắt-ở-cấp-quốc-gia"/>
     <w:p>
       <w:pPr>
         <w:pStyle w:val="Heading3"/>
@@ -3436,15 +3609,743 @@
     <w:tbl>
       <w:tblPr>
         <w:tblStyle w:val="Table"/>
-        <w:tblW w:type="auto" w:w="0"/>
+        <w:tblW w:type="pct" w:w="5000"/>
         <w:tblLook w:firstRow="1" w:lastRow="0" w:firstColumn="0" w:lastColumn="0" w:noHBand="0" w:noVBand="0" w:val="0020"/>
         <w:jc w:val="start"/>
       </w:tblPr>
       <w:tblGrid>
-        <w:gridCol w:w="1320"/>
-        <w:gridCol w:w="1320"/>
-        <w:gridCol w:w="1320"/>
-        <w:gridCol w:w="1320"/>
+        <w:gridCol w:w="1926"/>
+        <w:gridCol w:w="1177"/>
+        <w:gridCol w:w="1177"/>
+        <w:gridCol w:w="1284"/>
+        <w:gridCol w:w="1177"/>
+        <w:gridCol w:w="1177"/>
+      </w:tblGrid>
+      <w:tr>
+        <w:trPr>
+          <w:tblHeader w:val="true"/>
+        </w:trPr>
+        <w:tc>
+          <w:tcPr/>
+          <w:p>
+            <w:pPr>
+              <w:pStyle w:val="Compact"/>
+              <w:jc w:val="left"/>
+            </w:pPr>
+            <w:r>
+              <w:t xml:space="preserve">Nền kinh tế</w:t>
+            </w:r>
+          </w:p>
+        </w:tc>
+        <w:tc>
+          <w:tcPr/>
+          <w:p>
+            <w:pPr>
+              <w:pStyle w:val="Compact"/>
+              <w:jc w:val="left"/>
+            </w:pPr>
+            <w:r>
+              <w:t xml:space="preserve">N (doanh nghiệp)</w:t>
+            </w:r>
+          </w:p>
+        </w:tc>
+        <w:tc>
+          <w:tcPr/>
+          <w:p>
+            <w:pPr>
+              <w:pStyle w:val="Compact"/>
+              <w:jc w:val="left"/>
+            </w:pPr>
+            <w:r>
+              <w:t xml:space="preserve">Nhà xuất khẩu</w:t>
+            </w:r>
+          </w:p>
+        </w:tc>
+        <w:tc>
+          <w:tcPr/>
+          <w:p>
+            <w:pPr>
+              <w:pStyle w:val="Compact"/>
+              <w:jc w:val="left"/>
+            </w:pPr>
+            <w:r>
+              <w:t xml:space="preserve">% nhà xuất khẩu</w:t>
+            </w:r>
+          </w:p>
+        </w:tc>
+        <w:tc>
+          <w:tcPr/>
+          <w:p>
+            <w:pPr>
+              <w:pStyle w:val="Compact"/>
+              <w:jc w:val="left"/>
+            </w:pPr>
+            <w:r>
+              <w:t xml:space="preserve">FSTS trung bình</w:t>
+            </w:r>
+          </w:p>
+        </w:tc>
+        <w:tc>
+          <w:tcPr/>
+          <w:p>
+            <w:pPr>
+              <w:pStyle w:val="Compact"/>
+              <w:jc w:val="left"/>
+            </w:pPr>
+            <w:r>
+              <w:t xml:space="preserve">Đợt khảo sát</w:t>
+            </w:r>
+          </w:p>
+        </w:tc>
+      </w:tr>
+      <w:tr>
+        <w:tc>
+          <w:tcPr/>
+          <w:p>
+            <w:pPr>
+              <w:pStyle w:val="Compact"/>
+              <w:jc w:val="left"/>
+            </w:pPr>
+            <w:r>
+              <w:t xml:space="preserve">Fiji</w:t>
+            </w:r>
+          </w:p>
+        </w:tc>
+        <w:tc>
+          <w:tcPr/>
+          <w:p>
+            <w:pPr>
+              <w:pStyle w:val="Compact"/>
+              <w:jc w:val="left"/>
+            </w:pPr>
+            <w:r>
+              <w:t xml:space="preserve">165</w:t>
+            </w:r>
+          </w:p>
+        </w:tc>
+        <w:tc>
+          <w:tcPr/>
+          <w:p>
+            <w:pPr>
+              <w:pStyle w:val="Compact"/>
+              <w:jc w:val="left"/>
+            </w:pPr>
+            <w:r>
+              <w:t xml:space="preserve">46</w:t>
+            </w:r>
+          </w:p>
+        </w:tc>
+        <w:tc>
+          <w:tcPr/>
+          <w:p>
+            <w:pPr>
+              <w:pStyle w:val="Compact"/>
+              <w:jc w:val="left"/>
+            </w:pPr>
+            <w:r>
+              <w:t xml:space="preserve">27,9%</w:t>
+            </w:r>
+          </w:p>
+        </w:tc>
+        <w:tc>
+          <w:tcPr/>
+          <w:p>
+            <w:pPr>
+              <w:pStyle w:val="Compact"/>
+              <w:jc w:val="left"/>
+            </w:pPr>
+            <w:r>
+              <w:t xml:space="preserve">0,109</w:t>
+            </w:r>
+          </w:p>
+        </w:tc>
+        <w:tc>
+          <w:tcPr/>
+          <w:p>
+            <w:pPr>
+              <w:pStyle w:val="Compact"/>
+              <w:jc w:val="left"/>
+            </w:pPr>
+            <w:r>
+              <w:t xml:space="preserve">2009, 2025</w:t>
+            </w:r>
+          </w:p>
+        </w:tc>
+      </w:tr>
+      <w:tr>
+        <w:tc>
+          <w:tcPr/>
+          <w:p>
+            <w:pPr>
+              <w:pStyle w:val="Compact"/>
+              <w:jc w:val="left"/>
+            </w:pPr>
+            <w:r>
+              <w:t xml:space="preserve">Kiribati</w:t>
+            </w:r>
+          </w:p>
+        </w:tc>
+        <w:tc>
+          <w:tcPr/>
+          <w:p>
+            <w:pPr>
+              <w:pStyle w:val="Compact"/>
+              <w:jc w:val="left"/>
+            </w:pPr>
+            <w:r>
+              <w:t xml:space="preserve">114</w:t>
+            </w:r>
+          </w:p>
+        </w:tc>
+        <w:tc>
+          <w:tcPr/>
+          <w:p>
+            <w:pPr>
+              <w:pStyle w:val="Compact"/>
+              <w:jc w:val="left"/>
+            </w:pPr>
+            <w:r>
+              <w:t xml:space="preserve">3</w:t>
+            </w:r>
+          </w:p>
+        </w:tc>
+        <w:tc>
+          <w:tcPr/>
+          <w:p>
+            <w:pPr>
+              <w:pStyle w:val="Compact"/>
+              <w:jc w:val="left"/>
+            </w:pPr>
+            <w:r>
+              <w:t xml:space="preserve">2,6%</w:t>
+            </w:r>
+          </w:p>
+        </w:tc>
+        <w:tc>
+          <w:tcPr/>
+          <w:p>
+            <w:pPr>
+              <w:pStyle w:val="Compact"/>
+              <w:jc w:val="left"/>
+            </w:pPr>
+            <w:r>
+              <w:t xml:space="preserve">0,011</w:t>
+            </w:r>
+          </w:p>
+        </w:tc>
+        <w:tc>
+          <w:tcPr/>
+          <w:p>
+            <w:pPr>
+              <w:pStyle w:val="Compact"/>
+              <w:jc w:val="left"/>
+            </w:pPr>
+            <w:r>
+              <w:t xml:space="preserve">2025</w:t>
+            </w:r>
+          </w:p>
+        </w:tc>
+      </w:tr>
+      <w:tr>
+        <w:tc>
+          <w:tcPr/>
+          <w:p>
+            <w:pPr>
+              <w:pStyle w:val="Compact"/>
+              <w:jc w:val="left"/>
+            </w:pPr>
+            <w:r>
+              <w:t xml:space="preserve">Papua New Guinea</w:t>
+            </w:r>
+          </w:p>
+        </w:tc>
+        <w:tc>
+          <w:tcPr/>
+          <w:p>
+            <w:pPr>
+              <w:pStyle w:val="Compact"/>
+              <w:jc w:val="left"/>
+            </w:pPr>
+            <w:r>
+              <w:t xml:space="preserve">141</w:t>
+            </w:r>
+          </w:p>
+        </w:tc>
+        <w:tc>
+          <w:tcPr/>
+          <w:p>
+            <w:pPr>
+              <w:pStyle w:val="Compact"/>
+              <w:jc w:val="left"/>
+            </w:pPr>
+            <w:r>
+              <w:t xml:space="preserve">20</w:t>
+            </w:r>
+          </w:p>
+        </w:tc>
+        <w:tc>
+          <w:tcPr/>
+          <w:p>
+            <w:pPr>
+              <w:pStyle w:val="Compact"/>
+              <w:jc w:val="left"/>
+            </w:pPr>
+            <w:r>
+              <w:t xml:space="preserve">14,2%</w:t>
+            </w:r>
+          </w:p>
+        </w:tc>
+        <w:tc>
+          <w:tcPr/>
+          <w:p>
+            <w:pPr>
+              <w:pStyle w:val="Compact"/>
+              <w:jc w:val="left"/>
+            </w:pPr>
+            <w:r>
+              <w:t xml:space="preserve">0,028</w:t>
+            </w:r>
+          </w:p>
+        </w:tc>
+        <w:tc>
+          <w:tcPr/>
+          <w:p>
+            <w:pPr>
+              <w:pStyle w:val="Compact"/>
+              <w:jc w:val="left"/>
+            </w:pPr>
+            <w:r>
+              <w:t xml:space="preserve">2015, 2024</w:t>
+            </w:r>
+          </w:p>
+        </w:tc>
+      </w:tr>
+      <w:tr>
+        <w:tc>
+          <w:tcPr/>
+          <w:p>
+            <w:pPr>
+              <w:pStyle w:val="Compact"/>
+              <w:jc w:val="left"/>
+            </w:pPr>
+            <w:r>
+              <w:t xml:space="preserve">Samoa</w:t>
+            </w:r>
+          </w:p>
+        </w:tc>
+        <w:tc>
+          <w:tcPr/>
+          <w:p>
+            <w:pPr>
+              <w:pStyle w:val="Compact"/>
+              <w:jc w:val="left"/>
+            </w:pPr>
+            <w:r>
+              <w:t xml:space="preserve">131</w:t>
+            </w:r>
+          </w:p>
+        </w:tc>
+        <w:tc>
+          <w:tcPr/>
+          <w:p>
+            <w:pPr>
+              <w:pStyle w:val="Compact"/>
+              <w:jc w:val="left"/>
+            </w:pPr>
+            <w:r>
+              <w:t xml:space="preserve">24</w:t>
+            </w:r>
+          </w:p>
+        </w:tc>
+        <w:tc>
+          <w:tcPr/>
+          <w:p>
+            <w:pPr>
+              <w:pStyle w:val="Compact"/>
+              <w:jc w:val="left"/>
+            </w:pPr>
+            <w:r>
+              <w:t xml:space="preserve">18,3%</w:t>
+            </w:r>
+          </w:p>
+        </w:tc>
+        <w:tc>
+          <w:tcPr/>
+          <w:p>
+            <w:pPr>
+              <w:pStyle w:val="Compact"/>
+              <w:jc w:val="left"/>
+            </w:pPr>
+            <w:r>
+              <w:t xml:space="preserve">0,051</w:t>
+            </w:r>
+          </w:p>
+        </w:tc>
+        <w:tc>
+          <w:tcPr/>
+          <w:p>
+            <w:pPr>
+              <w:pStyle w:val="Compact"/>
+              <w:jc w:val="left"/>
+            </w:pPr>
+            <w:r>
+              <w:t xml:space="preserve">2023</w:t>
+            </w:r>
+          </w:p>
+        </w:tc>
+      </w:tr>
+      <w:tr>
+        <w:tc>
+          <w:tcPr/>
+          <w:p>
+            <w:pPr>
+              <w:pStyle w:val="Compact"/>
+              <w:jc w:val="left"/>
+            </w:pPr>
+            <w:r>
+              <w:t xml:space="preserve">Solomon Islands</w:t>
+            </w:r>
+          </w:p>
+        </w:tc>
+        <w:tc>
+          <w:tcPr/>
+          <w:p>
+            <w:pPr>
+              <w:pStyle w:val="Compact"/>
+              <w:jc w:val="left"/>
+            </w:pPr>
+            <w:r>
+              <w:t xml:space="preserve">107</w:t>
+            </w:r>
+          </w:p>
+        </w:tc>
+        <w:tc>
+          <w:tcPr/>
+          <w:p>
+            <w:pPr>
+              <w:pStyle w:val="Compact"/>
+              <w:jc w:val="left"/>
+            </w:pPr>
+            <w:r>
+              <w:t xml:space="preserve">10</w:t>
+            </w:r>
+          </w:p>
+        </w:tc>
+        <w:tc>
+          <w:tcPr/>
+          <w:p>
+            <w:pPr>
+              <w:pStyle w:val="Compact"/>
+              <w:jc w:val="left"/>
+            </w:pPr>
+            <w:r>
+              <w:t xml:space="preserve">9,3%</w:t>
+            </w:r>
+          </w:p>
+        </w:tc>
+        <w:tc>
+          <w:tcPr/>
+          <w:p>
+            <w:pPr>
+              <w:pStyle w:val="Compact"/>
+              <w:jc w:val="left"/>
+            </w:pPr>
+            <w:r>
+              <w:t xml:space="preserve">0,040</w:t>
+            </w:r>
+          </w:p>
+        </w:tc>
+        <w:tc>
+          <w:tcPr/>
+          <w:p>
+            <w:pPr>
+              <w:pStyle w:val="Compact"/>
+              <w:jc w:val="left"/>
+            </w:pPr>
+            <w:r>
+              <w:t xml:space="preserve">2025</w:t>
+            </w:r>
+          </w:p>
+        </w:tc>
+      </w:tr>
+      <w:tr>
+        <w:tc>
+          <w:tcPr/>
+          <w:p>
+            <w:pPr>
+              <w:pStyle w:val="Compact"/>
+              <w:jc w:val="left"/>
+            </w:pPr>
+            <w:r>
+              <w:t xml:space="preserve">Tonga</w:t>
+            </w:r>
+          </w:p>
+        </w:tc>
+        <w:tc>
+          <w:tcPr/>
+          <w:p>
+            <w:pPr>
+              <w:pStyle w:val="Compact"/>
+              <w:jc w:val="left"/>
+            </w:pPr>
+            <w:r>
+              <w:t xml:space="preserve">144</w:t>
+            </w:r>
+          </w:p>
+        </w:tc>
+        <w:tc>
+          <w:tcPr/>
+          <w:p>
+            <w:pPr>
+              <w:pStyle w:val="Compact"/>
+              <w:jc w:val="left"/>
+            </w:pPr>
+            <w:r>
+              <w:t xml:space="preserve">13</w:t>
+            </w:r>
+          </w:p>
+        </w:tc>
+        <w:tc>
+          <w:tcPr/>
+          <w:p>
+            <w:pPr>
+              <w:pStyle w:val="Compact"/>
+              <w:jc w:val="left"/>
+            </w:pPr>
+            <w:r>
+              <w:t xml:space="preserve">9,0%</w:t>
+            </w:r>
+          </w:p>
+        </w:tc>
+        <w:tc>
+          <w:tcPr/>
+          <w:p>
+            <w:pPr>
+              <w:pStyle w:val="Compact"/>
+              <w:jc w:val="left"/>
+            </w:pPr>
+            <w:r>
+              <w:t xml:space="preserve">0,044</w:t>
+            </w:r>
+          </w:p>
+        </w:tc>
+        <w:tc>
+          <w:tcPr/>
+          <w:p>
+            <w:pPr>
+              <w:pStyle w:val="Compact"/>
+              <w:jc w:val="left"/>
+            </w:pPr>
+            <w:r>
+              <w:t xml:space="preserve">2024</w:t>
+            </w:r>
+          </w:p>
+        </w:tc>
+      </w:tr>
+      <w:tr>
+        <w:tc>
+          <w:tcPr/>
+          <w:p>
+            <w:pPr>
+              <w:pStyle w:val="Compact"/>
+              <w:jc w:val="left"/>
+            </w:pPr>
+            <w:r>
+              <w:t xml:space="preserve">Vanuatu</w:t>
+            </w:r>
+          </w:p>
+        </w:tc>
+        <w:tc>
+          <w:tcPr/>
+          <w:p>
+            <w:pPr>
+              <w:pStyle w:val="Compact"/>
+              <w:jc w:val="left"/>
+            </w:pPr>
+            <w:r>
+              <w:t xml:space="preserve">157</w:t>
+            </w:r>
+          </w:p>
+        </w:tc>
+        <w:tc>
+          <w:tcPr/>
+          <w:p>
+            <w:pPr>
+              <w:pStyle w:val="Compact"/>
+              <w:jc w:val="left"/>
+            </w:pPr>
+            <w:r>
+              <w:t xml:space="preserve">16</w:t>
+            </w:r>
+          </w:p>
+        </w:tc>
+        <w:tc>
+          <w:tcPr/>
+          <w:p>
+            <w:pPr>
+              <w:pStyle w:val="Compact"/>
+              <w:jc w:val="left"/>
+            </w:pPr>
+            <w:r>
+              <w:t xml:space="preserve">10,2%</w:t>
+            </w:r>
+          </w:p>
+        </w:tc>
+        <w:tc>
+          <w:tcPr/>
+          <w:p>
+            <w:pPr>
+              <w:pStyle w:val="Compact"/>
+              <w:jc w:val="left"/>
+            </w:pPr>
+            <w:r>
+              <w:t xml:space="preserve">0,037</w:t>
+            </w:r>
+          </w:p>
+        </w:tc>
+        <w:tc>
+          <w:tcPr/>
+          <w:p>
+            <w:pPr>
+              <w:pStyle w:val="Compact"/>
+              <w:jc w:val="left"/>
+            </w:pPr>
+            <w:r>
+              <w:t xml:space="preserve">2009, 2023</w:t>
+            </w:r>
+          </w:p>
+        </w:tc>
+      </w:tr>
+      <w:tr>
+        <w:tc>
+          <w:tcPr/>
+          <w:p>
+            <w:pPr>
+              <w:pStyle w:val="Compact"/>
+              <w:jc w:val="left"/>
+            </w:pPr>
+            <w:r>
+              <w:rPr>
+                <w:bCs/>
+                <w:b/>
+              </w:rPr>
+              <w:t xml:space="preserve">Tổng</w:t>
+            </w:r>
+          </w:p>
+        </w:tc>
+        <w:tc>
+          <w:tcPr/>
+          <w:p>
+            <w:pPr>
+              <w:pStyle w:val="Compact"/>
+              <w:jc w:val="left"/>
+            </w:pPr>
+            <w:r>
+              <w:rPr>
+                <w:bCs/>
+                <w:b/>
+              </w:rPr>
+              <w:t xml:space="preserve">959</w:t>
+            </w:r>
+          </w:p>
+        </w:tc>
+        <w:tc>
+          <w:tcPr/>
+          <w:p>
+            <w:pPr>
+              <w:pStyle w:val="Compact"/>
+              <w:jc w:val="left"/>
+            </w:pPr>
+            <w:r>
+              <w:rPr>
+                <w:bCs/>
+                <w:b/>
+              </w:rPr>
+              <w:t xml:space="preserve">132</w:t>
+            </w:r>
+          </w:p>
+        </w:tc>
+        <w:tc>
+          <w:tcPr/>
+          <w:p>
+            <w:pPr>
+              <w:pStyle w:val="Compact"/>
+              <w:jc w:val="left"/>
+            </w:pPr>
+            <w:r>
+              <w:rPr>
+                <w:bCs/>
+                <w:b/>
+              </w:rPr>
+              <w:t xml:space="preserve">13,8%</w:t>
+            </w:r>
+          </w:p>
+        </w:tc>
+        <w:tc>
+          <w:tcPr/>
+          <w:p>
+            <w:pPr>
+              <w:pStyle w:val="Compact"/>
+              <w:jc w:val="left"/>
+            </w:pPr>
+            <w:r>
+              <w:rPr>
+                <w:bCs/>
+                <w:b/>
+              </w:rPr>
+              <w:t xml:space="preserve">0,048</w:t>
+            </w:r>
+          </w:p>
+        </w:tc>
+        <w:tc>
+          <w:tcPr/>
+          <w:p>
+            <w:pPr>
+              <w:pStyle w:val="Compact"/>
+              <w:jc w:val="left"/>
+            </w:pPr>
+            <w:r>
+              <w:t xml:space="preserve">2009–2025</w:t>
+            </w:r>
+          </w:p>
+        </w:tc>
+      </w:tr>
+    </w:tbl>
+    <w:p>
+      <w:pPr>
+        <w:pStyle w:val="BodyText"/>
+      </w:pPr>
+      <w:r>
+        <w:rPr>
+          <w:iCs/>
+          <w:i/>
+        </w:rPr>
+        <w:t xml:space="preserve">Ghi chú: N phản ánh mẫu phân tích (doanh nghiệp có ln năng suất lao động và FSTS không khuyết). Nhà xuất khẩu là doanh nghiệp có FSTS &gt; 0; FSTS trung bình tính trên toàn bộ doanh nghiệp, kể cả phi xuất khẩu. Fiji, Papua New Guinea và Vanuatu có hai đợt WBES; bốn nền kinh tế còn lại có một đợt.</w:t>
+      </w:r>
+    </w:p>
+    <w:bookmarkEnd w:id="52"/>
+    <w:bookmarkStart w:id="53" w:name="X75e62bac0c01aee2a59b5d414dacebd0c6e7883"/>
+    <w:p>
+      <w:pPr>
+        <w:pStyle w:val="Heading3"/>
+      </w:pPr>
+      <w:r>
+        <w:t xml:space="preserve">Bảng 2. Kết quả hồi quy: Cường độ quốc tế hóa và năng suất lao động</w:t>
+      </w:r>
+    </w:p>
+    <w:tbl>
+      <w:tblPr>
+        <w:tblStyle w:val="Table"/>
+        <w:tblW w:type="pct" w:w="5000"/>
+        <w:tblLook w:firstRow="1" w:lastRow="0" w:firstColumn="0" w:lastColumn="0" w:noHBand="0" w:noVBand="0" w:val="0020"/>
+        <w:jc w:val="start"/>
+      </w:tblPr>
+      <w:tblGrid>
+        <w:gridCol w:w="1020"/>
+        <w:gridCol w:w="1080"/>
+        <w:gridCol w:w="1080"/>
+        <w:gridCol w:w="1020"/>
+        <w:gridCol w:w="1080"/>
         <w:gridCol w:w="1320"/>
         <w:gridCol w:w="1320"/>
       </w:tblGrid>
@@ -3457,588 +4358,78 @@
           <w:p>
             <w:pPr>
               <w:pStyle w:val="Compact"/>
-              <w:jc w:val="left"/>
-            </w:pPr>
-            <w:r>
-              <w:t xml:space="preserve">Nền kinh tế</w:t>
-            </w:r>
-          </w:p>
-        </w:tc>
-        <w:tc>
-          <w:tcPr/>
-          <w:p>
-            <w:pPr>
-              <w:pStyle w:val="Compact"/>
-              <w:jc w:val="left"/>
-            </w:pPr>
-            <w:r>
-              <w:t xml:space="preserve">N (doanh nghiệp)</w:t>
-            </w:r>
-          </w:p>
-        </w:tc>
-        <w:tc>
-          <w:tcPr/>
-          <w:p>
-            <w:pPr>
-              <w:pStyle w:val="Compact"/>
-              <w:jc w:val="left"/>
-            </w:pPr>
-            <w:r>
-              <w:t xml:space="preserve">Nhà xuất khẩu</w:t>
-            </w:r>
-          </w:p>
-        </w:tc>
-        <w:tc>
-          <w:tcPr/>
-          <w:p>
-            <w:pPr>
-              <w:pStyle w:val="Compact"/>
-              <w:jc w:val="left"/>
-            </w:pPr>
-            <w:r>
-              <w:t xml:space="preserve">% nhà xuất khẩu</w:t>
-            </w:r>
-          </w:p>
-        </w:tc>
-        <w:tc>
-          <w:tcPr/>
-          <w:p>
-            <w:pPr>
-              <w:pStyle w:val="Compact"/>
-              <w:jc w:val="left"/>
-            </w:pPr>
-            <w:r>
-              <w:t xml:space="preserve">FSTS trung bình</w:t>
-            </w:r>
-          </w:p>
-        </w:tc>
-        <w:tc>
-          <w:tcPr/>
-          <w:p>
-            <w:pPr>
-              <w:pStyle w:val="Compact"/>
-              <w:jc w:val="left"/>
-            </w:pPr>
-            <w:r>
-              <w:t xml:space="preserve">Đợt khảo sát</w:t>
-            </w:r>
-          </w:p>
-        </w:tc>
-      </w:tr>
-      <w:tr>
-        <w:tc>
-          <w:tcPr/>
-          <w:p>
-            <w:pPr>
-              <w:pStyle w:val="Compact"/>
-              <w:jc w:val="left"/>
-            </w:pPr>
-            <w:r>
-              <w:t xml:space="preserve">Fiji</w:t>
-            </w:r>
-          </w:p>
-        </w:tc>
-        <w:tc>
-          <w:tcPr/>
-          <w:p>
-            <w:pPr>
-              <w:pStyle w:val="Compact"/>
-              <w:jc w:val="left"/>
-            </w:pPr>
-            <w:r>
-              <w:t xml:space="preserve">165</w:t>
-            </w:r>
-          </w:p>
-        </w:tc>
-        <w:tc>
-          <w:tcPr/>
-          <w:p>
-            <w:pPr>
-              <w:pStyle w:val="Compact"/>
-              <w:jc w:val="left"/>
-            </w:pPr>
-            <w:r>
-              <w:t xml:space="preserve">46</w:t>
-            </w:r>
-          </w:p>
-        </w:tc>
-        <w:tc>
-          <w:tcPr/>
-          <w:p>
-            <w:pPr>
-              <w:pStyle w:val="Compact"/>
-              <w:jc w:val="left"/>
-            </w:pPr>
-            <w:r>
-              <w:t xml:space="preserve">27,9%</w:t>
-            </w:r>
-          </w:p>
-        </w:tc>
-        <w:tc>
-          <w:tcPr/>
-          <w:p>
-            <w:pPr>
-              <w:pStyle w:val="Compact"/>
-              <w:jc w:val="left"/>
-            </w:pPr>
-            <w:r>
-              <w:t xml:space="preserve">0,109</w:t>
-            </w:r>
-          </w:p>
-        </w:tc>
-        <w:tc>
-          <w:tcPr/>
-          <w:p>
-            <w:pPr>
-              <w:pStyle w:val="Compact"/>
-              <w:jc w:val="left"/>
-            </w:pPr>
-            <w:r>
-              <w:t xml:space="preserve">2009, 2025</w:t>
-            </w:r>
-          </w:p>
-        </w:tc>
-      </w:tr>
-      <w:tr>
-        <w:tc>
-          <w:tcPr/>
-          <w:p>
-            <w:pPr>
-              <w:pStyle w:val="Compact"/>
-              <w:jc w:val="left"/>
-            </w:pPr>
-            <w:r>
-              <w:t xml:space="preserve">Kiribati</w:t>
-            </w:r>
-          </w:p>
-        </w:tc>
-        <w:tc>
-          <w:tcPr/>
-          <w:p>
-            <w:pPr>
-              <w:pStyle w:val="Compact"/>
-              <w:jc w:val="left"/>
-            </w:pPr>
-            <w:r>
-              <w:t xml:space="preserve">114</w:t>
-            </w:r>
-          </w:p>
-        </w:tc>
-        <w:tc>
-          <w:tcPr/>
-          <w:p>
-            <w:pPr>
-              <w:pStyle w:val="Compact"/>
-              <w:jc w:val="left"/>
-            </w:pPr>
-            <w:r>
-              <w:t xml:space="preserve">3</w:t>
-            </w:r>
-          </w:p>
-        </w:tc>
-        <w:tc>
-          <w:tcPr/>
-          <w:p>
-            <w:pPr>
-              <w:pStyle w:val="Compact"/>
-              <w:jc w:val="left"/>
-            </w:pPr>
-            <w:r>
-              <w:t xml:space="preserve">2,6%</w:t>
-            </w:r>
-          </w:p>
-        </w:tc>
-        <w:tc>
-          <w:tcPr/>
-          <w:p>
-            <w:pPr>
-              <w:pStyle w:val="Compact"/>
-              <w:jc w:val="left"/>
-            </w:pPr>
-            <w:r>
-              <w:t xml:space="preserve">0,011</w:t>
-            </w:r>
-          </w:p>
-        </w:tc>
-        <w:tc>
-          <w:tcPr/>
-          <w:p>
-            <w:pPr>
-              <w:pStyle w:val="Compact"/>
-              <w:jc w:val="left"/>
-            </w:pPr>
-            <w:r>
-              <w:t xml:space="preserve">2025</w:t>
-            </w:r>
-          </w:p>
-        </w:tc>
-      </w:tr>
-      <w:tr>
-        <w:tc>
-          <w:tcPr/>
-          <w:p>
-            <w:pPr>
-              <w:pStyle w:val="Compact"/>
-              <w:jc w:val="left"/>
-            </w:pPr>
-            <w:r>
-              <w:t xml:space="preserve">Papua New Guinea</w:t>
-            </w:r>
-          </w:p>
-        </w:tc>
-        <w:tc>
-          <w:tcPr/>
-          <w:p>
-            <w:pPr>
-              <w:pStyle w:val="Compact"/>
-              <w:jc w:val="left"/>
-            </w:pPr>
-            <w:r>
-              <w:t xml:space="preserve">141</w:t>
-            </w:r>
-          </w:p>
-        </w:tc>
-        <w:tc>
-          <w:tcPr/>
-          <w:p>
-            <w:pPr>
-              <w:pStyle w:val="Compact"/>
-              <w:jc w:val="left"/>
-            </w:pPr>
-            <w:r>
-              <w:t xml:space="preserve">20</w:t>
-            </w:r>
-          </w:p>
-        </w:tc>
-        <w:tc>
-          <w:tcPr/>
-          <w:p>
-            <w:pPr>
-              <w:pStyle w:val="Compact"/>
-              <w:jc w:val="left"/>
-            </w:pPr>
-            <w:r>
-              <w:t xml:space="preserve">14,2%</w:t>
-            </w:r>
-          </w:p>
-        </w:tc>
-        <w:tc>
-          <w:tcPr/>
-          <w:p>
-            <w:pPr>
-              <w:pStyle w:val="Compact"/>
-              <w:jc w:val="left"/>
-            </w:pPr>
-            <w:r>
-              <w:t xml:space="preserve">0,028</w:t>
-            </w:r>
-          </w:p>
-        </w:tc>
-        <w:tc>
-          <w:tcPr/>
-          <w:p>
-            <w:pPr>
-              <w:pStyle w:val="Compact"/>
-              <w:jc w:val="left"/>
-            </w:pPr>
-            <w:r>
-              <w:t xml:space="preserve">2015, 2024</w:t>
-            </w:r>
-          </w:p>
-        </w:tc>
-      </w:tr>
-      <w:tr>
-        <w:tc>
-          <w:tcPr/>
-          <w:p>
-            <w:pPr>
-              <w:pStyle w:val="Compact"/>
-              <w:jc w:val="left"/>
-            </w:pPr>
-            <w:r>
-              <w:t xml:space="preserve">Samoa</w:t>
-            </w:r>
-          </w:p>
-        </w:tc>
-        <w:tc>
-          <w:tcPr/>
-          <w:p>
-            <w:pPr>
-              <w:pStyle w:val="Compact"/>
-              <w:jc w:val="left"/>
-            </w:pPr>
-            <w:r>
-              <w:t xml:space="preserve">131</w:t>
-            </w:r>
-          </w:p>
-        </w:tc>
-        <w:tc>
-          <w:tcPr/>
-          <w:p>
-            <w:pPr>
-              <w:pStyle w:val="Compact"/>
-              <w:jc w:val="left"/>
-            </w:pPr>
-            <w:r>
-              <w:t xml:space="preserve">24</w:t>
-            </w:r>
-          </w:p>
-        </w:tc>
-        <w:tc>
-          <w:tcPr/>
-          <w:p>
-            <w:pPr>
-              <w:pStyle w:val="Compact"/>
-              <w:jc w:val="left"/>
-            </w:pPr>
-            <w:r>
-              <w:t xml:space="preserve">18,3%</w:t>
-            </w:r>
-          </w:p>
-        </w:tc>
-        <w:tc>
-          <w:tcPr/>
-          <w:p>
-            <w:pPr>
-              <w:pStyle w:val="Compact"/>
-              <w:jc w:val="left"/>
-            </w:pPr>
-            <w:r>
-              <w:t xml:space="preserve">0,051</w:t>
-            </w:r>
-          </w:p>
-        </w:tc>
-        <w:tc>
-          <w:tcPr/>
-          <w:p>
-            <w:pPr>
-              <w:pStyle w:val="Compact"/>
-              <w:jc w:val="left"/>
-            </w:pPr>
-            <w:r>
-              <w:t xml:space="preserve">2023</w:t>
-            </w:r>
-          </w:p>
-        </w:tc>
-      </w:tr>
-      <w:tr>
-        <w:tc>
-          <w:tcPr/>
-          <w:p>
-            <w:pPr>
-              <w:pStyle w:val="Compact"/>
-              <w:jc w:val="left"/>
-            </w:pPr>
-            <w:r>
-              <w:t xml:space="preserve">Solomon Islands</w:t>
-            </w:r>
-          </w:p>
-        </w:tc>
-        <w:tc>
-          <w:tcPr/>
-          <w:p>
-            <w:pPr>
-              <w:pStyle w:val="Compact"/>
-              <w:jc w:val="left"/>
-            </w:pPr>
-            <w:r>
-              <w:t xml:space="preserve">107</w:t>
-            </w:r>
-          </w:p>
-        </w:tc>
-        <w:tc>
-          <w:tcPr/>
-          <w:p>
-            <w:pPr>
-              <w:pStyle w:val="Compact"/>
-              <w:jc w:val="left"/>
-            </w:pPr>
-            <w:r>
-              <w:t xml:space="preserve">10</w:t>
-            </w:r>
-          </w:p>
-        </w:tc>
-        <w:tc>
-          <w:tcPr/>
-          <w:p>
-            <w:pPr>
-              <w:pStyle w:val="Compact"/>
-              <w:jc w:val="left"/>
-            </w:pPr>
-            <w:r>
-              <w:t xml:space="preserve">9,3%</w:t>
-            </w:r>
-          </w:p>
-        </w:tc>
-        <w:tc>
-          <w:tcPr/>
-          <w:p>
-            <w:pPr>
-              <w:pStyle w:val="Compact"/>
-              <w:jc w:val="left"/>
-            </w:pPr>
-            <w:r>
-              <w:t xml:space="preserve">0,040</w:t>
-            </w:r>
-          </w:p>
-        </w:tc>
-        <w:tc>
-          <w:tcPr/>
-          <w:p>
-            <w:pPr>
-              <w:pStyle w:val="Compact"/>
-              <w:jc w:val="left"/>
-            </w:pPr>
-            <w:r>
-              <w:t xml:space="preserve">2025</w:t>
-            </w:r>
-          </w:p>
-        </w:tc>
-      </w:tr>
-      <w:tr>
-        <w:tc>
-          <w:tcPr/>
-          <w:p>
-            <w:pPr>
-              <w:pStyle w:val="Compact"/>
-              <w:jc w:val="left"/>
-            </w:pPr>
-            <w:r>
-              <w:t xml:space="preserve">Tonga</w:t>
-            </w:r>
-          </w:p>
-        </w:tc>
-        <w:tc>
-          <w:tcPr/>
-          <w:p>
-            <w:pPr>
-              <w:pStyle w:val="Compact"/>
-              <w:jc w:val="left"/>
-            </w:pPr>
-            <w:r>
-              <w:t xml:space="preserve">144</w:t>
-            </w:r>
-          </w:p>
-        </w:tc>
-        <w:tc>
-          <w:tcPr/>
-          <w:p>
-            <w:pPr>
-              <w:pStyle w:val="Compact"/>
-              <w:jc w:val="left"/>
-            </w:pPr>
-            <w:r>
-              <w:t xml:space="preserve">13</w:t>
-            </w:r>
-          </w:p>
-        </w:tc>
-        <w:tc>
-          <w:tcPr/>
-          <w:p>
-            <w:pPr>
-              <w:pStyle w:val="Compact"/>
-              <w:jc w:val="left"/>
-            </w:pPr>
-            <w:r>
-              <w:t xml:space="preserve">9,0%</w:t>
-            </w:r>
-          </w:p>
-        </w:tc>
-        <w:tc>
-          <w:tcPr/>
-          <w:p>
-            <w:pPr>
-              <w:pStyle w:val="Compact"/>
-              <w:jc w:val="left"/>
-            </w:pPr>
-            <w:r>
-              <w:t xml:space="preserve">0,044</w:t>
-            </w:r>
-          </w:p>
-        </w:tc>
-        <w:tc>
-          <w:tcPr/>
-          <w:p>
-            <w:pPr>
-              <w:pStyle w:val="Compact"/>
-              <w:jc w:val="left"/>
-            </w:pPr>
-            <w:r>
-              <w:t xml:space="preserve">2024</w:t>
-            </w:r>
-          </w:p>
-        </w:tc>
-      </w:tr>
-      <w:tr>
-        <w:tc>
-          <w:tcPr/>
-          <w:p>
-            <w:pPr>
-              <w:pStyle w:val="Compact"/>
-              <w:jc w:val="left"/>
-            </w:pPr>
-            <w:r>
-              <w:t xml:space="preserve">Vanuatu</w:t>
-            </w:r>
-          </w:p>
-        </w:tc>
-        <w:tc>
-          <w:tcPr/>
-          <w:p>
-            <w:pPr>
-              <w:pStyle w:val="Compact"/>
-              <w:jc w:val="left"/>
-            </w:pPr>
-            <w:r>
-              <w:t xml:space="preserve">157</w:t>
-            </w:r>
-          </w:p>
-        </w:tc>
-        <w:tc>
-          <w:tcPr/>
-          <w:p>
-            <w:pPr>
-              <w:pStyle w:val="Compact"/>
-              <w:jc w:val="left"/>
-            </w:pPr>
-            <w:r>
-              <w:t xml:space="preserve">16</w:t>
-            </w:r>
-          </w:p>
-        </w:tc>
-        <w:tc>
-          <w:tcPr/>
-          <w:p>
-            <w:pPr>
-              <w:pStyle w:val="Compact"/>
-              <w:jc w:val="left"/>
-            </w:pPr>
-            <w:r>
-              <w:t xml:space="preserve">10,2%</w:t>
-            </w:r>
-          </w:p>
-        </w:tc>
-        <w:tc>
-          <w:tcPr/>
-          <w:p>
-            <w:pPr>
-              <w:pStyle w:val="Compact"/>
-              <w:jc w:val="left"/>
-            </w:pPr>
-            <w:r>
-              <w:t xml:space="preserve">0,037</w:t>
-            </w:r>
-          </w:p>
-        </w:tc>
-        <w:tc>
-          <w:tcPr/>
-          <w:p>
-            <w:pPr>
-              <w:pStyle w:val="Compact"/>
-              <w:jc w:val="left"/>
-            </w:pPr>
-            <w:r>
-              <w:t xml:space="preserve">2009, 2023</w:t>
+            </w:pPr>
+          </w:p>
+        </w:tc>
+        <w:tc>
+          <w:tcPr/>
+          <w:p>
+            <w:pPr>
+              <w:pStyle w:val="Compact"/>
+              <w:jc w:val="left"/>
+            </w:pPr>
+            <w:r>
+              <w:t xml:space="preserve">M0 Kiểm soát</w:t>
+            </w:r>
+          </w:p>
+        </w:tc>
+        <w:tc>
+          <w:tcPr/>
+          <w:p>
+            <w:pPr>
+              <w:pStyle w:val="Compact"/>
+              <w:jc w:val="left"/>
+            </w:pPr>
+            <w:r>
+              <w:t xml:space="preserve">M1 Tuyến tính</w:t>
+            </w:r>
+          </w:p>
+        </w:tc>
+        <w:tc>
+          <w:tcPr/>
+          <w:p>
+            <w:pPr>
+              <w:pStyle w:val="Compact"/>
+              <w:jc w:val="left"/>
+            </w:pPr>
+            <w:r>
+              <w:t xml:space="preserve">M2 Bậc hai</w:t>
+            </w:r>
+          </w:p>
+        </w:tc>
+        <w:tc>
+          <w:tcPr/>
+          <w:p>
+            <w:pPr>
+              <w:pStyle w:val="Compact"/>
+              <w:jc w:val="left"/>
+            </w:pPr>
+            <w:r>
+              <w:t xml:space="preserve">M3 Năng lực</w:t>
+            </w:r>
+          </w:p>
+        </w:tc>
+        <w:tc>
+          <w:tcPr/>
+          <w:p>
+            <w:pPr>
+              <w:pStyle w:val="Compact"/>
+              <w:jc w:val="left"/>
+            </w:pPr>
+            <w:r>
+              <w:t xml:space="preserve">M_yearFE</w:t>
+            </w:r>
+          </w:p>
+        </w:tc>
+        <w:tc>
+          <w:tcPr/>
+          <w:p>
+            <w:pPr>
+              <w:pStyle w:val="Compact"/>
+              <w:jc w:val="left"/>
+            </w:pPr>
+            <w:r>
+              <w:t xml:space="preserve">M_bivariate</w:t>
             </w:r>
           </w:p>
         </w:tc>
@@ -4056,10 +4447,72 @@
                 <w:bCs/>
                 <w:b/>
               </w:rPr>
-              <w:t xml:space="preserve">Tổng</w:t>
-            </w:r>
-          </w:p>
-        </w:tc>
+              <w:t xml:space="preserve">FSTS_c</w:t>
+            </w:r>
+          </w:p>
+        </w:tc>
+        <w:tc>
+          <w:tcPr/>
+          <w:p>
+            <w:pPr>
+              <w:pStyle w:val="Compact"/>
+            </w:pPr>
+          </w:p>
+        </w:tc>
+        <w:tc>
+          <w:tcPr/>
+          <w:p>
+            <w:pPr>
+              <w:pStyle w:val="Compact"/>
+              <w:jc w:val="left"/>
+            </w:pPr>
+            <w:r>
+              <w:t xml:space="preserve">−1,339*** (0,386)</w:t>
+            </w:r>
+          </w:p>
+        </w:tc>
+        <w:tc>
+          <w:tcPr/>
+          <w:p>
+            <w:pPr>
+              <w:pStyle w:val="Compact"/>
+              <w:jc w:val="left"/>
+            </w:pPr>
+            <w:r>
+              <w:t xml:space="preserve">−2,177 (1,603)</w:t>
+            </w:r>
+          </w:p>
+        </w:tc>
+        <w:tc>
+          <w:tcPr/>
+          <w:p>
+            <w:pPr>
+              <w:pStyle w:val="Compact"/>
+              <w:jc w:val="left"/>
+            </w:pPr>
+            <w:r>
+              <w:t xml:space="preserve">−2,979. (1,549)</w:t>
+            </w:r>
+          </w:p>
+        </w:tc>
+        <w:tc>
+          <w:tcPr/>
+          <w:p>
+            <w:pPr>
+              <w:pStyle w:val="Compact"/>
+            </w:pPr>
+          </w:p>
+        </w:tc>
+        <w:tc>
+          <w:tcPr/>
+          <w:p>
+            <w:pPr>
+              <w:pStyle w:val="Compact"/>
+            </w:pPr>
+          </w:p>
+        </w:tc>
+      </w:tr>
+      <w:tr>
         <w:tc>
           <w:tcPr/>
           <w:p>
@@ -4072,10 +4525,68 @@
                 <w:bCs/>
                 <w:b/>
               </w:rPr>
-              <w:t xml:space="preserve">959</w:t>
-            </w:r>
-          </w:p>
-        </w:tc>
+              <w:t xml:space="preserve">FSTS_c²</w:t>
+            </w:r>
+          </w:p>
+        </w:tc>
+        <w:tc>
+          <w:tcPr/>
+          <w:p>
+            <w:pPr>
+              <w:pStyle w:val="Compact"/>
+            </w:pPr>
+          </w:p>
+        </w:tc>
+        <w:tc>
+          <w:tcPr/>
+          <w:p>
+            <w:pPr>
+              <w:pStyle w:val="Compact"/>
+            </w:pPr>
+          </w:p>
+        </w:tc>
+        <w:tc>
+          <w:tcPr/>
+          <w:p>
+            <w:pPr>
+              <w:pStyle w:val="Compact"/>
+              <w:jc w:val="left"/>
+            </w:pPr>
+            <w:r>
+              <w:t xml:space="preserve">+1,125 (1,943)</w:t>
+            </w:r>
+          </w:p>
+        </w:tc>
+        <w:tc>
+          <w:tcPr/>
+          <w:p>
+            <w:pPr>
+              <w:pStyle w:val="Compact"/>
+              <w:jc w:val="left"/>
+            </w:pPr>
+            <w:r>
+              <w:t xml:space="preserve">+2,204 (1,796)</w:t>
+            </w:r>
+          </w:p>
+        </w:tc>
+        <w:tc>
+          <w:tcPr/>
+          <w:p>
+            <w:pPr>
+              <w:pStyle w:val="Compact"/>
+            </w:pPr>
+          </w:p>
+        </w:tc>
+        <w:tc>
+          <w:tcPr/>
+          <w:p>
+            <w:pPr>
+              <w:pStyle w:val="Compact"/>
+            </w:pPr>
+          </w:p>
+        </w:tc>
+      </w:tr>
+      <w:tr>
         <w:tc>
           <w:tcPr/>
           <w:p>
@@ -4088,10 +4599,68 @@
                 <w:bCs/>
                 <w:b/>
               </w:rPr>
-              <w:t xml:space="preserve">132</w:t>
-            </w:r>
-          </w:p>
-        </w:tc>
+              <w:t xml:space="preserve">FSTS</w:t>
+            </w:r>
+          </w:p>
+        </w:tc>
+        <w:tc>
+          <w:tcPr/>
+          <w:p>
+            <w:pPr>
+              <w:pStyle w:val="Compact"/>
+            </w:pPr>
+          </w:p>
+        </w:tc>
+        <w:tc>
+          <w:tcPr/>
+          <w:p>
+            <w:pPr>
+              <w:pStyle w:val="Compact"/>
+            </w:pPr>
+          </w:p>
+        </w:tc>
+        <w:tc>
+          <w:tcPr/>
+          <w:p>
+            <w:pPr>
+              <w:pStyle w:val="Compact"/>
+            </w:pPr>
+          </w:p>
+        </w:tc>
+        <w:tc>
+          <w:tcPr/>
+          <w:p>
+            <w:pPr>
+              <w:pStyle w:val="Compact"/>
+            </w:pPr>
+          </w:p>
+        </w:tc>
+        <w:tc>
+          <w:tcPr/>
+          <w:p>
+            <w:pPr>
+              <w:pStyle w:val="Compact"/>
+              <w:jc w:val="left"/>
+            </w:pPr>
+            <w:r>
+              <w:t xml:space="preserve">−3,351*** (0,808)</w:t>
+            </w:r>
+          </w:p>
+        </w:tc>
+        <w:tc>
+          <w:tcPr/>
+          <w:p>
+            <w:pPr>
+              <w:pStyle w:val="Compact"/>
+              <w:jc w:val="left"/>
+            </w:pPr>
+            <w:r>
+              <w:t xml:space="preserve">−0,864. (0,441)</w:t>
+            </w:r>
+          </w:p>
+        </w:tc>
+      </w:tr>
+      <w:tr>
         <w:tc>
           <w:tcPr/>
           <w:p>
@@ -4104,10 +4673,64 @@
                 <w:bCs/>
                 <w:b/>
               </w:rPr>
-              <w:t xml:space="preserve">13,8%</w:t>
-            </w:r>
-          </w:p>
-        </w:tc>
+              <w:t xml:space="preserve">TCI_z</w:t>
+            </w:r>
+          </w:p>
+        </w:tc>
+        <w:tc>
+          <w:tcPr/>
+          <w:p>
+            <w:pPr>
+              <w:pStyle w:val="Compact"/>
+            </w:pPr>
+          </w:p>
+        </w:tc>
+        <w:tc>
+          <w:tcPr/>
+          <w:p>
+            <w:pPr>
+              <w:pStyle w:val="Compact"/>
+            </w:pPr>
+          </w:p>
+        </w:tc>
+        <w:tc>
+          <w:tcPr/>
+          <w:p>
+            <w:pPr>
+              <w:pStyle w:val="Compact"/>
+            </w:pPr>
+          </w:p>
+        </w:tc>
+        <w:tc>
+          <w:tcPr/>
+          <w:p>
+            <w:pPr>
+              <w:pStyle w:val="Compact"/>
+              <w:jc w:val="left"/>
+            </w:pPr>
+            <w:r>
+              <w:t xml:space="preserve">+0,299** (0,099)</w:t>
+            </w:r>
+          </w:p>
+        </w:tc>
+        <w:tc>
+          <w:tcPr/>
+          <w:p>
+            <w:pPr>
+              <w:pStyle w:val="Compact"/>
+            </w:pPr>
+          </w:p>
+        </w:tc>
+        <w:tc>
+          <w:tcPr/>
+          <w:p>
+            <w:pPr>
+              <w:pStyle w:val="Compact"/>
+            </w:pPr>
+          </w:p>
+        </w:tc>
+      </w:tr>
+      <w:tr>
         <w:tc>
           <w:tcPr/>
           <w:p>
@@ -4120,19 +4743,661 @@
                 <w:bCs/>
                 <w:b/>
               </w:rPr>
-              <w:t xml:space="preserve">0,048</w:t>
-            </w:r>
-          </w:p>
-        </w:tc>
-        <w:tc>
-          <w:tcPr/>
-          <w:p>
-            <w:pPr>
-              <w:pStyle w:val="Compact"/>
-              <w:jc w:val="left"/>
-            </w:pPr>
-            <w:r>
-              <w:t xml:space="preserve">2009–2025</w:t>
+              <w:t xml:space="preserve">DAI_z</w:t>
+            </w:r>
+          </w:p>
+        </w:tc>
+        <w:tc>
+          <w:tcPr/>
+          <w:p>
+            <w:pPr>
+              <w:pStyle w:val="Compact"/>
+            </w:pPr>
+          </w:p>
+        </w:tc>
+        <w:tc>
+          <w:tcPr/>
+          <w:p>
+            <w:pPr>
+              <w:pStyle w:val="Compact"/>
+            </w:pPr>
+          </w:p>
+        </w:tc>
+        <w:tc>
+          <w:tcPr/>
+          <w:p>
+            <w:pPr>
+              <w:pStyle w:val="Compact"/>
+            </w:pPr>
+          </w:p>
+        </w:tc>
+        <w:tc>
+          <w:tcPr/>
+          <w:p>
+            <w:pPr>
+              <w:pStyle w:val="Compact"/>
+              <w:jc w:val="left"/>
+            </w:pPr>
+            <w:r>
+              <w:t xml:space="preserve">+0,094 (0,088)</w:t>
+            </w:r>
+          </w:p>
+        </w:tc>
+        <w:tc>
+          <w:tcPr/>
+          <w:p>
+            <w:pPr>
+              <w:pStyle w:val="Compact"/>
+            </w:pPr>
+          </w:p>
+        </w:tc>
+        <w:tc>
+          <w:tcPr/>
+          <w:p>
+            <w:pPr>
+              <w:pStyle w:val="Compact"/>
+            </w:pPr>
+          </w:p>
+        </w:tc>
+      </w:tr>
+      <w:tr>
+        <w:tc>
+          <w:tcPr/>
+          <w:p>
+            <w:pPr>
+              <w:pStyle w:val="Compact"/>
+              <w:jc w:val="left"/>
+            </w:pPr>
+            <w:r>
+              <w:t xml:space="preserve">ln_size</w:t>
+            </w:r>
+          </w:p>
+        </w:tc>
+        <w:tc>
+          <w:tcPr/>
+          <w:p>
+            <w:pPr>
+              <w:pStyle w:val="Compact"/>
+              <w:jc w:val="left"/>
+            </w:pPr>
+            <w:r>
+              <w:t xml:space="preserve">−0,034 (0,089)</w:t>
+            </w:r>
+          </w:p>
+        </w:tc>
+        <w:tc>
+          <w:tcPr/>
+          <w:p>
+            <w:pPr>
+              <w:pStyle w:val="Compact"/>
+              <w:jc w:val="left"/>
+            </w:pPr>
+            <w:r>
+              <w:t xml:space="preserve">+0,002 (0,089)</w:t>
+            </w:r>
+          </w:p>
+        </w:tc>
+        <w:tc>
+          <w:tcPr/>
+          <w:p>
+            <w:pPr>
+              <w:pStyle w:val="Compact"/>
+              <w:jc w:val="left"/>
+            </w:pPr>
+            <w:r>
+              <w:t xml:space="preserve">+0,008 (0,090)</w:t>
+            </w:r>
+          </w:p>
+        </w:tc>
+        <w:tc>
+          <w:tcPr/>
+          <w:p>
+            <w:pPr>
+              <w:pStyle w:val="Compact"/>
+              <w:jc w:val="left"/>
+            </w:pPr>
+            <w:r>
+              <w:t xml:space="preserve">−0,032 (0,089)</w:t>
+            </w:r>
+          </w:p>
+        </w:tc>
+        <w:tc>
+          <w:tcPr/>
+          <w:p>
+            <w:pPr>
+              <w:pStyle w:val="Compact"/>
+              <w:jc w:val="left"/>
+            </w:pPr>
+            <w:r>
+              <w:t xml:space="preserve">−0,102 (0,147)</w:t>
+            </w:r>
+          </w:p>
+        </w:tc>
+        <w:tc>
+          <w:tcPr/>
+          <w:p>
+            <w:pPr>
+              <w:pStyle w:val="Compact"/>
+              <w:jc w:val="left"/>
+            </w:pPr>
+            <w:r>
+              <w:t xml:space="preserve">,</w:t>
+            </w:r>
+          </w:p>
+        </w:tc>
+      </w:tr>
+      <w:tr>
+        <w:tc>
+          <w:tcPr/>
+          <w:p>
+            <w:pPr>
+              <w:pStyle w:val="Compact"/>
+              <w:jc w:val="left"/>
+            </w:pPr>
+            <w:r>
+              <w:t xml:space="preserve">firm_age</w:t>
+            </w:r>
+          </w:p>
+        </w:tc>
+        <w:tc>
+          <w:tcPr/>
+          <w:p>
+            <w:pPr>
+              <w:pStyle w:val="Compact"/>
+              <w:jc w:val="left"/>
+            </w:pPr>
+            <w:r>
+              <w:t xml:space="preserve">+0,015* (0,006)</w:t>
+            </w:r>
+          </w:p>
+        </w:tc>
+        <w:tc>
+          <w:tcPr/>
+          <w:p>
+            <w:pPr>
+              <w:pStyle w:val="Compact"/>
+              <w:jc w:val="left"/>
+            </w:pPr>
+            <w:r>
+              <w:t xml:space="preserve">+0,014* (0,006)</w:t>
+            </w:r>
+          </w:p>
+        </w:tc>
+        <w:tc>
+          <w:tcPr/>
+          <w:p>
+            <w:pPr>
+              <w:pStyle w:val="Compact"/>
+              <w:jc w:val="left"/>
+            </w:pPr>
+            <w:r>
+              <w:t xml:space="preserve">+0,014* (0,006)</w:t>
+            </w:r>
+          </w:p>
+        </w:tc>
+        <w:tc>
+          <w:tcPr/>
+          <w:p>
+            <w:pPr>
+              <w:pStyle w:val="Compact"/>
+              <w:jc w:val="left"/>
+            </w:pPr>
+            <w:r>
+              <w:t xml:space="preserve">+0,015* (0,006)</w:t>
+            </w:r>
+          </w:p>
+        </w:tc>
+        <w:tc>
+          <w:tcPr/>
+          <w:p>
+            <w:pPr>
+              <w:pStyle w:val="Compact"/>
+              <w:jc w:val="left"/>
+            </w:pPr>
+            <w:r>
+              <w:t xml:space="preserve">−0,008 (0,010)</w:t>
+            </w:r>
+          </w:p>
+        </w:tc>
+        <w:tc>
+          <w:tcPr/>
+          <w:p>
+            <w:pPr>
+              <w:pStyle w:val="Compact"/>
+              <w:jc w:val="left"/>
+            </w:pPr>
+            <w:r>
+              <w:t xml:space="preserve">,</w:t>
+            </w:r>
+          </w:p>
+        </w:tc>
+      </w:tr>
+      <w:tr>
+        <w:tc>
+          <w:tcPr/>
+          <w:p>
+            <w:pPr>
+              <w:pStyle w:val="Compact"/>
+              <w:jc w:val="left"/>
+            </w:pPr>
+            <w:r>
+              <w:t xml:space="preserve">foreign_own_pct</w:t>
+            </w:r>
+          </w:p>
+        </w:tc>
+        <w:tc>
+          <w:tcPr/>
+          <w:p>
+            <w:pPr>
+              <w:pStyle w:val="Compact"/>
+              <w:jc w:val="left"/>
+            </w:pPr>
+            <w:r>
+              <w:t xml:space="preserve">−0,433 (0,433)</w:t>
+            </w:r>
+          </w:p>
+        </w:tc>
+        <w:tc>
+          <w:tcPr/>
+          <w:p>
+            <w:pPr>
+              <w:pStyle w:val="Compact"/>
+              <w:jc w:val="left"/>
+            </w:pPr>
+            <w:r>
+              <w:t xml:space="preserve">−0,426 (0,423)</w:t>
+            </w:r>
+          </w:p>
+        </w:tc>
+        <w:tc>
+          <w:tcPr/>
+          <w:p>
+            <w:pPr>
+              <w:pStyle w:val="Compact"/>
+              <w:jc w:val="left"/>
+            </w:pPr>
+            <w:r>
+              <w:t xml:space="preserve">−0,426 (0,423)</w:t>
+            </w:r>
+          </w:p>
+        </w:tc>
+        <w:tc>
+          <w:tcPr/>
+          <w:p>
+            <w:pPr>
+              <w:pStyle w:val="Compact"/>
+              <w:jc w:val="left"/>
+            </w:pPr>
+            <w:r>
+              <w:t xml:space="preserve">−0,401 (0,449)</w:t>
+            </w:r>
+          </w:p>
+        </w:tc>
+        <w:tc>
+          <w:tcPr/>
+          <w:p>
+            <w:pPr>
+              <w:pStyle w:val="Compact"/>
+              <w:jc w:val="left"/>
+            </w:pPr>
+            <w:r>
+              <w:t xml:space="preserve">+0,297 (0,611)</w:t>
+            </w:r>
+          </w:p>
+        </w:tc>
+        <w:tc>
+          <w:tcPr/>
+          <w:p>
+            <w:pPr>
+              <w:pStyle w:val="Compact"/>
+              <w:jc w:val="left"/>
+            </w:pPr>
+            <w:r>
+              <w:t xml:space="preserve">,</w:t>
+            </w:r>
+          </w:p>
+        </w:tc>
+      </w:tr>
+      <w:tr>
+        <w:tc>
+          <w:tcPr/>
+          <w:p>
+            <w:pPr>
+              <w:pStyle w:val="Compact"/>
+              <w:jc w:val="left"/>
+            </w:pPr>
+            <w:r>
+              <w:t xml:space="preserve">Hiệu ứng cố định quốc gia</w:t>
+            </w:r>
+          </w:p>
+        </w:tc>
+        <w:tc>
+          <w:tcPr/>
+          <w:p>
+            <w:pPr>
+              <w:pStyle w:val="Compact"/>
+              <w:jc w:val="left"/>
+            </w:pPr>
+            <w:r>
+              <w:t xml:space="preserve">✓</w:t>
+            </w:r>
+          </w:p>
+        </w:tc>
+        <w:tc>
+          <w:tcPr/>
+          <w:p>
+            <w:pPr>
+              <w:pStyle w:val="Compact"/>
+              <w:jc w:val="left"/>
+            </w:pPr>
+            <w:r>
+              <w:t xml:space="preserve">✓</w:t>
+            </w:r>
+          </w:p>
+        </w:tc>
+        <w:tc>
+          <w:tcPr/>
+          <w:p>
+            <w:pPr>
+              <w:pStyle w:val="Compact"/>
+              <w:jc w:val="left"/>
+            </w:pPr>
+            <w:r>
+              <w:t xml:space="preserve">✓</w:t>
+            </w:r>
+          </w:p>
+        </w:tc>
+        <w:tc>
+          <w:tcPr/>
+          <w:p>
+            <w:pPr>
+              <w:pStyle w:val="Compact"/>
+              <w:jc w:val="left"/>
+            </w:pPr>
+            <w:r>
+              <w:t xml:space="preserve">✓</w:t>
+            </w:r>
+          </w:p>
+        </w:tc>
+        <w:tc>
+          <w:tcPr/>
+          <w:p>
+            <w:pPr>
+              <w:pStyle w:val="Compact"/>
+              <w:jc w:val="left"/>
+            </w:pPr>
+            <w:r>
+              <w:t xml:space="preserve">,</w:t>
+            </w:r>
+          </w:p>
+        </w:tc>
+        <w:tc>
+          <w:tcPr/>
+          <w:p>
+            <w:pPr>
+              <w:pStyle w:val="Compact"/>
+              <w:jc w:val="left"/>
+            </w:pPr>
+            <w:r>
+              <w:t xml:space="preserve">,</w:t>
+            </w:r>
+          </w:p>
+        </w:tc>
+      </w:tr>
+      <w:tr>
+        <w:tc>
+          <w:tcPr/>
+          <w:p>
+            <w:pPr>
+              <w:pStyle w:val="Compact"/>
+              <w:jc w:val="left"/>
+            </w:pPr>
+            <w:r>
+              <w:t xml:space="preserve">Hiệu ứng cố định năm</w:t>
+            </w:r>
+          </w:p>
+        </w:tc>
+        <w:tc>
+          <w:tcPr/>
+          <w:p>
+            <w:pPr>
+              <w:pStyle w:val="Compact"/>
+              <w:jc w:val="left"/>
+            </w:pPr>
+            <w:r>
+              <w:t xml:space="preserve">✓</w:t>
+            </w:r>
+          </w:p>
+        </w:tc>
+        <w:tc>
+          <w:tcPr/>
+          <w:p>
+            <w:pPr>
+              <w:pStyle w:val="Compact"/>
+              <w:jc w:val="left"/>
+            </w:pPr>
+            <w:r>
+              <w:t xml:space="preserve">✓</w:t>
+            </w:r>
+          </w:p>
+        </w:tc>
+        <w:tc>
+          <w:tcPr/>
+          <w:p>
+            <w:pPr>
+              <w:pStyle w:val="Compact"/>
+              <w:jc w:val="left"/>
+            </w:pPr>
+            <w:r>
+              <w:t xml:space="preserve">✓</w:t>
+            </w:r>
+          </w:p>
+        </w:tc>
+        <w:tc>
+          <w:tcPr/>
+          <w:p>
+            <w:pPr>
+              <w:pStyle w:val="Compact"/>
+              <w:jc w:val="left"/>
+            </w:pPr>
+            <w:r>
+              <w:t xml:space="preserve">✓</w:t>
+            </w:r>
+          </w:p>
+        </w:tc>
+        <w:tc>
+          <w:tcPr/>
+          <w:p>
+            <w:pPr>
+              <w:pStyle w:val="Compact"/>
+              <w:jc w:val="left"/>
+            </w:pPr>
+            <w:r>
+              <w:t xml:space="preserve">✓</w:t>
+            </w:r>
+          </w:p>
+        </w:tc>
+        <w:tc>
+          <w:tcPr/>
+          <w:p>
+            <w:pPr>
+              <w:pStyle w:val="Compact"/>
+              <w:jc w:val="left"/>
+            </w:pPr>
+            <w:r>
+              <w:t xml:space="preserve">,</w:t>
+            </w:r>
+          </w:p>
+        </w:tc>
+      </w:tr>
+      <w:tr>
+        <w:tc>
+          <w:tcPr/>
+          <w:p>
+            <w:pPr>
+              <w:pStyle w:val="Compact"/>
+              <w:jc w:val="left"/>
+            </w:pPr>
+            <w:r>
+              <w:t xml:space="preserve">N</w:t>
+            </w:r>
+          </w:p>
+        </w:tc>
+        <w:tc>
+          <w:tcPr/>
+          <w:p>
+            <w:pPr>
+              <w:pStyle w:val="Compact"/>
+              <w:jc w:val="left"/>
+            </w:pPr>
+            <w:r>
+              <w:t xml:space="preserve">209</w:t>
+            </w:r>
+          </w:p>
+        </w:tc>
+        <w:tc>
+          <w:tcPr/>
+          <w:p>
+            <w:pPr>
+              <w:pStyle w:val="Compact"/>
+              <w:jc w:val="left"/>
+            </w:pPr>
+            <w:r>
+              <w:t xml:space="preserve">209</w:t>
+            </w:r>
+          </w:p>
+        </w:tc>
+        <w:tc>
+          <w:tcPr/>
+          <w:p>
+            <w:pPr>
+              <w:pStyle w:val="Compact"/>
+              <w:jc w:val="left"/>
+            </w:pPr>
+            <w:r>
+              <w:t xml:space="preserve">209</w:t>
+            </w:r>
+          </w:p>
+        </w:tc>
+        <w:tc>
+          <w:tcPr/>
+          <w:p>
+            <w:pPr>
+              <w:pStyle w:val="Compact"/>
+              <w:jc w:val="left"/>
+            </w:pPr>
+            <w:r>
+              <w:t xml:space="preserve">205</w:t>
+            </w:r>
+          </w:p>
+        </w:tc>
+        <w:tc>
+          <w:tcPr/>
+          <w:p>
+            <w:pPr>
+              <w:pStyle w:val="Compact"/>
+              <w:jc w:val="left"/>
+            </w:pPr>
+            <w:r>
+              <w:t xml:space="preserve">209</w:t>
+            </w:r>
+          </w:p>
+        </w:tc>
+        <w:tc>
+          <w:tcPr/>
+          <w:p>
+            <w:pPr>
+              <w:pStyle w:val="Compact"/>
+              <w:jc w:val="left"/>
+            </w:pPr>
+            <w:r>
+              <w:t xml:space="preserve">959</w:t>
+            </w:r>
+          </w:p>
+        </w:tc>
+      </w:tr>
+      <w:tr>
+        <w:tc>
+          <w:tcPr/>
+          <w:p>
+            <w:pPr>
+              <w:pStyle w:val="Compact"/>
+              <w:jc w:val="left"/>
+            </w:pPr>
+            <w:r>
+              <w:t xml:space="preserve">R²</w:t>
+            </w:r>
+          </w:p>
+        </w:tc>
+        <w:tc>
+          <w:tcPr/>
+          <w:p>
+            <w:pPr>
+              <w:pStyle w:val="Compact"/>
+              <w:jc w:val="left"/>
+            </w:pPr>
+            <w:r>
+              <w:t xml:space="preserve">0,657</w:t>
+            </w:r>
+          </w:p>
+        </w:tc>
+        <w:tc>
+          <w:tcPr/>
+          <w:p>
+            <w:pPr>
+              <w:pStyle w:val="Compact"/>
+              <w:jc w:val="left"/>
+            </w:pPr>
+            <w:r>
+              <w:t xml:space="preserve">0,667</w:t>
+            </w:r>
+          </w:p>
+        </w:tc>
+        <w:tc>
+          <w:tcPr/>
+          <w:p>
+            <w:pPr>
+              <w:pStyle w:val="Compact"/>
+              <w:jc w:val="left"/>
+            </w:pPr>
+            <w:r>
+              <w:t xml:space="preserve">0,667</w:t>
+            </w:r>
+          </w:p>
+        </w:tc>
+        <w:tc>
+          <w:tcPr/>
+          <w:p>
+            <w:pPr>
+              <w:pStyle w:val="Compact"/>
+              <w:jc w:val="left"/>
+            </w:pPr>
+            <w:r>
+              <w:t xml:space="preserve">0,678</w:t>
+            </w:r>
+          </w:p>
+        </w:tc>
+        <w:tc>
+          <w:tcPr/>
+          <w:p>
+            <w:pPr>
+              <w:pStyle w:val="Compact"/>
+              <w:jc w:val="left"/>
+            </w:pPr>
+            <w:r>
+              <w:t xml:space="preserve">0,109</w:t>
+            </w:r>
+          </w:p>
+        </w:tc>
+        <w:tc>
+          <w:tcPr/>
+          <w:p>
+            <w:pPr>
+              <w:pStyle w:val="Compact"/>
+              <w:jc w:val="left"/>
+            </w:pPr>
+            <w:r>
+              <w:t xml:space="preserve">0,004</w:t>
             </w:r>
           </w:p>
         </w:tc>
@@ -4147,34 +5412,44 @@
           <w:iCs/>
           <w:i/>
         </w:rPr>
-        <w:t xml:space="preserve">Ghi chú: N phản ánh mẫu phân tích (doanh nghiệp có ln năng suất lao động và FSTS không khuyết). Nhà xuất khẩu là doanh nghiệp có FSTS &gt; 0; FSTS trung bình tính trên toàn bộ doanh nghiệp, kể cả phi xuất khẩu. Fiji, Papua New Guinea và Vanuatu có hai đợt WBES; bốn nền kinh tế còn lại có một đợt.</w:t>
-      </w:r>
-    </w:p>
-    <w:bookmarkEnd w:id="54"/>
-    <w:bookmarkStart w:id="55" w:name="Xc81d61ad1ad094f0a07efae46792abbfc3c2bb8"/>
+        <w:t xml:space="preserve">Ghi chú: Hệ số được báo cáo với sai số chuẩn vững với phương sai sai số không đồng nhất trong ngoặc đơn. Hiệu ứng cố định quốc gia được hấp thụ trong M0–M3. *** p &lt; .001; ** p &lt; .01; * p &lt; .05; . p &lt; .10.</w:t>
+      </w:r>
+    </w:p>
+    <w:p>
+      <w:pPr>
+        <w:pStyle w:val="BodyText"/>
+      </w:pPr>
+      <w:r>
+        <w:rPr>
+          <w:iCs/>
+          <w:i/>
+        </w:rPr>
+        <w:t xml:space="preserve">Hình phạt Quốc tế hóa Cưỡng bức (FIP): Được xác nhận, β(FSTS_c) = −1,339, p &lt; .001 (M1).</w:t>
+      </w:r>
+    </w:p>
+    <w:bookmarkEnd w:id="53"/>
+    <w:bookmarkStart w:id="54" w:name="Xc008b9ee0e34f970d93cf050f8dda0b39320eef"/>
     <w:p>
       <w:pPr>
         <w:pStyle w:val="Heading3"/>
       </w:pPr>
       <w:r>
-        <w:t xml:space="preserve">Bảng 2. Kết quả hồi quy: Cường độ quốc tế hóa và năng suất lao động</w:t>
+        <w:t xml:space="preserve">Bảng 3. Kiểm định vững: Mẫu con chỉ-nhà-xuất-khẩu (N = 132)</w:t>
       </w:r>
     </w:p>
     <w:tbl>
       <w:tblPr>
         <w:tblStyle w:val="Table"/>
-        <w:tblW w:type="auto" w:w="0"/>
+        <w:tblW w:type="pct" w:w="5000"/>
         <w:tblLook w:firstRow="1" w:lastRow="0" w:firstColumn="0" w:lastColumn="0" w:noHBand="0" w:noVBand="0" w:val="0020"/>
         <w:jc w:val="start"/>
       </w:tblPr>
       <w:tblGrid>
-        <w:gridCol w:w="1131"/>
-        <w:gridCol w:w="1131"/>
-        <w:gridCol w:w="1131"/>
-        <w:gridCol w:w="1131"/>
-        <w:gridCol w:w="1131"/>
-        <w:gridCol w:w="1131"/>
-        <w:gridCol w:w="1131"/>
+        <w:gridCol w:w="3190"/>
+        <w:gridCol w:w="1210"/>
+        <w:gridCol w:w="770"/>
+        <w:gridCol w:w="1540"/>
+        <w:gridCol w:w="1210"/>
       </w:tblGrid>
       <w:tr>
         <w:trPr>
@@ -4185,78 +5460,58 @@
           <w:p>
             <w:pPr>
               <w:pStyle w:val="Compact"/>
-            </w:pPr>
-          </w:p>
-        </w:tc>
-        <w:tc>
-          <w:tcPr/>
-          <w:p>
-            <w:pPr>
-              <w:pStyle w:val="Compact"/>
-              <w:jc w:val="left"/>
-            </w:pPr>
-            <w:r>
-              <w:t xml:space="preserve">M0 Kiểm soát</w:t>
-            </w:r>
-          </w:p>
-        </w:tc>
-        <w:tc>
-          <w:tcPr/>
-          <w:p>
-            <w:pPr>
-              <w:pStyle w:val="Compact"/>
-              <w:jc w:val="left"/>
-            </w:pPr>
-            <w:r>
-              <w:t xml:space="preserve">M1 Tuyến tính</w:t>
-            </w:r>
-          </w:p>
-        </w:tc>
-        <w:tc>
-          <w:tcPr/>
-          <w:p>
-            <w:pPr>
-              <w:pStyle w:val="Compact"/>
-              <w:jc w:val="left"/>
-            </w:pPr>
-            <w:r>
-              <w:t xml:space="preserve">M2 Bậc hai</w:t>
-            </w:r>
-          </w:p>
-        </w:tc>
-        <w:tc>
-          <w:tcPr/>
-          <w:p>
-            <w:pPr>
-              <w:pStyle w:val="Compact"/>
-              <w:jc w:val="left"/>
-            </w:pPr>
-            <w:r>
-              <w:t xml:space="preserve">M3 Năng lực</w:t>
-            </w:r>
-          </w:p>
-        </w:tc>
-        <w:tc>
-          <w:tcPr/>
-          <w:p>
-            <w:pPr>
-              <w:pStyle w:val="Compact"/>
-              <w:jc w:val="left"/>
-            </w:pPr>
-            <w:r>
-              <w:t xml:space="preserve">M_yearFE</w:t>
-            </w:r>
-          </w:p>
-        </w:tc>
-        <w:tc>
-          <w:tcPr/>
-          <w:p>
-            <w:pPr>
-              <w:pStyle w:val="Compact"/>
-              <w:jc w:val="left"/>
-            </w:pPr>
-            <w:r>
-              <w:t xml:space="preserve">M_bivariate</w:t>
+              <w:jc w:val="left"/>
+            </w:pPr>
+            <w:r>
+              <w:t xml:space="preserve">Đặc tả</w:t>
+            </w:r>
+          </w:p>
+        </w:tc>
+        <w:tc>
+          <w:tcPr/>
+          <w:p>
+            <w:pPr>
+              <w:pStyle w:val="Compact"/>
+              <w:jc w:val="left"/>
+            </w:pPr>
+            <w:r>
+              <w:t xml:space="preserve">β(FSTS_c)</w:t>
+            </w:r>
+          </w:p>
+        </w:tc>
+        <w:tc>
+          <w:tcPr/>
+          <w:p>
+            <w:pPr>
+              <w:pStyle w:val="Compact"/>
+              <w:jc w:val="left"/>
+            </w:pPr>
+            <w:r>
+              <w:t xml:space="preserve">SE</w:t>
+            </w:r>
+          </w:p>
+        </w:tc>
+        <w:tc>
+          <w:tcPr/>
+          <w:p>
+            <w:pPr>
+              <w:pStyle w:val="Compact"/>
+              <w:jc w:val="left"/>
+            </w:pPr>
+            <w:r>
+              <w:t xml:space="preserve">giá trị p</w:t>
+            </w:r>
+          </w:p>
+        </w:tc>
+        <w:tc>
+          <w:tcPr/>
+          <w:p>
+            <w:pPr>
+              <w:pStyle w:val="Compact"/>
+              <w:jc w:val="left"/>
+            </w:pPr>
+            <w:r>
+              <w:t xml:space="preserve">Hướng</w:t>
             </w:r>
           </w:p>
         </w:tc>
@@ -4270,72 +5525,56 @@
               <w:jc w:val="left"/>
             </w:pPr>
             <w:r>
-              <w:rPr>
-                <w:bCs/>
-                <w:b/>
-              </w:rPr>
-              <w:t xml:space="preserve">FSTS_c</w:t>
-            </w:r>
-          </w:p>
-        </w:tc>
-        <w:tc>
-          <w:tcPr/>
-          <w:p>
-            <w:pPr>
-              <w:pStyle w:val="Compact"/>
-            </w:pPr>
-          </w:p>
-        </w:tc>
-        <w:tc>
-          <w:tcPr/>
-          <w:p>
-            <w:pPr>
-              <w:pStyle w:val="Compact"/>
-              <w:jc w:val="left"/>
-            </w:pPr>
-            <w:r>
-              <w:t xml:space="preserve">−1,339*** (0,386)</w:t>
-            </w:r>
-          </w:p>
-        </w:tc>
-        <w:tc>
-          <w:tcPr/>
-          <w:p>
-            <w:pPr>
-              <w:pStyle w:val="Compact"/>
-              <w:jc w:val="left"/>
-            </w:pPr>
-            <w:r>
-              <w:t xml:space="preserve">−2,177 (1,603)</w:t>
-            </w:r>
-          </w:p>
-        </w:tc>
-        <w:tc>
-          <w:tcPr/>
-          <w:p>
-            <w:pPr>
-              <w:pStyle w:val="Compact"/>
-              <w:jc w:val="left"/>
-            </w:pPr>
-            <w:r>
-              <w:t xml:space="preserve">−2,979. (1,549)</w:t>
-            </w:r>
-          </w:p>
-        </w:tc>
-        <w:tc>
-          <w:tcPr/>
-          <w:p>
-            <w:pPr>
-              <w:pStyle w:val="Compact"/>
-            </w:pPr>
-          </w:p>
-        </w:tc>
-        <w:tc>
-          <w:tcPr/>
-          <w:p>
-            <w:pPr>
-              <w:pStyle w:val="Compact"/>
-            </w:pPr>
+              <w:t xml:space="preserve">OLS, hiệu ứng cố định quốc gia+năm, N=26</w:t>
+            </w:r>
+          </w:p>
+        </w:tc>
+        <w:tc>
+          <w:tcPr/>
+          <w:p>
+            <w:pPr>
+              <w:pStyle w:val="Compact"/>
+              <w:jc w:val="left"/>
+            </w:pPr>
+            <w:r>
+              <w:t xml:space="preserve">−1,176</w:t>
+            </w:r>
+          </w:p>
+        </w:tc>
+        <w:tc>
+          <w:tcPr/>
+          <w:p>
+            <w:pPr>
+              <w:pStyle w:val="Compact"/>
+              <w:jc w:val="left"/>
+            </w:pPr>
+            <w:r>
+              <w:t xml:space="preserve">0,763</w:t>
+            </w:r>
+          </w:p>
+        </w:tc>
+        <w:tc>
+          <w:tcPr/>
+          <w:p>
+            <w:pPr>
+              <w:pStyle w:val="Compact"/>
+              <w:jc w:val="left"/>
+            </w:pPr>
+            <w:r>
+              <w:t xml:space="preserve">,130</w:t>
+            </w:r>
+          </w:p>
+        </w:tc>
+        <w:tc>
+          <w:tcPr/>
+          <w:p>
+            <w:pPr>
+              <w:pStyle w:val="Compact"/>
+              <w:jc w:val="left"/>
+            </w:pPr>
+            <w:r>
+              <w:t xml:space="preserve">Âm (n.s.)</w:t>
+            </w:r>
           </w:p>
         </w:tc>
       </w:tr>
@@ -4348,68 +5587,56 @@
               <w:jc w:val="left"/>
             </w:pPr>
             <w:r>
-              <w:rPr>
-                <w:bCs/>
-                <w:b/>
-              </w:rPr>
-              <w:t xml:space="preserve">FSTS_c²</w:t>
-            </w:r>
-          </w:p>
-        </w:tc>
-        <w:tc>
-          <w:tcPr/>
-          <w:p>
-            <w:pPr>
-              <w:pStyle w:val="Compact"/>
-            </w:pPr>
-          </w:p>
-        </w:tc>
-        <w:tc>
-          <w:tcPr/>
-          <w:p>
-            <w:pPr>
-              <w:pStyle w:val="Compact"/>
-            </w:pPr>
-          </w:p>
-        </w:tc>
-        <w:tc>
-          <w:tcPr/>
-          <w:p>
-            <w:pPr>
-              <w:pStyle w:val="Compact"/>
-              <w:jc w:val="left"/>
-            </w:pPr>
-            <w:r>
-              <w:t xml:space="preserve">+1,125 (1,943)</w:t>
-            </w:r>
-          </w:p>
-        </w:tc>
-        <w:tc>
-          <w:tcPr/>
-          <w:p>
-            <w:pPr>
-              <w:pStyle w:val="Compact"/>
-              <w:jc w:val="left"/>
-            </w:pPr>
-            <w:r>
-              <w:t xml:space="preserve">+2,204 (1,796)</w:t>
-            </w:r>
-          </w:p>
-        </w:tc>
-        <w:tc>
-          <w:tcPr/>
-          <w:p>
-            <w:pPr>
-              <w:pStyle w:val="Compact"/>
-            </w:pPr>
-          </w:p>
-        </w:tc>
-        <w:tc>
-          <w:tcPr/>
-          <w:p>
-            <w:pPr>
-              <w:pStyle w:val="Compact"/>
-            </w:pPr>
+              <w:t xml:space="preserve">M1 toàn mẫu</w:t>
+            </w:r>
+          </w:p>
+        </w:tc>
+        <w:tc>
+          <w:tcPr/>
+          <w:p>
+            <w:pPr>
+              <w:pStyle w:val="Compact"/>
+              <w:jc w:val="left"/>
+            </w:pPr>
+            <w:r>
+              <w:t xml:space="preserve">−1,339</w:t>
+            </w:r>
+          </w:p>
+        </w:tc>
+        <w:tc>
+          <w:tcPr/>
+          <w:p>
+            <w:pPr>
+              <w:pStyle w:val="Compact"/>
+              <w:jc w:val="left"/>
+            </w:pPr>
+            <w:r>
+              <w:t xml:space="preserve">0,386</w:t>
+            </w:r>
+          </w:p>
+        </w:tc>
+        <w:tc>
+          <w:tcPr/>
+          <w:p>
+            <w:pPr>
+              <w:pStyle w:val="Compact"/>
+              <w:jc w:val="left"/>
+            </w:pPr>
+            <w:r>
+              <w:t xml:space="preserve">&lt;.001***</w:t>
+            </w:r>
+          </w:p>
+        </w:tc>
+        <w:tc>
+          <w:tcPr/>
+          <w:p>
+            <w:pPr>
+              <w:pStyle w:val="Compact"/>
+              <w:jc w:val="left"/>
+            </w:pPr>
+            <w:r>
+              <w:t xml:space="preserve">Âm</w:t>
+            </w:r>
           </w:p>
         </w:tc>
       </w:tr>
@@ -4422,67 +5649,55 @@
               <w:jc w:val="left"/>
             </w:pPr>
             <w:r>
-              <w:rPr>
-                <w:bCs/>
-                <w:b/>
-              </w:rPr>
-              <w:t xml:space="preserve">FSTS</w:t>
-            </w:r>
-          </w:p>
-        </w:tc>
-        <w:tc>
-          <w:tcPr/>
-          <w:p>
-            <w:pPr>
-              <w:pStyle w:val="Compact"/>
-            </w:pPr>
-          </w:p>
-        </w:tc>
-        <w:tc>
-          <w:tcPr/>
-          <w:p>
-            <w:pPr>
-              <w:pStyle w:val="Compact"/>
-            </w:pPr>
-          </w:p>
-        </w:tc>
-        <w:tc>
-          <w:tcPr/>
-          <w:p>
-            <w:pPr>
-              <w:pStyle w:val="Compact"/>
-            </w:pPr>
-          </w:p>
-        </w:tc>
-        <w:tc>
-          <w:tcPr/>
-          <w:p>
-            <w:pPr>
-              <w:pStyle w:val="Compact"/>
-            </w:pPr>
-          </w:p>
-        </w:tc>
-        <w:tc>
-          <w:tcPr/>
-          <w:p>
-            <w:pPr>
-              <w:pStyle w:val="Compact"/>
-              <w:jc w:val="left"/>
-            </w:pPr>
-            <w:r>
-              <w:t xml:space="preserve">−3,351*** (0,808)</w:t>
-            </w:r>
-          </w:p>
-        </w:tc>
-        <w:tc>
-          <w:tcPr/>
-          <w:p>
-            <w:pPr>
-              <w:pStyle w:val="Compact"/>
-              <w:jc w:val="left"/>
-            </w:pPr>
-            <w:r>
-              <w:t xml:space="preserve">−0,864. (0,441)</w:t>
+              <w:t xml:space="preserve">M_yearFE toàn mẫu</w:t>
+            </w:r>
+          </w:p>
+        </w:tc>
+        <w:tc>
+          <w:tcPr/>
+          <w:p>
+            <w:pPr>
+              <w:pStyle w:val="Compact"/>
+              <w:jc w:val="left"/>
+            </w:pPr>
+            <w:r>
+              <w:t xml:space="preserve">−3,351</w:t>
+            </w:r>
+          </w:p>
+        </w:tc>
+        <w:tc>
+          <w:tcPr/>
+          <w:p>
+            <w:pPr>
+              <w:pStyle w:val="Compact"/>
+              <w:jc w:val="left"/>
+            </w:pPr>
+            <w:r>
+              <w:t xml:space="preserve">0,808</w:t>
+            </w:r>
+          </w:p>
+        </w:tc>
+        <w:tc>
+          <w:tcPr/>
+          <w:p>
+            <w:pPr>
+              <w:pStyle w:val="Compact"/>
+              <w:jc w:val="left"/>
+            </w:pPr>
+            <w:r>
+              <w:t xml:space="preserve">&lt;.001***</w:t>
+            </w:r>
+          </w:p>
+        </w:tc>
+        <w:tc>
+          <w:tcPr/>
+          <w:p>
+            <w:pPr>
+              <w:pStyle w:val="Compact"/>
+              <w:jc w:val="left"/>
+            </w:pPr>
+            <w:r>
+              <w:t xml:space="preserve">Âm</w:t>
             </w:r>
           </w:p>
         </w:tc>
@@ -4496,735 +5711,55 @@
               <w:jc w:val="left"/>
             </w:pPr>
             <w:r>
-              <w:rPr>
-                <w:bCs/>
-                <w:b/>
-              </w:rPr>
-              <w:t xml:space="preserve">TCI_z</w:t>
-            </w:r>
-          </w:p>
-        </w:tc>
-        <w:tc>
-          <w:tcPr/>
-          <w:p>
-            <w:pPr>
-              <w:pStyle w:val="Compact"/>
-            </w:pPr>
-          </w:p>
-        </w:tc>
-        <w:tc>
-          <w:tcPr/>
-          <w:p>
-            <w:pPr>
-              <w:pStyle w:val="Compact"/>
-            </w:pPr>
-          </w:p>
-        </w:tc>
-        <w:tc>
-          <w:tcPr/>
-          <w:p>
-            <w:pPr>
-              <w:pStyle w:val="Compact"/>
-            </w:pPr>
-          </w:p>
-        </w:tc>
-        <w:tc>
-          <w:tcPr/>
-          <w:p>
-            <w:pPr>
-              <w:pStyle w:val="Compact"/>
-              <w:jc w:val="left"/>
-            </w:pPr>
-            <w:r>
-              <w:t xml:space="preserve">+0,299** (0,099)</w:t>
-            </w:r>
-          </w:p>
-        </w:tc>
-        <w:tc>
-          <w:tcPr/>
-          <w:p>
-            <w:pPr>
-              <w:pStyle w:val="Compact"/>
-            </w:pPr>
-          </w:p>
-        </w:tc>
-        <w:tc>
-          <w:tcPr/>
-          <w:p>
-            <w:pPr>
-              <w:pStyle w:val="Compact"/>
-            </w:pPr>
-          </w:p>
-        </w:tc>
-      </w:tr>
-      <w:tr>
-        <w:tc>
-          <w:tcPr/>
-          <w:p>
-            <w:pPr>
-              <w:pStyle w:val="Compact"/>
-              <w:jc w:val="left"/>
-            </w:pPr>
-            <w:r>
-              <w:rPr>
-                <w:bCs/>
-                <w:b/>
-              </w:rPr>
-              <w:t xml:space="preserve">DAI_z</w:t>
-            </w:r>
-          </w:p>
-        </w:tc>
-        <w:tc>
-          <w:tcPr/>
-          <w:p>
-            <w:pPr>
-              <w:pStyle w:val="Compact"/>
-            </w:pPr>
-          </w:p>
-        </w:tc>
-        <w:tc>
-          <w:tcPr/>
-          <w:p>
-            <w:pPr>
-              <w:pStyle w:val="Compact"/>
-            </w:pPr>
-          </w:p>
-        </w:tc>
-        <w:tc>
-          <w:tcPr/>
-          <w:p>
-            <w:pPr>
-              <w:pStyle w:val="Compact"/>
-            </w:pPr>
-          </w:p>
-        </w:tc>
-        <w:tc>
-          <w:tcPr/>
-          <w:p>
-            <w:pPr>
-              <w:pStyle w:val="Compact"/>
-              <w:jc w:val="left"/>
-            </w:pPr>
-            <w:r>
-              <w:t xml:space="preserve">+0,094 (0,088)</w:t>
-            </w:r>
-          </w:p>
-        </w:tc>
-        <w:tc>
-          <w:tcPr/>
-          <w:p>
-            <w:pPr>
-              <w:pStyle w:val="Compact"/>
-            </w:pPr>
-          </w:p>
-        </w:tc>
-        <w:tc>
-          <w:tcPr/>
-          <w:p>
-            <w:pPr>
-              <w:pStyle w:val="Compact"/>
-            </w:pPr>
-          </w:p>
-        </w:tc>
-      </w:tr>
-      <w:tr>
-        <w:tc>
-          <w:tcPr/>
-          <w:p>
-            <w:pPr>
-              <w:pStyle w:val="Compact"/>
-              <w:jc w:val="left"/>
-            </w:pPr>
-            <w:r>
-              <w:t xml:space="preserve">ln_size</w:t>
-            </w:r>
-          </w:p>
-        </w:tc>
-        <w:tc>
-          <w:tcPr/>
-          <w:p>
-            <w:pPr>
-              <w:pStyle w:val="Compact"/>
-              <w:jc w:val="left"/>
-            </w:pPr>
-            <w:r>
-              <w:t xml:space="preserve">−0,034 (0,089)</w:t>
-            </w:r>
-          </w:p>
-        </w:tc>
-        <w:tc>
-          <w:tcPr/>
-          <w:p>
-            <w:pPr>
-              <w:pStyle w:val="Compact"/>
-              <w:jc w:val="left"/>
-            </w:pPr>
-            <w:r>
-              <w:t xml:space="preserve">+0,002 (0,089)</w:t>
-            </w:r>
-          </w:p>
-        </w:tc>
-        <w:tc>
-          <w:tcPr/>
-          <w:p>
-            <w:pPr>
-              <w:pStyle w:val="Compact"/>
-              <w:jc w:val="left"/>
-            </w:pPr>
-            <w:r>
-              <w:t xml:space="preserve">+0,008 (0,090)</w:t>
-            </w:r>
-          </w:p>
-        </w:tc>
-        <w:tc>
-          <w:tcPr/>
-          <w:p>
-            <w:pPr>
-              <w:pStyle w:val="Compact"/>
-              <w:jc w:val="left"/>
-            </w:pPr>
-            <w:r>
-              <w:t xml:space="preserve">−0,032 (0,089)</w:t>
-            </w:r>
-          </w:p>
-        </w:tc>
-        <w:tc>
-          <w:tcPr/>
-          <w:p>
-            <w:pPr>
-              <w:pStyle w:val="Compact"/>
-              <w:jc w:val="left"/>
-            </w:pPr>
-            <w:r>
-              <w:t xml:space="preserve">−0,102 (0,147)</w:t>
-            </w:r>
-          </w:p>
-        </w:tc>
-        <w:tc>
-          <w:tcPr/>
-          <w:p>
-            <w:pPr>
-              <w:pStyle w:val="Compact"/>
-              <w:jc w:val="left"/>
-            </w:pPr>
-            <w:r>
-              <w:t xml:space="preserve">,</w:t>
-            </w:r>
-          </w:p>
-        </w:tc>
-      </w:tr>
-      <w:tr>
-        <w:tc>
-          <w:tcPr/>
-          <w:p>
-            <w:pPr>
-              <w:pStyle w:val="Compact"/>
-              <w:jc w:val="left"/>
-            </w:pPr>
-            <w:r>
-              <w:t xml:space="preserve">firm_age</w:t>
-            </w:r>
-          </w:p>
-        </w:tc>
-        <w:tc>
-          <w:tcPr/>
-          <w:p>
-            <w:pPr>
-              <w:pStyle w:val="Compact"/>
-              <w:jc w:val="left"/>
-            </w:pPr>
-            <w:r>
-              <w:t xml:space="preserve">+0,015* (0,006)</w:t>
-            </w:r>
-          </w:p>
-        </w:tc>
-        <w:tc>
-          <w:tcPr/>
-          <w:p>
-            <w:pPr>
-              <w:pStyle w:val="Compact"/>
-              <w:jc w:val="left"/>
-            </w:pPr>
-            <w:r>
-              <w:t xml:space="preserve">+0,014* (0,006)</w:t>
-            </w:r>
-          </w:p>
-        </w:tc>
-        <w:tc>
-          <w:tcPr/>
-          <w:p>
-            <w:pPr>
-              <w:pStyle w:val="Compact"/>
-              <w:jc w:val="left"/>
-            </w:pPr>
-            <w:r>
-              <w:t xml:space="preserve">+0,014* (0,006)</w:t>
-            </w:r>
-          </w:p>
-        </w:tc>
-        <w:tc>
-          <w:tcPr/>
-          <w:p>
-            <w:pPr>
-              <w:pStyle w:val="Compact"/>
-              <w:jc w:val="left"/>
-            </w:pPr>
-            <w:r>
-              <w:t xml:space="preserve">+0,015* (0,006)</w:t>
-            </w:r>
-          </w:p>
-        </w:tc>
-        <w:tc>
-          <w:tcPr/>
-          <w:p>
-            <w:pPr>
-              <w:pStyle w:val="Compact"/>
-              <w:jc w:val="left"/>
-            </w:pPr>
-            <w:r>
-              <w:t xml:space="preserve">−0,008 (0,010)</w:t>
-            </w:r>
-          </w:p>
-        </w:tc>
-        <w:tc>
-          <w:tcPr/>
-          <w:p>
-            <w:pPr>
-              <w:pStyle w:val="Compact"/>
-              <w:jc w:val="left"/>
-            </w:pPr>
-            <w:r>
-              <w:t xml:space="preserve">,</w:t>
-            </w:r>
-          </w:p>
-        </w:tc>
-      </w:tr>
-      <w:tr>
-        <w:tc>
-          <w:tcPr/>
-          <w:p>
-            <w:pPr>
-              <w:pStyle w:val="Compact"/>
-              <w:jc w:val="left"/>
-            </w:pPr>
-            <w:r>
-              <w:t xml:space="preserve">foreign_own_pct</w:t>
-            </w:r>
-          </w:p>
-        </w:tc>
-        <w:tc>
-          <w:tcPr/>
-          <w:p>
-            <w:pPr>
-              <w:pStyle w:val="Compact"/>
-              <w:jc w:val="left"/>
-            </w:pPr>
-            <w:r>
-              <w:t xml:space="preserve">−0,433 (0,433)</w:t>
-            </w:r>
-          </w:p>
-        </w:tc>
-        <w:tc>
-          <w:tcPr/>
-          <w:p>
-            <w:pPr>
-              <w:pStyle w:val="Compact"/>
-              <w:jc w:val="left"/>
-            </w:pPr>
-            <w:r>
-              <w:t xml:space="preserve">−0,426 (0,423)</w:t>
-            </w:r>
-          </w:p>
-        </w:tc>
-        <w:tc>
-          <w:tcPr/>
-          <w:p>
-            <w:pPr>
-              <w:pStyle w:val="Compact"/>
-              <w:jc w:val="left"/>
-            </w:pPr>
-            <w:r>
-              <w:t xml:space="preserve">−0,426 (0,423)</w:t>
-            </w:r>
-          </w:p>
-        </w:tc>
-        <w:tc>
-          <w:tcPr/>
-          <w:p>
-            <w:pPr>
-              <w:pStyle w:val="Compact"/>
-              <w:jc w:val="left"/>
-            </w:pPr>
-            <w:r>
-              <w:t xml:space="preserve">−0,401 (0,449)</w:t>
-            </w:r>
-          </w:p>
-        </w:tc>
-        <w:tc>
-          <w:tcPr/>
-          <w:p>
-            <w:pPr>
-              <w:pStyle w:val="Compact"/>
-              <w:jc w:val="left"/>
-            </w:pPr>
-            <w:r>
-              <w:t xml:space="preserve">+0,297 (0,611)</w:t>
-            </w:r>
-          </w:p>
-        </w:tc>
-        <w:tc>
-          <w:tcPr/>
-          <w:p>
-            <w:pPr>
-              <w:pStyle w:val="Compact"/>
-              <w:jc w:val="left"/>
-            </w:pPr>
-            <w:r>
-              <w:t xml:space="preserve">,</w:t>
-            </w:r>
-          </w:p>
-        </w:tc>
-      </w:tr>
-      <w:tr>
-        <w:tc>
-          <w:tcPr/>
-          <w:p>
-            <w:pPr>
-              <w:pStyle w:val="Compact"/>
-              <w:jc w:val="left"/>
-            </w:pPr>
-            <w:r>
-              <w:t xml:space="preserve">Hiệu ứng cố định quốc gia</w:t>
-            </w:r>
-          </w:p>
-        </w:tc>
-        <w:tc>
-          <w:tcPr/>
-          <w:p>
-            <w:pPr>
-              <w:pStyle w:val="Compact"/>
-              <w:jc w:val="left"/>
-            </w:pPr>
-            <w:r>
-              <w:t xml:space="preserve">✓</w:t>
-            </w:r>
-          </w:p>
-        </w:tc>
-        <w:tc>
-          <w:tcPr/>
-          <w:p>
-            <w:pPr>
-              <w:pStyle w:val="Compact"/>
-              <w:jc w:val="left"/>
-            </w:pPr>
-            <w:r>
-              <w:t xml:space="preserve">✓</w:t>
-            </w:r>
-          </w:p>
-        </w:tc>
-        <w:tc>
-          <w:tcPr/>
-          <w:p>
-            <w:pPr>
-              <w:pStyle w:val="Compact"/>
-              <w:jc w:val="left"/>
-            </w:pPr>
-            <w:r>
-              <w:t xml:space="preserve">✓</w:t>
-            </w:r>
-          </w:p>
-        </w:tc>
-        <w:tc>
-          <w:tcPr/>
-          <w:p>
-            <w:pPr>
-              <w:pStyle w:val="Compact"/>
-              <w:jc w:val="left"/>
-            </w:pPr>
-            <w:r>
-              <w:t xml:space="preserve">✓</w:t>
-            </w:r>
-          </w:p>
-        </w:tc>
-        <w:tc>
-          <w:tcPr/>
-          <w:p>
-            <w:pPr>
-              <w:pStyle w:val="Compact"/>
-              <w:jc w:val="left"/>
-            </w:pPr>
-            <w:r>
-              <w:t xml:space="preserve">,</w:t>
-            </w:r>
-          </w:p>
-        </w:tc>
-        <w:tc>
-          <w:tcPr/>
-          <w:p>
-            <w:pPr>
-              <w:pStyle w:val="Compact"/>
-              <w:jc w:val="left"/>
-            </w:pPr>
-            <w:r>
-              <w:t xml:space="preserve">,</w:t>
-            </w:r>
-          </w:p>
-        </w:tc>
-      </w:tr>
-      <w:tr>
-        <w:tc>
-          <w:tcPr/>
-          <w:p>
-            <w:pPr>
-              <w:pStyle w:val="Compact"/>
-              <w:jc w:val="left"/>
-            </w:pPr>
-            <w:r>
-              <w:t xml:space="preserve">Hiệu ứng cố định năm</w:t>
-            </w:r>
-          </w:p>
-        </w:tc>
-        <w:tc>
-          <w:tcPr/>
-          <w:p>
-            <w:pPr>
-              <w:pStyle w:val="Compact"/>
-              <w:jc w:val="left"/>
-            </w:pPr>
-            <w:r>
-              <w:t xml:space="preserve">✓</w:t>
-            </w:r>
-          </w:p>
-        </w:tc>
-        <w:tc>
-          <w:tcPr/>
-          <w:p>
-            <w:pPr>
-              <w:pStyle w:val="Compact"/>
-              <w:jc w:val="left"/>
-            </w:pPr>
-            <w:r>
-              <w:t xml:space="preserve">✓</w:t>
-            </w:r>
-          </w:p>
-        </w:tc>
-        <w:tc>
-          <w:tcPr/>
-          <w:p>
-            <w:pPr>
-              <w:pStyle w:val="Compact"/>
-              <w:jc w:val="left"/>
-            </w:pPr>
-            <w:r>
-              <w:t xml:space="preserve">✓</w:t>
-            </w:r>
-          </w:p>
-        </w:tc>
-        <w:tc>
-          <w:tcPr/>
-          <w:p>
-            <w:pPr>
-              <w:pStyle w:val="Compact"/>
-              <w:jc w:val="left"/>
-            </w:pPr>
-            <w:r>
-              <w:t xml:space="preserve">✓</w:t>
-            </w:r>
-          </w:p>
-        </w:tc>
-        <w:tc>
-          <w:tcPr/>
-          <w:p>
-            <w:pPr>
-              <w:pStyle w:val="Compact"/>
-              <w:jc w:val="left"/>
-            </w:pPr>
-            <w:r>
-              <w:t xml:space="preserve">✓</w:t>
-            </w:r>
-          </w:p>
-        </w:tc>
-        <w:tc>
-          <w:tcPr/>
-          <w:p>
-            <w:pPr>
-              <w:pStyle w:val="Compact"/>
-              <w:jc w:val="left"/>
-            </w:pPr>
-            <w:r>
-              <w:t xml:space="preserve">,</w:t>
-            </w:r>
-          </w:p>
-        </w:tc>
-      </w:tr>
-      <w:tr>
-        <w:tc>
-          <w:tcPr/>
-          <w:p>
-            <w:pPr>
-              <w:pStyle w:val="Compact"/>
-              <w:jc w:val="left"/>
-            </w:pPr>
-            <w:r>
-              <w:t xml:space="preserve">N</w:t>
-            </w:r>
-          </w:p>
-        </w:tc>
-        <w:tc>
-          <w:tcPr/>
-          <w:p>
-            <w:pPr>
-              <w:pStyle w:val="Compact"/>
-              <w:jc w:val="left"/>
-            </w:pPr>
-            <w:r>
-              <w:t xml:space="preserve">209</w:t>
-            </w:r>
-          </w:p>
-        </w:tc>
-        <w:tc>
-          <w:tcPr/>
-          <w:p>
-            <w:pPr>
-              <w:pStyle w:val="Compact"/>
-              <w:jc w:val="left"/>
-            </w:pPr>
-            <w:r>
-              <w:t xml:space="preserve">209</w:t>
-            </w:r>
-          </w:p>
-        </w:tc>
-        <w:tc>
-          <w:tcPr/>
-          <w:p>
-            <w:pPr>
-              <w:pStyle w:val="Compact"/>
-              <w:jc w:val="left"/>
-            </w:pPr>
-            <w:r>
-              <w:t xml:space="preserve">209</w:t>
-            </w:r>
-          </w:p>
-        </w:tc>
-        <w:tc>
-          <w:tcPr/>
-          <w:p>
-            <w:pPr>
-              <w:pStyle w:val="Compact"/>
-              <w:jc w:val="left"/>
-            </w:pPr>
-            <w:r>
-              <w:t xml:space="preserve">205</w:t>
-            </w:r>
-          </w:p>
-        </w:tc>
-        <w:tc>
-          <w:tcPr/>
-          <w:p>
-            <w:pPr>
-              <w:pStyle w:val="Compact"/>
-              <w:jc w:val="left"/>
-            </w:pPr>
-            <w:r>
-              <w:t xml:space="preserve">209</w:t>
-            </w:r>
-          </w:p>
-        </w:tc>
-        <w:tc>
-          <w:tcPr/>
-          <w:p>
-            <w:pPr>
-              <w:pStyle w:val="Compact"/>
-              <w:jc w:val="left"/>
-            </w:pPr>
-            <w:r>
-              <w:t xml:space="preserve">959</w:t>
-            </w:r>
-          </w:p>
-        </w:tc>
-      </w:tr>
-      <w:tr>
-        <w:tc>
-          <w:tcPr/>
-          <w:p>
-            <w:pPr>
-              <w:pStyle w:val="Compact"/>
-              <w:jc w:val="left"/>
-            </w:pPr>
-            <w:r>
-              <w:t xml:space="preserve">R²</w:t>
-            </w:r>
-          </w:p>
-        </w:tc>
-        <w:tc>
-          <w:tcPr/>
-          <w:p>
-            <w:pPr>
-              <w:pStyle w:val="Compact"/>
-              <w:jc w:val="left"/>
-            </w:pPr>
-            <w:r>
-              <w:t xml:space="preserve">0,657</w:t>
-            </w:r>
-          </w:p>
-        </w:tc>
-        <w:tc>
-          <w:tcPr/>
-          <w:p>
-            <w:pPr>
-              <w:pStyle w:val="Compact"/>
-              <w:jc w:val="left"/>
-            </w:pPr>
-            <w:r>
-              <w:t xml:space="preserve">0,667</w:t>
-            </w:r>
-          </w:p>
-        </w:tc>
-        <w:tc>
-          <w:tcPr/>
-          <w:p>
-            <w:pPr>
-              <w:pStyle w:val="Compact"/>
-              <w:jc w:val="left"/>
-            </w:pPr>
-            <w:r>
-              <w:t xml:space="preserve">0,667</w:t>
-            </w:r>
-          </w:p>
-        </w:tc>
-        <w:tc>
-          <w:tcPr/>
-          <w:p>
-            <w:pPr>
-              <w:pStyle w:val="Compact"/>
-              <w:jc w:val="left"/>
-            </w:pPr>
-            <w:r>
-              <w:t xml:space="preserve">0,678</w:t>
-            </w:r>
-          </w:p>
-        </w:tc>
-        <w:tc>
-          <w:tcPr/>
-          <w:p>
-            <w:pPr>
-              <w:pStyle w:val="Compact"/>
-              <w:jc w:val="left"/>
-            </w:pPr>
-            <w:r>
-              <w:t xml:space="preserve">0,109</w:t>
-            </w:r>
-          </w:p>
-        </w:tc>
-        <w:tc>
-          <w:tcPr/>
-          <w:p>
-            <w:pPr>
-              <w:pStyle w:val="Compact"/>
-              <w:jc w:val="left"/>
-            </w:pPr>
-            <w:r>
-              <w:t xml:space="preserve">0,004</w:t>
+              <w:t xml:space="preserve">M_bivariate</w:t>
+            </w:r>
+          </w:p>
+        </w:tc>
+        <w:tc>
+          <w:tcPr/>
+          <w:p>
+            <w:pPr>
+              <w:pStyle w:val="Compact"/>
+              <w:jc w:val="left"/>
+            </w:pPr>
+            <w:r>
+              <w:t xml:space="preserve">−0,864</w:t>
+            </w:r>
+          </w:p>
+        </w:tc>
+        <w:tc>
+          <w:tcPr/>
+          <w:p>
+            <w:pPr>
+              <w:pStyle w:val="Compact"/>
+              <w:jc w:val="left"/>
+            </w:pPr>
+            <w:r>
+              <w:t xml:space="preserve">0,441</w:t>
+            </w:r>
+          </w:p>
+        </w:tc>
+        <w:tc>
+          <w:tcPr/>
+          <w:p>
+            <w:pPr>
+              <w:pStyle w:val="Compact"/>
+              <w:jc w:val="left"/>
+            </w:pPr>
+            <w:r>
+              <w:t xml:space="preserve">,050</w:t>
+            </w:r>
+          </w:p>
+        </w:tc>
+        <w:tc>
+          <w:tcPr/>
+          <w:p>
+            <w:pPr>
+              <w:pStyle w:val="Compact"/>
+              <w:jc w:val="left"/>
+            </w:pPr>
+            <w:r>
+              <w:t xml:space="preserve">Âm</w:t>
             </w:r>
           </w:p>
         </w:tc>
@@ -5239,375 +5774,16 @@
           <w:iCs/>
           <w:i/>
         </w:rPr>
-        <w:t xml:space="preserve">Ghi chú: Hệ số được báo cáo với sai số chuẩn vững với phương sai sai số không đồng nhất trong ngoặc đơn. Hiệu ứng cố định quốc gia được hấp thụ trong M0–M3. *** p &lt; .001; ** p &lt; .01; * p &lt; .05; . p &lt; .10.</w:t>
-      </w:r>
-    </w:p>
-    <w:p>
-      <w:pPr>
-        <w:pStyle w:val="BodyText"/>
-      </w:pPr>
-      <w:r>
-        <w:rPr>
-          <w:iCs/>
-          <w:i/>
-        </w:rPr>
-        <w:t xml:space="preserve">Hình phạt Quốc tế hóa Cưỡng bức (FIP): Được xác nhận, β(FSTS_c) = −1,339, p &lt; .001 (M1).</w:t>
-      </w:r>
-    </w:p>
+        <w:t xml:space="preserve">Ghi chú: Hình phạt là âm trên các đặc tả và mạnh nhất trong các mô hình hiệu ứng cố định. Kết quả chỉ-nhà-xuất-khẩu (β = −1,176) nhất quán về hướng nhưng không có ý nghĩa (N = 26; thiếu sức mạnh thống kê), do đó tự bản thân nó không thể loại trừ lựa chọn bất lợi.</w:t>
+      </w:r>
+    </w:p>
+    <w:bookmarkEnd w:id="54"/>
     <w:bookmarkEnd w:id="55"/>
-    <w:bookmarkStart w:id="56" w:name="X06848e35fd3f7c647fadab2f5dade10d769a3e3"/>
-    <w:p>
-      <w:pPr>
-        <w:pStyle w:val="Heading3"/>
-      </w:pPr>
-      <w:r>
-        <w:t xml:space="preserve">Bảng 3. Kiểm định vững: Mẫu con chỉ-nhà-xuất-khẩu (N = 132)</w:t>
-      </w:r>
-    </w:p>
-    <w:tbl>
-      <w:tblPr>
-        <w:tblStyle w:val="Table"/>
-        <w:tblW w:type="auto" w:w="0"/>
-        <w:tblLook w:firstRow="1" w:lastRow="0" w:firstColumn="0" w:lastColumn="0" w:noHBand="0" w:noVBand="0" w:val="0020"/>
-        <w:jc w:val="start"/>
-      </w:tblPr>
-      <w:tblGrid>
-        <w:gridCol w:w="1584"/>
-        <w:gridCol w:w="1584"/>
-        <w:gridCol w:w="1584"/>
-        <w:gridCol w:w="1584"/>
-        <w:gridCol w:w="1584"/>
-      </w:tblGrid>
-      <w:tr>
-        <w:trPr>
-          <w:tblHeader w:val="true"/>
-        </w:trPr>
-        <w:tc>
-          <w:tcPr/>
-          <w:p>
-            <w:pPr>
-              <w:pStyle w:val="Compact"/>
-              <w:jc w:val="left"/>
-            </w:pPr>
-            <w:r>
-              <w:t xml:space="preserve">Đặc tả</w:t>
-            </w:r>
-          </w:p>
-        </w:tc>
-        <w:tc>
-          <w:tcPr/>
-          <w:p>
-            <w:pPr>
-              <w:pStyle w:val="Compact"/>
-              <w:jc w:val="left"/>
-            </w:pPr>
-            <w:r>
-              <w:t xml:space="preserve">β(FSTS_c)</w:t>
-            </w:r>
-          </w:p>
-        </w:tc>
-        <w:tc>
-          <w:tcPr/>
-          <w:p>
-            <w:pPr>
-              <w:pStyle w:val="Compact"/>
-              <w:jc w:val="left"/>
-            </w:pPr>
-            <w:r>
-              <w:t xml:space="preserve">SE</w:t>
-            </w:r>
-          </w:p>
-        </w:tc>
-        <w:tc>
-          <w:tcPr/>
-          <w:p>
-            <w:pPr>
-              <w:pStyle w:val="Compact"/>
-              <w:jc w:val="left"/>
-            </w:pPr>
-            <w:r>
-              <w:t xml:space="preserve">giá trị p</w:t>
-            </w:r>
-          </w:p>
-        </w:tc>
-        <w:tc>
-          <w:tcPr/>
-          <w:p>
-            <w:pPr>
-              <w:pStyle w:val="Compact"/>
-              <w:jc w:val="left"/>
-            </w:pPr>
-            <w:r>
-              <w:t xml:space="preserve">Hướng</w:t>
-            </w:r>
-          </w:p>
-        </w:tc>
-      </w:tr>
-      <w:tr>
-        <w:tc>
-          <w:tcPr/>
-          <w:p>
-            <w:pPr>
-              <w:pStyle w:val="Compact"/>
-              <w:jc w:val="left"/>
-            </w:pPr>
-            <w:r>
-              <w:t xml:space="preserve">OLS, hiệu ứng cố định quốc gia+năm, N=26</w:t>
-            </w:r>
-          </w:p>
-        </w:tc>
-        <w:tc>
-          <w:tcPr/>
-          <w:p>
-            <w:pPr>
-              <w:pStyle w:val="Compact"/>
-              <w:jc w:val="left"/>
-            </w:pPr>
-            <w:r>
-              <w:t xml:space="preserve">−1,176</w:t>
-            </w:r>
-          </w:p>
-        </w:tc>
-        <w:tc>
-          <w:tcPr/>
-          <w:p>
-            <w:pPr>
-              <w:pStyle w:val="Compact"/>
-              <w:jc w:val="left"/>
-            </w:pPr>
-            <w:r>
-              <w:t xml:space="preserve">0,763</w:t>
-            </w:r>
-          </w:p>
-        </w:tc>
-        <w:tc>
-          <w:tcPr/>
-          <w:p>
-            <w:pPr>
-              <w:pStyle w:val="Compact"/>
-              <w:jc w:val="left"/>
-            </w:pPr>
-            <w:r>
-              <w:t xml:space="preserve">,130</w:t>
-            </w:r>
-          </w:p>
-        </w:tc>
-        <w:tc>
-          <w:tcPr/>
-          <w:p>
-            <w:pPr>
-              <w:pStyle w:val="Compact"/>
-              <w:jc w:val="left"/>
-            </w:pPr>
-            <w:r>
-              <w:t xml:space="preserve">Âm (n.s.)</w:t>
-            </w:r>
-          </w:p>
-        </w:tc>
-      </w:tr>
-      <w:tr>
-        <w:tc>
-          <w:tcPr/>
-          <w:p>
-            <w:pPr>
-              <w:pStyle w:val="Compact"/>
-              <w:jc w:val="left"/>
-            </w:pPr>
-            <w:r>
-              <w:t xml:space="preserve">M1 toàn mẫu</w:t>
-            </w:r>
-          </w:p>
-        </w:tc>
-        <w:tc>
-          <w:tcPr/>
-          <w:p>
-            <w:pPr>
-              <w:pStyle w:val="Compact"/>
-              <w:jc w:val="left"/>
-            </w:pPr>
-            <w:r>
-              <w:t xml:space="preserve">−1,339</w:t>
-            </w:r>
-          </w:p>
-        </w:tc>
-        <w:tc>
-          <w:tcPr/>
-          <w:p>
-            <w:pPr>
-              <w:pStyle w:val="Compact"/>
-              <w:jc w:val="left"/>
-            </w:pPr>
-            <w:r>
-              <w:t xml:space="preserve">0,386</w:t>
-            </w:r>
-          </w:p>
-        </w:tc>
-        <w:tc>
-          <w:tcPr/>
-          <w:p>
-            <w:pPr>
-              <w:pStyle w:val="Compact"/>
-              <w:jc w:val="left"/>
-            </w:pPr>
-            <w:r>
-              <w:t xml:space="preserve">&lt;.001***</w:t>
-            </w:r>
-          </w:p>
-        </w:tc>
-        <w:tc>
-          <w:tcPr/>
-          <w:p>
-            <w:pPr>
-              <w:pStyle w:val="Compact"/>
-              <w:jc w:val="left"/>
-            </w:pPr>
-            <w:r>
-              <w:t xml:space="preserve">Âm</w:t>
-            </w:r>
-          </w:p>
-        </w:tc>
-      </w:tr>
-      <w:tr>
-        <w:tc>
-          <w:tcPr/>
-          <w:p>
-            <w:pPr>
-              <w:pStyle w:val="Compact"/>
-              <w:jc w:val="left"/>
-            </w:pPr>
-            <w:r>
-              <w:t xml:space="preserve">M_yearFE toàn mẫu</w:t>
-            </w:r>
-          </w:p>
-        </w:tc>
-        <w:tc>
-          <w:tcPr/>
-          <w:p>
-            <w:pPr>
-              <w:pStyle w:val="Compact"/>
-              <w:jc w:val="left"/>
-            </w:pPr>
-            <w:r>
-              <w:t xml:space="preserve">−3,351</w:t>
-            </w:r>
-          </w:p>
-        </w:tc>
-        <w:tc>
-          <w:tcPr/>
-          <w:p>
-            <w:pPr>
-              <w:pStyle w:val="Compact"/>
-              <w:jc w:val="left"/>
-            </w:pPr>
-            <w:r>
-              <w:t xml:space="preserve">0,808</w:t>
-            </w:r>
-          </w:p>
-        </w:tc>
-        <w:tc>
-          <w:tcPr/>
-          <w:p>
-            <w:pPr>
-              <w:pStyle w:val="Compact"/>
-              <w:jc w:val="left"/>
-            </w:pPr>
-            <w:r>
-              <w:t xml:space="preserve">&lt;.001***</w:t>
-            </w:r>
-          </w:p>
-        </w:tc>
-        <w:tc>
-          <w:tcPr/>
-          <w:p>
-            <w:pPr>
-              <w:pStyle w:val="Compact"/>
-              <w:jc w:val="left"/>
-            </w:pPr>
-            <w:r>
-              <w:t xml:space="preserve">Âm</w:t>
-            </w:r>
-          </w:p>
-        </w:tc>
-      </w:tr>
-      <w:tr>
-        <w:tc>
-          <w:tcPr/>
-          <w:p>
-            <w:pPr>
-              <w:pStyle w:val="Compact"/>
-              <w:jc w:val="left"/>
-            </w:pPr>
-            <w:r>
-              <w:t xml:space="preserve">M_bivariate</w:t>
-            </w:r>
-          </w:p>
-        </w:tc>
-        <w:tc>
-          <w:tcPr/>
-          <w:p>
-            <w:pPr>
-              <w:pStyle w:val="Compact"/>
-              <w:jc w:val="left"/>
-            </w:pPr>
-            <w:r>
-              <w:t xml:space="preserve">−0,864</w:t>
-            </w:r>
-          </w:p>
-        </w:tc>
-        <w:tc>
-          <w:tcPr/>
-          <w:p>
-            <w:pPr>
-              <w:pStyle w:val="Compact"/>
-              <w:jc w:val="left"/>
-            </w:pPr>
-            <w:r>
-              <w:t xml:space="preserve">0,441</w:t>
-            </w:r>
-          </w:p>
-        </w:tc>
-        <w:tc>
-          <w:tcPr/>
-          <w:p>
-            <w:pPr>
-              <w:pStyle w:val="Compact"/>
-              <w:jc w:val="left"/>
-            </w:pPr>
-            <w:r>
-              <w:t xml:space="preserve">,050</w:t>
-            </w:r>
-          </w:p>
-        </w:tc>
-        <w:tc>
-          <w:tcPr/>
-          <w:p>
-            <w:pPr>
-              <w:pStyle w:val="Compact"/>
-              <w:jc w:val="left"/>
-            </w:pPr>
-            <w:r>
-              <w:t xml:space="preserve">Âm</w:t>
-            </w:r>
-          </w:p>
-        </w:tc>
-      </w:tr>
-    </w:tbl>
-    <w:p>
-      <w:pPr>
-        <w:pStyle w:val="BodyText"/>
-      </w:pPr>
-      <w:r>
-        <w:rPr>
-          <w:iCs/>
-          <w:i/>
-        </w:rPr>
-        <w:t xml:space="preserve">Ghi chú: Hình phạt là âm trên các đặc tả và mạnh nhất trong các mô hình hiệu ứng cố định. Kết quả chỉ-nhà-xuất-khẩu (β = −1,176) nhất quán về hướng nhưng không có ý nghĩa (N = 26; thiếu sức mạnh thống kê), do đó tự bản thân nó không thể loại trừ lựa chọn bất lợi.</w:t>
-      </w:r>
-    </w:p>
     <w:bookmarkEnd w:id="56"/>
-    <w:bookmarkEnd w:id="57"/>
-    <w:bookmarkEnd w:id="58"/>
-    <w:sectPr/>
+    <w:sectPr>
+      <w:pgSz w:h="16838" w:w="11906"/>
+      <w:pgMar w:bottom="1417" w:left="1417" w:right="1417" w:top="1417"/>
+    </w:sectPr>
   </w:body>
 </w:document>
 </file>
@@ -5819,29 +5995,59 @@
   <w:style w:default="1" w:styleId="Normal" w:type="paragraph">
     <w:name w:val="Normal"/>
     <w:qFormat/>
+    <w:pPr>
+      <w:spacing w:line="276" w:lineRule="auto"/>
+      <w:jc w:val="both"/>
+    </w:pPr>
+    <w:rPr>
+      <w:rFonts w:ascii="Times New Roman" w:eastAsia="Times New Roman" w:hAnsi="Times New Roman"/>
+      <w:color w:val="000000"/>
+      <w:sz w:val="24"/>
+    </w:rPr>
   </w:style>
   <w:style w:styleId="BodyText" w:type="paragraph">
     <w:name w:val="Body Text"/>
     <w:basedOn w:val="Normal"/>
     <w:link w:val="BodyTextChar"/>
     <w:pPr>
-      <w:spacing w:after="180" w:before="180"/>
+      <w:spacing w:after="180" w:before="180" w:line="276" w:lineRule="auto"/>
+      <w:jc w:val="both"/>
     </w:pPr>
     <w:qFormat/>
+    <w:rPr>
+      <w:rFonts w:ascii="Times New Roman" w:eastAsia="Times New Roman" w:hAnsi="Times New Roman"/>
+      <w:color w:val="000000"/>
+      <w:sz w:val="24"/>
+    </w:rPr>
   </w:style>
   <w:style w:customStyle="1" w:styleId="FirstParagraph" w:type="paragraph">
     <w:name w:val="First Paragraph"/>
     <w:basedOn w:val="BodyText"/>
     <w:next w:val="BodyText"/>
     <w:qFormat/>
+    <w:pPr>
+      <w:spacing w:line="276" w:lineRule="auto"/>
+      <w:jc w:val="both"/>
+    </w:pPr>
+    <w:rPr>
+      <w:rFonts w:ascii="Times New Roman" w:eastAsia="Times New Roman" w:hAnsi="Times New Roman"/>
+      <w:color w:val="000000"/>
+      <w:sz w:val="24"/>
+    </w:rPr>
   </w:style>
   <w:style w:customStyle="1" w:styleId="Compact" w:type="paragraph">
     <w:name w:val="Compact"/>
     <w:basedOn w:val="BodyText"/>
     <w:qFormat/>
     <w:pPr>
-      <w:spacing w:after="36" w:before="36"/>
+      <w:spacing w:after="36" w:before="36" w:line="276" w:lineRule="auto"/>
+      <w:jc w:val="both"/>
     </w:pPr>
+    <w:rPr>
+      <w:rFonts w:ascii="Times New Roman" w:eastAsia="Times New Roman" w:hAnsi="Times New Roman"/>
+      <w:color w:val="000000"/>
+      <w:sz w:val="24"/>
+    </w:rPr>
   </w:style>
   <w:style w:styleId="Title" w:type="paragraph">
     <w:name w:val="Title"/>
@@ -5851,15 +6057,15 @@
     <w:pPr>
       <w:keepNext/>
       <w:keepLines/>
-      <w:spacing w:after="240" w:before="480"/>
-      <w:jc w:val="center"/>
+      <w:spacing w:after="240" w:before="480" w:line="276" w:lineRule="auto"/>
+      <w:jc w:val="both"/>
     </w:pPr>
     <w:rPr>
-      <w:rFonts w:asciiTheme="majorHAnsi" w:cstheme="majorBidi" w:eastAsiaTheme="majorEastAsia" w:hAnsiTheme="majorHAnsi"/>
+      <w:rFonts w:ascii="Times New Roman" w:asciiTheme="majorHAnsi" w:cstheme="majorBidi" w:eastAsia="Times New Roman" w:eastAsiaTheme="majorEastAsia" w:hAnsi="Times New Roman" w:hAnsiTheme="majorHAnsi"/>
       <w:b/>
       <w:bCs/>
-      <w:color w:themeColor="accent1" w:themeShade="B5" w:val="345A8A"/>
-      <w:sz w:val="36"/>
+      <w:color w:val="000000"/>
+      <w:sz w:val="24"/>
       <w:szCs w:val="36"/>
     </w:rPr>
   </w:style>
@@ -5871,11 +6077,13 @@
     <w:pPr>
       <w:keepNext/>
       <w:keepLines/>
-      <w:spacing w:after="240" w:before="240"/>
-      <w:jc w:val="center"/>
+      <w:spacing w:after="240" w:before="240" w:line="276" w:lineRule="auto"/>
+      <w:jc w:val="both"/>
     </w:pPr>
     <w:rPr>
-      <w:sz w:val="30"/>
+      <w:rFonts w:ascii="Times New Roman" w:eastAsia="Times New Roman" w:hAnsi="Times New Roman"/>
+      <w:color w:val="000000"/>
+      <w:sz w:val="24"/>
       <w:szCs w:val="30"/>
     </w:rPr>
   </w:style>
@@ -5886,8 +6094,14 @@
     <w:pPr>
       <w:keepNext/>
       <w:keepLines/>
-      <w:jc w:val="center"/>
+      <w:spacing w:line="276" w:lineRule="auto"/>
+      <w:jc w:val="both"/>
     </w:pPr>
+    <w:rPr>
+      <w:rFonts w:ascii="Times New Roman" w:eastAsia="Times New Roman" w:hAnsi="Times New Roman"/>
+      <w:color w:val="000000"/>
+      <w:sz w:val="24"/>
+    </w:rPr>
   </w:style>
   <w:style w:styleId="Date" w:type="paragraph">
     <w:name w:val="Date"/>
@@ -5896,8 +6110,14 @@
     <w:pPr>
       <w:keepNext/>
       <w:keepLines/>
-      <w:jc w:val="center"/>
+      <w:spacing w:line="276" w:lineRule="auto"/>
+      <w:jc w:val="both"/>
     </w:pPr>
+    <w:rPr>
+      <w:rFonts w:ascii="Times New Roman" w:eastAsia="Times New Roman" w:hAnsi="Times New Roman"/>
+      <w:color w:val="000000"/>
+      <w:sz w:val="24"/>
+    </w:rPr>
   </w:style>
   <w:style w:customStyle="1" w:styleId="AbstractTitle" w:type="paragraph">
     <w:name w:val="Abstract Title"/>
@@ -5907,15 +6127,15 @@
     <w:pPr>
       <w:keepNext/>
       <w:keepLines/>
-      <w:jc w:val="center"/>
-      <w:spacing w:after="0" w:before="300"/>
+      <w:jc w:val="both"/>
+      <w:spacing w:after="0" w:before="300" w:line="276" w:lineRule="auto"/>
     </w:pPr>
     <w:rPr>
-      <w:sz w:val="20"/>
+      <w:color w:val="000000"/>
+      <w:sz w:val="24"/>
       <w:szCs w:val="20"/>
+      <w:rFonts w:ascii="Times New Roman" w:eastAsia="Times New Roman" w:hAnsi="Times New Roman"/>
       <w:b/>
-      <w:color w:val="345A8A"/>
-      &gt;
     </w:rPr>
   </w:style>
   <w:style w:customStyle="1" w:styleId="Abstract" w:type="paragraph">
@@ -5926,10 +6146,13 @@
     <w:pPr>
       <w:keepNext/>
       <w:keepLines/>
-      <w:spacing w:after="300" w:before="100"/>
+      <w:spacing w:after="300" w:before="100" w:line="276" w:lineRule="auto"/>
+      <w:jc w:val="both"/>
     </w:pPr>
     <w:rPr>
-      <w:sz w:val="20"/>
+      <w:rFonts w:ascii="Times New Roman" w:eastAsia="Times New Roman" w:hAnsi="Times New Roman"/>
+      <w:color w:val="000000"/>
+      <w:sz w:val="24"/>
       <w:szCs w:val="20"/>
     </w:rPr>
   </w:style>
@@ -5938,8 +6161,15 @@
     <w:basedOn w:val="Normal"/>
     <w:next w:val="Bibliography"/>
     <w:qFormat/>
-    <w:pPr/>
-    <w:rPr/>
+    <w:pPr>
+      <w:spacing w:line="276" w:lineRule="auto"/>
+      <w:jc w:val="both"/>
+    </w:pPr>
+    <w:rPr>
+      <w:rFonts w:ascii="Times New Roman" w:eastAsia="Times New Roman" w:hAnsi="Times New Roman"/>
+      <w:color w:val="000000"/>
+      <w:sz w:val="24"/>
+    </w:rPr>
   </w:style>
   <w:style w:styleId="Heading1" w:type="paragraph">
     <w:name w:val="Heading 1"/>
@@ -5950,15 +6180,16 @@
     <w:pPr>
       <w:keepNext/>
       <w:keepLines/>
-      <w:spacing w:after="0" w:before="480"/>
+      <w:spacing w:after="0" w:before="480" w:line="276" w:lineRule="auto"/>
+      <w:jc w:val="both"/>
       <w:outlineLvl w:val="0"/>
     </w:pPr>
     <w:rPr>
-      <w:rFonts w:asciiTheme="majorHAnsi" w:cstheme="majorBidi" w:eastAsiaTheme="majorEastAsia" w:hAnsiTheme="majorHAnsi"/>
+      <w:rFonts w:ascii="Times New Roman" w:asciiTheme="majorHAnsi" w:cstheme="majorBidi" w:eastAsia="Times New Roman" w:eastAsiaTheme="majorEastAsia" w:hAnsi="Times New Roman" w:hAnsiTheme="majorHAnsi"/>
       <w:b/>
       <w:bCs/>
-      <w:color w:themeColor="accent1" w:val="4F81BD"/>
-      <w:sz w:val="32"/>
+      <w:color w:val="000000"/>
+      <w:sz w:val="24"/>
       <w:szCs w:val="32"/>
     </w:rPr>
   </w:style>
@@ -5972,15 +6203,16 @@
     <w:pPr>
       <w:keepNext/>
       <w:keepLines/>
-      <w:spacing w:after="0" w:before="200"/>
+      <w:spacing w:after="0" w:before="200" w:line="276" w:lineRule="auto"/>
+      <w:jc w:val="both"/>
       <w:outlineLvl w:val="1"/>
     </w:pPr>
     <w:rPr>
-      <w:rFonts w:asciiTheme="majorHAnsi" w:cstheme="majorBidi" w:eastAsiaTheme="majorEastAsia" w:hAnsiTheme="majorHAnsi"/>
+      <w:rFonts w:ascii="Times New Roman" w:asciiTheme="majorHAnsi" w:cstheme="majorBidi" w:eastAsia="Times New Roman" w:eastAsiaTheme="majorEastAsia" w:hAnsi="Times New Roman" w:hAnsiTheme="majorHAnsi"/>
       <w:b/>
       <w:bCs/>
-      <w:color w:themeColor="accent1" w:val="4F81BD"/>
-      <w:sz w:val="28"/>
+      <w:color w:val="000000"/>
+      <w:sz w:val="24"/>
       <w:szCs w:val="28"/>
     </w:rPr>
   </w:style>
@@ -5994,14 +6226,15 @@
     <w:pPr>
       <w:keepNext/>
       <w:keepLines/>
-      <w:spacing w:after="0" w:before="200"/>
+      <w:spacing w:after="0" w:before="200" w:line="276" w:lineRule="auto"/>
+      <w:jc w:val="both"/>
       <w:outlineLvl w:val="2"/>
     </w:pPr>
     <w:rPr>
-      <w:rFonts w:asciiTheme="majorHAnsi" w:cstheme="majorBidi" w:eastAsiaTheme="majorEastAsia" w:hAnsiTheme="majorHAnsi"/>
+      <w:rFonts w:ascii="Times New Roman" w:asciiTheme="majorHAnsi" w:cstheme="majorBidi" w:eastAsia="Times New Roman" w:eastAsiaTheme="majorEastAsia" w:hAnsi="Times New Roman" w:hAnsiTheme="majorHAnsi"/>
       <w:b/>
       <w:bCs/>
-      <w:color w:themeColor="accent1" w:val="4F81BD"/>
+      <w:color w:val="000000"/>
       <w:sz w:val="24"/>
       <w:szCs w:val="24"/>
     </w:rPr>
@@ -6016,14 +6249,15 @@
     <w:pPr>
       <w:keepNext/>
       <w:keepLines/>
-      <w:spacing w:after="0" w:before="200"/>
+      <w:spacing w:after="0" w:before="200" w:line="276" w:lineRule="auto"/>
+      <w:jc w:val="both"/>
       <w:outlineLvl w:val="3"/>
     </w:pPr>
     <w:rPr>
-      <w:rFonts w:asciiTheme="majorHAnsi" w:cstheme="majorBidi" w:eastAsiaTheme="majorEastAsia" w:hAnsiTheme="majorHAnsi"/>
+      <w:rFonts w:ascii="Times New Roman" w:asciiTheme="majorHAnsi" w:cstheme="majorBidi" w:eastAsia="Times New Roman" w:eastAsiaTheme="majorEastAsia" w:hAnsi="Times New Roman" w:hAnsiTheme="majorHAnsi"/>
       <w:i/>
       <w:bCs/>
-      <w:color w:themeColor="accent1" w:val="4F81BD"/>
+      <w:color w:val="000000"/>
       <w:sz w:val="24"/>
       <w:szCs w:val="24"/>
     </w:rPr>
@@ -6038,13 +6272,14 @@
     <w:pPr>
       <w:keepNext/>
       <w:keepLines/>
-      <w:spacing w:after="0" w:before="200"/>
+      <w:spacing w:after="0" w:before="200" w:line="276" w:lineRule="auto"/>
+      <w:jc w:val="both"/>
       <w:outlineLvl w:val="4"/>
     </w:pPr>
     <w:rPr>
-      <w:rFonts w:asciiTheme="majorHAnsi" w:cstheme="majorBidi" w:eastAsiaTheme="majorEastAsia" w:hAnsiTheme="majorHAnsi"/>
+      <w:rFonts w:ascii="Times New Roman" w:asciiTheme="majorHAnsi" w:cstheme="majorBidi" w:eastAsia="Times New Roman" w:eastAsiaTheme="majorEastAsia" w:hAnsi="Times New Roman" w:hAnsiTheme="majorHAnsi"/>
       <w:iCs/>
-      <w:color w:themeColor="accent1" w:val="4F81BD"/>
+      <w:color w:val="000000"/>
       <w:sz w:val="24"/>
       <w:szCs w:val="24"/>
     </w:rPr>
@@ -6059,12 +6294,13 @@
     <w:pPr>
       <w:keepNext/>
       <w:keepLines/>
-      <w:spacing w:after="0" w:before="200"/>
+      <w:spacing w:after="0" w:before="200" w:line="276" w:lineRule="auto"/>
+      <w:jc w:val="both"/>
       <w:outlineLvl w:val="5"/>
     </w:pPr>
     <w:rPr>
-      <w:rFonts w:asciiTheme="majorHAnsi" w:cstheme="majorBidi" w:eastAsiaTheme="majorEastAsia" w:hAnsiTheme="majorHAnsi"/>
-      <w:color w:themeColor="accent1" w:val="4F81BD"/>
+      <w:rFonts w:ascii="Times New Roman" w:asciiTheme="majorHAnsi" w:cstheme="majorBidi" w:eastAsia="Times New Roman" w:eastAsiaTheme="majorEastAsia" w:hAnsi="Times New Roman" w:hAnsiTheme="majorHAnsi"/>
+      <w:color w:val="000000"/>
       <w:sz w:val="24"/>
       <w:szCs w:val="24"/>
     </w:rPr>
@@ -6079,12 +6315,13 @@
     <w:pPr>
       <w:keepNext/>
       <w:keepLines/>
-      <w:spacing w:after="0" w:before="200"/>
+      <w:spacing w:after="0" w:before="200" w:line="276" w:lineRule="auto"/>
+      <w:jc w:val="both"/>
       <w:outlineLvl w:val="6"/>
     </w:pPr>
     <w:rPr>
-      <w:rFonts w:asciiTheme="majorHAnsi" w:cstheme="majorBidi" w:eastAsiaTheme="majorEastAsia" w:hAnsiTheme="majorHAnsi"/>
-      <w:color w:themeColor="accent1" w:val="4F81BD"/>
+      <w:rFonts w:ascii="Times New Roman" w:asciiTheme="majorHAnsi" w:cstheme="majorBidi" w:eastAsia="Times New Roman" w:eastAsiaTheme="majorEastAsia" w:hAnsi="Times New Roman" w:hAnsiTheme="majorHAnsi"/>
+      <w:color w:val="000000"/>
       <w:sz w:val="24"/>
       <w:szCs w:val="24"/>
     </w:rPr>
@@ -6099,12 +6336,13 @@
     <w:pPr>
       <w:keepNext/>
       <w:keepLines/>
-      <w:spacing w:after="0" w:before="200"/>
+      <w:spacing w:after="0" w:before="200" w:line="276" w:lineRule="auto"/>
+      <w:jc w:val="both"/>
       <w:outlineLvl w:val="7"/>
     </w:pPr>
     <w:rPr>
-      <w:rFonts w:asciiTheme="majorHAnsi" w:cstheme="majorBidi" w:eastAsiaTheme="majorEastAsia" w:hAnsiTheme="majorHAnsi"/>
-      <w:color w:themeColor="accent1" w:val="4F81BD"/>
+      <w:rFonts w:ascii="Times New Roman" w:asciiTheme="majorHAnsi" w:cstheme="majorBidi" w:eastAsia="Times New Roman" w:eastAsiaTheme="majorEastAsia" w:hAnsi="Times New Roman" w:hAnsiTheme="majorHAnsi"/>
+      <w:color w:val="000000"/>
       <w:sz w:val="24"/>
       <w:szCs w:val="24"/>
     </w:rPr>
@@ -6119,12 +6357,13 @@
     <w:pPr>
       <w:keepNext/>
       <w:keepLines/>
-      <w:spacing w:after="0" w:before="200"/>
+      <w:spacing w:after="0" w:before="200" w:line="276" w:lineRule="auto"/>
+      <w:jc w:val="both"/>
       <w:outlineLvl w:val="8"/>
     </w:pPr>
     <w:rPr>
-      <w:rFonts w:asciiTheme="majorHAnsi" w:cstheme="majorBidi" w:eastAsiaTheme="majorEastAsia" w:hAnsiTheme="majorHAnsi"/>
-      <w:color w:themeColor="accent1" w:val="4F81BD"/>
+      <w:rFonts w:ascii="Times New Roman" w:asciiTheme="majorHAnsi" w:cstheme="majorBidi" w:eastAsia="Times New Roman" w:eastAsiaTheme="majorEastAsia" w:hAnsi="Times New Roman" w:hAnsiTheme="majorHAnsi"/>
+      <w:color w:val="000000"/>
       <w:sz w:val="24"/>
       <w:szCs w:val="24"/>
     </w:rPr>
@@ -6137,9 +6376,15 @@
     <w:unhideWhenUsed/>
     <w:qFormat/>
     <w:pPr>
-      <w:spacing w:after="100" w:before="100"/>
+      <w:spacing w:after="100" w:before="100" w:line="276" w:lineRule="auto"/>
       <w:ind w:firstLine="0" w:left="480" w:right="480"/>
+      <w:jc w:val="both"/>
     </w:pPr>
+    <w:rPr>
+      <w:rFonts w:ascii="Times New Roman" w:eastAsia="Times New Roman" w:hAnsi="Times New Roman"/>
+      <w:color w:val="000000"/>
+      <w:sz w:val="24"/>
+    </w:rPr>
   </w:style>
   <w:style w:styleId="FootnoteText" w:type="paragraph">
     <w:name w:val="Footnote Text"/>
@@ -6148,11 +6393,25 @@
     <w:uiPriority w:val="9"/>
     <w:unhideWhenUsed/>
     <w:qFormat/>
+    <w:pPr>
+      <w:spacing w:line="276" w:lineRule="auto"/>
+      <w:jc w:val="both"/>
+    </w:pPr>
+    <w:rPr>
+      <w:rFonts w:ascii="Times New Roman" w:eastAsia="Times New Roman" w:hAnsi="Times New Roman"/>
+      <w:color w:val="000000"/>
+      <w:sz w:val="24"/>
+    </w:rPr>
   </w:style>
   <w:style w:default="1" w:styleId="DefaultParagraphFont" w:type="character">
     <w:name w:val="Default Paragraph Font"/>
     <w:semiHidden/>
     <w:unhideWhenUsed/>
+    <w:rPr>
+      <w:rFonts w:ascii="Times New Roman" w:eastAsia="Times New Roman" w:hAnsi="Times New Roman"/>
+      <w:color w:val="000000"/>
+      <w:sz w:val="24"/>
+    </w:rPr>
   </w:style>
   <w:style w:default="1" w:styleId="Table" w:type="table">
     <w:name w:val="Table"/>
@@ -6160,6 +6419,15 @@
     <w:semiHidden/>
     <w:unhideWhenUsed/>
     <w:qFormat/>
+    <w:pPr>
+      <w:spacing w:line="276" w:lineRule="auto"/>
+      <w:jc w:val="both"/>
+    </w:pPr>
+    <w:rPr>
+      <w:rFonts w:ascii="Times New Roman" w:eastAsia="Times New Roman" w:hAnsi="Times New Roman"/>
+      <w:color w:val="000000"/>
+      <w:sz w:val="24"/>
+    </w:rPr>
     <w:tblPr>
       <w:tblInd w:type="dxa" w:w="0"/>
       <w:tblCellMar>
@@ -6192,25 +6460,42 @@
     <w:pPr>
       <w:keepNext/>
       <w:keepLines/>
-      <w:spacing w:after="0"/>
+      <w:spacing w:after="0" w:line="276" w:lineRule="auto"/>
+      <w:jc w:val="both"/>
     </w:pPr>
     <w:rPr>
+      <w:rFonts w:ascii="Times New Roman" w:eastAsia="Times New Roman" w:hAnsi="Times New Roman"/>
       <w:b/>
+      <w:color w:val="000000"/>
+      <w:sz w:val="24"/>
     </w:rPr>
   </w:style>
   <w:style w:customStyle="1" w:styleId="Definition" w:type="paragraph">
     <w:name w:val="Definition"/>
     <w:basedOn w:val="Normal"/>
+    <w:pPr>
+      <w:spacing w:line="276" w:lineRule="auto"/>
+      <w:jc w:val="both"/>
+    </w:pPr>
+    <w:rPr>
+      <w:rFonts w:ascii="Times New Roman" w:eastAsia="Times New Roman" w:hAnsi="Times New Roman"/>
+      <w:color w:val="000000"/>
+      <w:sz w:val="24"/>
+    </w:rPr>
   </w:style>
   <w:style w:styleId="Caption" w:type="paragraph">
     <w:name w:val="Caption"/>
     <w:basedOn w:val="Normal"/>
     <w:link w:val="BodyTextChar"/>
     <w:pPr>
-      <w:spacing w:after="120" w:before="0"/>
+      <w:spacing w:after="120" w:before="0" w:line="276" w:lineRule="auto"/>
+      <w:jc w:val="both"/>
     </w:pPr>
     <w:rPr>
+      <w:rFonts w:ascii="Times New Roman" w:eastAsia="Times New Roman" w:hAnsi="Times New Roman"/>
       <w:i/>
+      <w:color w:val="000000"/>
+      <w:sz w:val="24"/>
     </w:rPr>
   </w:style>
   <w:style w:customStyle="1" w:styleId="TableCaption" w:type="paragraph">
@@ -6218,44 +6503,90 @@
     <w:basedOn w:val="Caption"/>
     <w:pPr>
       <w:keepNext/>
+      <w:spacing w:line="276" w:lineRule="auto"/>
+      <w:jc w:val="both"/>
     </w:pPr>
+    <w:rPr>
+      <w:rFonts w:ascii="Times New Roman" w:eastAsia="Times New Roman" w:hAnsi="Times New Roman"/>
+      <w:color w:val="000000"/>
+      <w:sz w:val="24"/>
+    </w:rPr>
   </w:style>
   <w:style w:customStyle="1" w:styleId="ImageCaption" w:type="paragraph">
     <w:name w:val="Image Caption"/>
     <w:basedOn w:val="Caption"/>
+    <w:pPr>
+      <w:spacing w:line="276" w:lineRule="auto"/>
+      <w:jc w:val="both"/>
+    </w:pPr>
+    <w:rPr>
+      <w:rFonts w:ascii="Times New Roman" w:eastAsia="Times New Roman" w:hAnsi="Times New Roman"/>
+      <w:color w:val="000000"/>
+      <w:sz w:val="24"/>
+    </w:rPr>
   </w:style>
   <w:style w:customStyle="1" w:styleId="Figure" w:type="paragraph">
     <w:name w:val="Figure"/>
     <w:basedOn w:val="Normal"/>
+    <w:pPr>
+      <w:spacing w:line="276" w:lineRule="auto"/>
+      <w:jc w:val="both"/>
+    </w:pPr>
+    <w:rPr>
+      <w:rFonts w:ascii="Times New Roman" w:eastAsia="Times New Roman" w:hAnsi="Times New Roman"/>
+      <w:color w:val="000000"/>
+      <w:sz w:val="24"/>
+    </w:rPr>
   </w:style>
   <w:style w:customStyle="1" w:styleId="CaptionedFigure" w:type="paragraph">
     <w:name w:val="Captioned Figure"/>
     <w:basedOn w:val="Figure"/>
     <w:pPr>
       <w:keepNext/>
+      <w:spacing w:line="276" w:lineRule="auto"/>
+      <w:jc w:val="both"/>
     </w:pPr>
+    <w:rPr>
+      <w:rFonts w:ascii="Times New Roman" w:eastAsia="Times New Roman" w:hAnsi="Times New Roman"/>
+      <w:color w:val="000000"/>
+      <w:sz w:val="24"/>
+    </w:rPr>
   </w:style>
   <w:style w:customStyle="1" w:styleId="BodyTextChar" w:type="character">
     <w:name w:val="Body Text Char"/>
     <w:basedOn w:val="DefaultParagraphFont"/>
     <w:link w:val="BodyText"/>
+    <w:rPr>
+      <w:rFonts w:ascii="Times New Roman" w:eastAsia="Times New Roman" w:hAnsi="Times New Roman"/>
+      <w:color w:val="000000"/>
+      <w:sz w:val="24"/>
+    </w:rPr>
   </w:style>
   <w:style w:customStyle="1" w:styleId="VerbatimChar" w:type="character">
     <w:name w:val="Verbatim Char"/>
     <w:basedOn w:val="BodyTextChar"/>
     <w:rPr>
-      <w:rFonts w:ascii="Consolas" w:hAnsi="Consolas"/>
-      <w:sz w:val="22"/>
+      <w:rFonts w:ascii="Times New Roman" w:eastAsia="Times New Roman" w:hAnsi="Times New Roman"/>
+      <w:color w:val="000000"/>
+      <w:sz w:val="24"/>
     </w:rPr>
   </w:style>
   <w:style w:customStyle="1" w:styleId="SectionNumber" w:type="character">
     <w:name w:val="Section Number"/>
     <w:basedOn w:val="BodyTextChar"/>
+    <w:rPr>
+      <w:rFonts w:ascii="Times New Roman" w:eastAsia="Times New Roman" w:hAnsi="Times New Roman"/>
+      <w:color w:val="000000"/>
+      <w:sz w:val="24"/>
+    </w:rPr>
   </w:style>
   <w:style w:styleId="FootnoteReference" w:type="character">
     <w:name w:val="Footnote Reference"/>
     <w:basedOn w:val="BodyTextChar"/>
     <w:rPr>
+      <w:rFonts w:ascii="Times New Roman" w:eastAsia="Times New Roman" w:hAnsi="Times New Roman"/>
+      <w:color w:val="000000"/>
+      <w:sz w:val="24"/>
       <w:vertAlign w:val="superscript"/>
     </w:rPr>
   </w:style>
@@ -6263,7 +6594,9 @@
     <w:name w:val="Hyperlink"/>
     <w:basedOn w:val="BodyTextChar"/>
     <w:rPr>
-      <w:color w:themeColor="accent1" w:val="4F81BD"/>
+      <w:rFonts w:ascii="Times New Roman" w:eastAsia="Times New Roman" w:hAnsi="Times New Roman"/>
+      <w:color w:val="000000"/>
+      <w:sz w:val="24"/>
     </w:rPr>
   </w:style>
   <w:style w:styleId="TOCHeading" w:type="paragraph">
@@ -6274,14 +6607,16 @@
     <w:unhideWhenUsed/>
     <w:qFormat/>
     <w:pPr>
-      <w:spacing w:before="240" w:line="259" w:lineRule="auto"/>
+      <w:spacing w:before="240" w:line="276" w:lineRule="auto"/>
+      <w:jc w:val="both"/>
       <w:outlineLvl w:val="9"/>
     </w:pPr>
     <w:rPr>
-      <w:rFonts w:asciiTheme="majorHAnsi" w:cstheme="majorBidi" w:eastAsiaTheme="majorEastAsia" w:hAnsiTheme="majorHAnsi"/>
+      <w:rFonts w:ascii="Times New Roman" w:asciiTheme="majorHAnsi" w:cstheme="majorBidi" w:eastAsia="Times New Roman" w:eastAsiaTheme="majorEastAsia" w:hAnsi="Times New Roman" w:hAnsiTheme="majorHAnsi"/>
       <w:b w:val="0"/>
       <w:bCs w:val="0"/>
-      <w:color w:themeColor="accent1" w:themeShade="BF" w:val="365F91"/>
+      <w:color w:val="000000"/>
+      <w:sz w:val="24"/>
     </w:rPr>
   </w:style>
   <w:style w:type="paragraph" w:customStyle="1" w:styleId="SourceCode">
